--- a/internal_doc/03.开发设计/Story_实现集群对Coord节点的管理.docx
+++ b/internal_doc/03.开发设计/Story_实现集群对Coord节点的管理.docx
@@ -90,6 +90,12 @@
             <w:pPr>
               <w:ind w:left="0"/>
             </w:pPr>
+            <w:r>
+              <w:rPr>
+                <w:rFonts w:hint="eastAsia"/>
+              </w:rPr>
+              <w:t>2017/9/6 Ting YU</w:t>
+            </w:r>
           </w:p>
         </w:tc>
         <w:tc>
@@ -100,6 +106,12 @@
             <w:pPr>
               <w:ind w:left="0"/>
             </w:pPr>
+            <w:r>
+              <w:rPr>
+                <w:rFonts w:hint="eastAsia"/>
+              </w:rPr>
+              <w:t>modify</w:t>
+            </w:r>
           </w:p>
         </w:tc>
       </w:tr>
@@ -692,11 +704,6 @@
       </w:r>
     </w:p>
     <w:p>
-      <w:pPr>
-        <w:rPr>
-          <w:rFonts w:hint="eastAsia"/>
-        </w:rPr>
-      </w:pPr>
       <w:r>
         <w:rPr>
           <w:rFonts w:hint="eastAsia"/>
@@ -704,13 +711,7 @@
         <w:t>NA</w:t>
       </w:r>
     </w:p>
-    <w:p>
-      <w:pPr>
-        <w:rPr>
-          <w:rFonts w:hint="eastAsia"/>
-        </w:rPr>
-      </w:pPr>
-    </w:p>
+    <w:p/>
     <w:p>
       <w:pPr>
         <w:pStyle w:val="Heading2"/>
@@ -834,11 +835,6 @@
       </w:r>
     </w:p>
     <w:p>
-      <w:pPr>
-        <w:rPr>
-          <w:rFonts w:hint="eastAsia"/>
-        </w:rPr>
-      </w:pPr>
       <w:r>
         <w:rPr>
           <w:rFonts w:hint="eastAsia"/>
@@ -892,56 +888,40 @@
         </w:drawing>
       </w:r>
     </w:p>
+    <w:p/>
     <w:p>
-      <w:pPr>
-        <w:rPr>
-          <w:rFonts w:hint="eastAsia"/>
-        </w:rPr>
-      </w:pPr>
+      <w:r>
+        <w:rPr>
+          <w:rFonts w:hint="eastAsia"/>
+        </w:rPr>
+        <w:t>新增类</w:t>
+      </w:r>
+      <w:r>
+        <w:rPr>
+          <w:rFonts w:hint="eastAsia"/>
+        </w:rPr>
+        <w:t>coord</w:t>
+      </w:r>
+      <w:r>
+        <w:rPr>
+          <w:rFonts w:hint="eastAsia"/>
+        </w:rPr>
+        <w:t>MainController</w:t>
+      </w:r>
+      <w:r>
+        <w:rPr>
+          <w:rFonts w:hint="eastAsia"/>
+        </w:rPr>
+        <w:t>、</w:t>
+      </w:r>
+      <w:r>
+        <w:rPr>
+          <w:rFonts w:hint="eastAsia"/>
+        </w:rPr>
+        <w:t>registerAssist</w:t>
+      </w:r>
     </w:p>
     <w:p>
-      <w:pPr>
-        <w:rPr>
-          <w:rFonts w:hint="eastAsia"/>
-        </w:rPr>
-      </w:pPr>
-      <w:r>
-        <w:rPr>
-          <w:rFonts w:hint="eastAsia"/>
-        </w:rPr>
-        <w:t>新增类</w:t>
-      </w:r>
-      <w:r>
-        <w:rPr>
-          <w:rFonts w:hint="eastAsia"/>
-        </w:rPr>
-        <w:t>coord</w:t>
-      </w:r>
-      <w:r>
-        <w:rPr>
-          <w:rFonts w:hint="eastAsia"/>
-        </w:rPr>
-        <w:t>MainController</w:t>
-      </w:r>
-      <w:r>
-        <w:rPr>
-          <w:rFonts w:hint="eastAsia"/>
-        </w:rPr>
-        <w:t>、</w:t>
-      </w:r>
-      <w:r>
-        <w:rPr>
-          <w:rFonts w:hint="eastAsia"/>
-        </w:rPr>
-        <w:t>registerAssist</w:t>
-      </w:r>
-    </w:p>
-    <w:p>
-      <w:pPr>
-        <w:rPr>
-          <w:rFonts w:hint="eastAsia"/>
-        </w:rPr>
-      </w:pPr>
       <w:r>
         <w:rPr>
           <w:rFonts w:hint="eastAsia"/>
@@ -998,7 +978,6 @@
     <w:p>
       <w:pPr>
         <w:rPr>
-          <w:rFonts w:hint="eastAsia"/>
           <w:color w:val="00B0F0"/>
         </w:rPr>
       </w:pPr>
@@ -1076,9 +1055,6 @@
     <w:p>
       <w:pPr>
         <w:pStyle w:val="Heading4"/>
-        <w:rPr>
-          <w:rFonts w:hint="eastAsia"/>
-        </w:rPr>
       </w:pPr>
       <w:r>
         <w:rPr>
@@ -1148,11 +1124,6 @@
       </w:r>
     </w:p>
     <w:p>
-      <w:pPr>
-        <w:rPr>
-          <w:rFonts w:hint="eastAsia"/>
-        </w:rPr>
-      </w:pPr>
       <w:r>
         <w:rPr>
           <w:rFonts w:hint="eastAsia"/>
@@ -1179,11 +1150,6 @@
       </w:r>
     </w:p>
     <w:p>
-      <w:pPr>
-        <w:rPr>
-          <w:rFonts w:hint="eastAsia"/>
-        </w:rPr>
-      </w:pPr>
       <w:r>
         <w:rPr>
           <w:rFonts w:hint="eastAsia"/>
@@ -1238,11 +1204,6 @@
       </w:r>
     </w:p>
     <w:p>
-      <w:pPr>
-        <w:rPr>
-          <w:rFonts w:hint="eastAsia"/>
-        </w:rPr>
-      </w:pPr>
       <w:r>
         <w:rPr>
           <w:rFonts w:hint="eastAsia"/>
@@ -1302,11 +1263,6 @@
       </w:r>
     </w:p>
     <w:p>
-      <w:pPr>
-        <w:rPr>
-          <w:rFonts w:hint="eastAsia"/>
-        </w:rPr>
-      </w:pPr>
       <w:r>
         <w:rPr>
           <w:rFonts w:hint="eastAsia"/>
@@ -1414,11 +1370,6 @@
       </w:r>
     </w:p>
     <w:p>
-      <w:pPr>
-        <w:rPr>
-          <w:rFonts w:hint="eastAsia"/>
-        </w:rPr>
-      </w:pPr>
       <w:r>
         <w:rPr>
           <w:rFonts w:hint="eastAsia"/>
@@ -1462,154 +1413,127 @@
         </w:drawing>
       </w:r>
     </w:p>
+    <w:p/>
     <w:p>
-      <w:pPr>
-        <w:rPr>
-          <w:rFonts w:hint="eastAsia"/>
-        </w:rPr>
-      </w:pPr>
+      <w:r>
+        <w:rPr>
+          <w:rFonts w:hint="eastAsia"/>
+        </w:rPr>
+        <w:tab/>
+      </w:r>
+      <w:r>
+        <w:rPr>
+          <w:rFonts w:hint="eastAsia"/>
+        </w:rPr>
+        <w:tab/>
+      </w:r>
+      <w:r>
+        <w:rPr>
+          <w:rFonts w:hint="eastAsia"/>
+        </w:rPr>
+        <w:t>cat</w:t>
+      </w:r>
+      <w:r>
+        <w:rPr>
+          <w:rFonts w:hint="eastAsia"/>
+        </w:rPr>
+        <w:t>a</w:t>
+      </w:r>
+      <w:r>
+        <w:rPr>
+          <w:rFonts w:hint="eastAsia"/>
+        </w:rPr>
+        <w:t>log</w:t>
+      </w:r>
+      <w:r>
+        <w:rPr>
+          <w:rFonts w:hint="eastAsia"/>
+        </w:rPr>
+        <w:t>节点处理注册请求</w:t>
+      </w:r>
+      <w:r>
+        <w:rPr>
+          <w:rFonts w:hint="eastAsia"/>
+        </w:rPr>
+        <w:t>，处理</w:t>
+      </w:r>
+      <w:r>
+        <w:rPr>
+          <w:rFonts w:hint="eastAsia"/>
+        </w:rPr>
+        <w:t>coord</w:t>
+      </w:r>
+      <w:r>
+        <w:rPr>
+          <w:rFonts w:hint="eastAsia"/>
+        </w:rPr>
+        <w:t>节点。（目前流程只处理</w:t>
+      </w:r>
+      <w:r>
+        <w:rPr>
+          <w:rFonts w:hint="eastAsia"/>
+        </w:rPr>
+        <w:t>data</w:t>
+      </w:r>
+      <w:r>
+        <w:rPr>
+          <w:rFonts w:hint="eastAsia"/>
+        </w:rPr>
+        <w:t>节点）</w:t>
+      </w:r>
+    </w:p>
+    <w:p/>
+    <w:p>
+      <w:r>
+        <w:rPr>
+          <w:rFonts w:hint="eastAsia"/>
+        </w:rPr>
+        <w:tab/>
+      </w:r>
+      <w:r>
+        <w:rPr>
+          <w:rFonts w:hint="eastAsia"/>
+        </w:rPr>
+        <w:tab/>
+      </w:r>
+      <w:r>
+        <w:rPr>
+          <w:rFonts w:hint="eastAsia"/>
+        </w:rPr>
+        <w:t>新增</w:t>
+      </w:r>
+      <w:r>
+        <w:rPr>
+          <w:rFonts w:hint="eastAsia"/>
+        </w:rPr>
+        <w:t>coordCB::_onCatRegisterRes</w:t>
+      </w:r>
+      <w:r>
+        <w:rPr>
+          <w:rFonts w:hint="eastAsia"/>
+        </w:rPr>
+        <w:t>处理注册应答消息，与</w:t>
+      </w:r>
+      <w:r>
+        <w:rPr>
+          <w:rFonts w:hint="eastAsia"/>
+        </w:rPr>
+        <w:t>clsMgr::_onCatRegisterRes</w:t>
+      </w:r>
+      <w:r>
+        <w:rPr>
+          <w:rFonts w:hint="eastAsia"/>
+        </w:rPr>
+        <w:t>处理类似</w:t>
+      </w:r>
+      <w:r>
+        <w:rPr>
+          <w:rFonts w:hint="eastAsia"/>
+        </w:rPr>
+        <w:t>。</w:t>
+      </w:r>
     </w:p>
     <w:p>
-      <w:pPr>
-        <w:rPr>
-          <w:rFonts w:hint="eastAsia"/>
-        </w:rPr>
-      </w:pPr>
-      <w:r>
-        <w:rPr>
-          <w:rFonts w:hint="eastAsia"/>
-        </w:rPr>
-        <w:tab/>
-      </w:r>
-      <w:r>
-        <w:rPr>
-          <w:rFonts w:hint="eastAsia"/>
-        </w:rPr>
-        <w:tab/>
-      </w:r>
-      <w:r>
-        <w:rPr>
-          <w:rFonts w:hint="eastAsia"/>
-        </w:rPr>
-        <w:t>cat</w:t>
-      </w:r>
-      <w:r>
-        <w:rPr>
-          <w:rFonts w:hint="eastAsia"/>
-        </w:rPr>
-        <w:t>a</w:t>
-      </w:r>
-      <w:r>
-        <w:rPr>
-          <w:rFonts w:hint="eastAsia"/>
-        </w:rPr>
-        <w:t>log</w:t>
-      </w:r>
-      <w:r>
-        <w:rPr>
-          <w:rFonts w:hint="eastAsia"/>
-        </w:rPr>
-        <w:t>节点处理注册请求</w:t>
-      </w:r>
-      <w:r>
-        <w:rPr>
-          <w:rFonts w:hint="eastAsia"/>
-        </w:rPr>
-        <w:t>，处理</w:t>
-      </w:r>
-      <w:r>
-        <w:rPr>
-          <w:rFonts w:hint="eastAsia"/>
-        </w:rPr>
-        <w:t>coord</w:t>
-      </w:r>
-      <w:r>
-        <w:rPr>
-          <w:rFonts w:hint="eastAsia"/>
-        </w:rPr>
-        <w:t>节点。（目前流程只处理</w:t>
-      </w:r>
-      <w:r>
-        <w:rPr>
-          <w:rFonts w:hint="eastAsia"/>
-        </w:rPr>
-        <w:t>data</w:t>
-      </w:r>
-      <w:r>
-        <w:rPr>
-          <w:rFonts w:hint="eastAsia"/>
-        </w:rPr>
-        <w:t>节点）</w:t>
-      </w:r>
-    </w:p>
-    <w:p>
-      <w:pPr>
-        <w:rPr>
-          <w:rFonts w:hint="eastAsia"/>
-        </w:rPr>
-      </w:pPr>
-    </w:p>
-    <w:p>
-      <w:pPr>
-        <w:rPr>
-          <w:rFonts w:hint="eastAsia"/>
-        </w:rPr>
-      </w:pPr>
-      <w:r>
-        <w:rPr>
-          <w:rFonts w:hint="eastAsia"/>
-        </w:rPr>
-        <w:tab/>
-      </w:r>
-      <w:r>
-        <w:rPr>
-          <w:rFonts w:hint="eastAsia"/>
-        </w:rPr>
-        <w:tab/>
-      </w:r>
-      <w:r>
-        <w:rPr>
-          <w:rFonts w:hint="eastAsia"/>
-        </w:rPr>
-        <w:t>新增</w:t>
-      </w:r>
-      <w:r>
-        <w:rPr>
-          <w:rFonts w:hint="eastAsia"/>
-        </w:rPr>
-        <w:t>coordCB::_onCatRegisterRes</w:t>
-      </w:r>
-      <w:r>
-        <w:rPr>
-          <w:rFonts w:hint="eastAsia"/>
-        </w:rPr>
-        <w:t>处理注册应答消息，与</w:t>
-      </w:r>
-      <w:r>
-        <w:rPr>
-          <w:rFonts w:hint="eastAsia"/>
-        </w:rPr>
-        <w:t>clsMgr::_onCatRegisterRes</w:t>
-      </w:r>
-      <w:r>
-        <w:rPr>
-          <w:rFonts w:hint="eastAsia"/>
-        </w:rPr>
-        <w:t>处理类似</w:t>
-      </w:r>
-      <w:r>
-        <w:rPr>
-          <w:rFonts w:hint="eastAsia"/>
-        </w:rPr>
-        <w:t>。</w:t>
-      </w:r>
-    </w:p>
-    <w:p>
-      <w:pPr>
-        <w:rPr>
-          <w:rFonts w:hint="eastAsia"/>
-        </w:rPr>
-      </w:pPr>
       <w:r>
         <w:rPr>
           <w:rFonts w:hint="eastAsia"/>
@@ -1637,9 +1561,6 @@
           <w:numId w:val="12"/>
         </w:numPr>
         <w:ind w:firstLineChars="0"/>
-        <w:rPr>
-          <w:rFonts w:hint="eastAsia"/>
-        </w:rPr>
       </w:pPr>
       <w:r>
         <w:rPr>
@@ -1674,9 +1595,6 @@
           <w:numId w:val="12"/>
         </w:numPr>
         <w:ind w:firstLineChars="0"/>
-        <w:rPr>
-          <w:rFonts w:hint="eastAsia"/>
-        </w:rPr>
       </w:pPr>
       <w:r>
         <w:rPr>
@@ -1748,9 +1666,6 @@
     <w:p>
       <w:pPr>
         <w:pStyle w:val="Heading4"/>
-        <w:rPr>
-          <w:rFonts w:hint="eastAsia"/>
-        </w:rPr>
       </w:pPr>
       <w:r>
         <w:rPr>
@@ -1778,11 +1693,6 @@
       </w:r>
     </w:p>
     <w:p>
-      <w:pPr>
-        <w:rPr>
-          <w:rFonts w:hint="eastAsia"/>
-        </w:rPr>
-      </w:pPr>
       <w:r>
         <w:rPr>
           <w:rFonts w:hint="eastAsia"/>
@@ -1886,9 +1796,6 @@
     <w:p>
       <w:pPr>
         <w:pStyle w:val="Heading4"/>
-        <w:rPr>
-          <w:rFonts w:hint="eastAsia"/>
-        </w:rPr>
       </w:pPr>
       <w:r>
         <w:rPr>
@@ -1910,11 +1817,6 @@
       </w:r>
     </w:p>
     <w:p>
-      <w:pPr>
-        <w:rPr>
-          <w:rFonts w:hint="eastAsia"/>
-        </w:rPr>
-      </w:pPr>
       <w:r>
         <w:rPr>
           <w:rFonts w:hint="eastAsia"/>
@@ -1941,9 +1843,6 @@
           <w:p>
             <w:pPr>
               <w:ind w:left="0"/>
-              <w:rPr>
-                <w:rFonts w:hint="eastAsia"/>
-              </w:rPr>
             </w:pPr>
             <w:r>
               <w:lastRenderedPageBreak/>
@@ -1958,9 +1857,6 @@
           <w:p>
             <w:pPr>
               <w:ind w:left="0"/>
-              <w:rPr>
-                <w:rFonts w:hint="eastAsia"/>
-              </w:rPr>
             </w:pPr>
             <w:r>
               <w:t>LIST_CONTEXT</w:t>
@@ -1976,9 +1872,6 @@
           <w:p>
             <w:pPr>
               <w:ind w:left="0"/>
-              <w:rPr>
-                <w:rFonts w:hint="eastAsia"/>
-              </w:rPr>
             </w:pPr>
             <w:r>
               <w:t>SNAPSHOT_SESSION</w:t>
@@ -1992,9 +1885,6 @@
           <w:p>
             <w:pPr>
               <w:ind w:left="0"/>
-              <w:rPr>
-                <w:rFonts w:hint="eastAsia"/>
-              </w:rPr>
             </w:pPr>
             <w:r>
               <w:t>LIST_SESSION</w:t>
@@ -2010,9 +1900,6 @@
           <w:p>
             <w:pPr>
               <w:ind w:left="0"/>
-              <w:rPr>
-                <w:rFonts w:hint="eastAsia"/>
-              </w:rPr>
             </w:pPr>
             <w:r>
               <w:t>SNAPSHOT_DB</w:t>
@@ -2026,9 +1913,6 @@
           <w:p>
             <w:pPr>
               <w:ind w:left="0"/>
-              <w:rPr>
-                <w:rFonts w:hint="eastAsia"/>
-              </w:rPr>
             </w:pPr>
             <w:r>
               <w:t>LIST_TRAN</w:t>
@@ -2044,9 +1928,6 @@
           <w:p>
             <w:pPr>
               <w:ind w:left="0"/>
-              <w:rPr>
-                <w:rFonts w:hint="eastAsia"/>
-              </w:rPr>
             </w:pPr>
             <w:r>
               <w:t>SNAPSHOT_SYSTEM</w:t>
@@ -2060,9 +1941,6 @@
           <w:p>
             <w:pPr>
               <w:ind w:left="0"/>
-              <w:rPr>
-                <w:rFonts w:hint="eastAsia"/>
-              </w:rPr>
             </w:pPr>
             <w:r>
               <w:t>LIST_TRAN</w:t>
@@ -2084,9 +1962,6 @@
           <w:p>
             <w:pPr>
               <w:ind w:left="0"/>
-              <w:rPr>
-                <w:rFonts w:hint="eastAsia"/>
-              </w:rPr>
             </w:pPr>
             <w:r>
               <w:t>SNAPSHOT_TRANS</w:t>
@@ -2100,9 +1975,6 @@
           <w:p>
             <w:pPr>
               <w:ind w:left="0"/>
-              <w:rPr>
-                <w:rFonts w:hint="eastAsia"/>
-              </w:rPr>
             </w:pPr>
             <w:r>
               <w:rPr>
@@ -2136,9 +2008,6 @@
           <w:p>
             <w:pPr>
               <w:ind w:left="0"/>
-              <w:rPr>
-                <w:rFonts w:hint="eastAsia"/>
-              </w:rPr>
             </w:pPr>
             <w:r>
               <w:t>SNAPSHOT_TRANS</w:t>
@@ -2158,9 +2027,6 @@
           <w:p>
             <w:pPr>
               <w:ind w:left="0"/>
-              <w:rPr>
-                <w:rFonts w:hint="eastAsia"/>
-              </w:rPr>
             </w:pPr>
             <w:r>
               <w:rPr>
@@ -2194,9 +2060,6 @@
           <w:p>
             <w:pPr>
               <w:ind w:left="0"/>
-              <w:rPr>
-                <w:rFonts w:hint="eastAsia"/>
-              </w:rPr>
             </w:pPr>
             <w:r>
               <w:t>SNAPSHOT_CONTEXT</w:t>
@@ -2222,9 +2085,6 @@
           <w:p>
             <w:pPr>
               <w:ind w:left="0"/>
-              <w:rPr>
-                <w:rFonts w:hint="eastAsia"/>
-              </w:rPr>
             </w:pPr>
           </w:p>
         </w:tc>
@@ -2237,9 +2097,6 @@
           <w:p>
             <w:pPr>
               <w:ind w:left="0"/>
-              <w:rPr>
-                <w:rFonts w:hint="eastAsia"/>
-              </w:rPr>
             </w:pPr>
             <w:r>
               <w:t>SNAPSHOT_SESSION</w:t>
@@ -2265,27 +2122,13 @@
           <w:p>
             <w:pPr>
               <w:ind w:left="0"/>
-              <w:rPr>
-                <w:rFonts w:hint="eastAsia"/>
-              </w:rPr>
             </w:pPr>
           </w:p>
         </w:tc>
       </w:tr>
     </w:tbl>
+    <w:p/>
     <w:p>
-      <w:pPr>
-        <w:rPr>
-          <w:rFonts w:hint="eastAsia"/>
-        </w:rPr>
-      </w:pPr>
-    </w:p>
-    <w:p>
-      <w:pPr>
-        <w:rPr>
-          <w:rFonts w:hint="eastAsia"/>
-        </w:rPr>
-      </w:pPr>
       <w:r>
         <w:rPr>
           <w:noProof/>
@@ -2338,11 +2181,6 @@
       </w:r>
     </w:p>
     <w:p>
-      <w:pPr>
-        <w:rPr>
-          <w:rFonts w:hint="eastAsia"/>
-        </w:rPr>
-      </w:pPr>
       <w:r>
         <w:rPr>
           <w:rFonts w:hint="eastAsia"/>
@@ -2417,11 +2255,6 @@
       </w:r>
     </w:p>
     <w:p>
-      <w:pPr>
-        <w:rPr>
-          <w:rFonts w:hint="eastAsia"/>
-        </w:rPr>
-      </w:pPr>
       <w:r>
         <w:rPr>
           <w:rFonts w:hint="eastAsia"/>
@@ -2492,19 +2325,8 @@
         <w:t>函数处理。</w:t>
       </w:r>
     </w:p>
+    <w:p/>
     <w:p>
-      <w:pPr>
-        <w:rPr>
-          <w:rFonts w:hint="eastAsia"/>
-        </w:rPr>
-      </w:pPr>
-    </w:p>
-    <w:p>
-      <w:pPr>
-        <w:rPr>
-          <w:rFonts w:hint="eastAsia"/>
-        </w:rPr>
-      </w:pPr>
       <w:r>
         <w:rPr>
           <w:rFonts w:hint="eastAsia"/>
@@ -2548,19 +2370,8 @@
         </w:drawing>
       </w:r>
     </w:p>
+    <w:p/>
     <w:p>
-      <w:pPr>
-        <w:rPr>
-          <w:rFonts w:hint="eastAsia"/>
-        </w:rPr>
-      </w:pPr>
-    </w:p>
-    <w:p>
-      <w:pPr>
-        <w:rPr>
-          <w:rFonts w:hint="eastAsia"/>
-        </w:rPr>
-      </w:pPr>
       <w:r>
         <w:rPr>
           <w:rFonts w:hint="eastAsia"/>
@@ -2604,11 +2415,6 @@
       </w:r>
     </w:p>
     <w:p>
-      <w:pPr>
-        <w:rPr>
-          <w:rFonts w:hint="eastAsia"/>
-        </w:rPr>
-      </w:pPr>
       <w:r>
         <w:rPr>
           <w:rFonts w:hint="eastAsia"/>
@@ -2652,11 +2458,6 @@
       </w:r>
     </w:p>
     <w:p>
-      <w:pPr>
-        <w:rPr>
-          <w:rFonts w:hint="eastAsia"/>
-        </w:rPr>
-      </w:pPr>
       <w:r>
         <w:rPr>
           <w:rFonts w:hint="eastAsia"/>
@@ -2700,19 +2501,8 @@
         </w:drawing>
       </w:r>
     </w:p>
+    <w:p/>
     <w:p>
-      <w:pPr>
-        <w:rPr>
-          <w:rFonts w:hint="eastAsia"/>
-        </w:rPr>
-      </w:pPr>
-    </w:p>
-    <w:p>
-      <w:pPr>
-        <w:rPr>
-          <w:rFonts w:hint="eastAsia"/>
-        </w:rPr>
-      </w:pPr>
       <w:r>
         <w:rPr>
           <w:rFonts w:hint="eastAsia"/>
@@ -2800,9 +2590,6 @@
           <w:numId w:val="13"/>
         </w:numPr>
         <w:ind w:firstLineChars="0"/>
-        <w:rPr>
-          <w:rFonts w:hint="eastAsia"/>
-        </w:rPr>
       </w:pPr>
       <w:r>
         <w:rPr>
@@ -2825,9 +2612,6 @@
           <w:numId w:val="13"/>
         </w:numPr>
         <w:ind w:firstLineChars="0"/>
-        <w:rPr>
-          <w:rFonts w:hint="eastAsia"/>
-        </w:rPr>
       </w:pPr>
       <w:r>
         <w:rPr>
@@ -2856,9 +2640,6 @@
           <w:numId w:val="13"/>
         </w:numPr>
         <w:ind w:firstLineChars="0"/>
-        <w:rPr>
-          <w:rFonts w:hint="eastAsia"/>
-        </w:rPr>
       </w:pPr>
       <w:r>
         <w:rPr>
@@ -2923,9 +2704,6 @@
           <w:p>
             <w:pPr>
               <w:ind w:left="0"/>
-              <w:rPr>
-                <w:rFonts w:hint="eastAsia"/>
-              </w:rPr>
             </w:pPr>
             <w:r>
               <w:t>C</w:t>
@@ -2945,9 +2723,6 @@
           <w:p>
             <w:pPr>
               <w:ind w:left="0"/>
-              <w:rPr>
-                <w:rFonts w:hint="eastAsia"/>
-              </w:rPr>
             </w:pPr>
             <w:r>
               <w:rPr>
@@ -2964,9 +2739,6 @@
           <w:p>
             <w:pPr>
               <w:ind w:left="0"/>
-              <w:rPr>
-                <w:rFonts w:hint="eastAsia"/>
-              </w:rPr>
             </w:pPr>
             <w:r>
               <w:rPr>
@@ -2985,9 +2757,6 @@
           <w:p>
             <w:pPr>
               <w:ind w:left="0"/>
-              <w:rPr>
-                <w:rFonts w:hint="eastAsia"/>
-              </w:rPr>
             </w:pPr>
             <w:r>
               <w:t>rtnBackup</w:t>
@@ -3001,9 +2770,6 @@
           <w:p>
             <w:pPr>
               <w:ind w:left="0"/>
-              <w:rPr>
-                <w:rFonts w:hint="eastAsia"/>
-              </w:rPr>
             </w:pPr>
             <w:r>
               <w:rPr>
@@ -3020,9 +2786,6 @@
           <w:p>
             <w:pPr>
               <w:ind w:left="0"/>
-              <w:rPr>
-                <w:rFonts w:hint="eastAsia"/>
-              </w:rPr>
             </w:pPr>
             <w:r>
               <w:rPr>
@@ -3053,9 +2816,6 @@
           <w:p>
             <w:pPr>
               <w:ind w:left="0"/>
-              <w:rPr>
-                <w:rFonts w:hint="eastAsia"/>
-              </w:rPr>
             </w:pPr>
             <w:r>
               <w:rPr>
@@ -3072,9 +2832,6 @@
           <w:p>
             <w:pPr>
               <w:ind w:left="0"/>
-              <w:rPr>
-                <w:rFonts w:hint="eastAsia"/>
-              </w:rPr>
             </w:pPr>
             <w:r>
               <w:rPr>
@@ -3091,9 +2848,6 @@
           <w:p>
             <w:pPr>
               <w:ind w:left="0"/>
-              <w:rPr>
-                <w:rFonts w:hint="eastAsia"/>
-              </w:rPr>
             </w:pPr>
             <w:r>
               <w:rPr>
@@ -3112,9 +2866,6 @@
           <w:p>
             <w:pPr>
               <w:ind w:left="0"/>
-              <w:rPr>
-                <w:rFonts w:hint="eastAsia"/>
-              </w:rPr>
             </w:pPr>
             <w:r>
               <w:t>rtnReloadConfig</w:t>
@@ -3128,9 +2879,6 @@
           <w:p>
             <w:pPr>
               <w:ind w:left="0"/>
-              <w:rPr>
-                <w:rFonts w:hint="eastAsia"/>
-              </w:rPr>
             </w:pPr>
             <w:r>
               <w:rPr>
@@ -3147,9 +2895,6 @@
           <w:p>
             <w:pPr>
               <w:ind w:left="0"/>
-              <w:rPr>
-                <w:rFonts w:hint="eastAsia"/>
-              </w:rPr>
             </w:pPr>
             <w:r>
               <w:rPr>
@@ -3188,9 +2933,6 @@
           <w:p>
             <w:pPr>
               <w:ind w:left="0"/>
-              <w:rPr>
-                <w:rFonts w:hint="eastAsia"/>
-              </w:rPr>
             </w:pPr>
             <w:r>
               <w:rPr>
@@ -3207,9 +2949,6 @@
           <w:p>
             <w:pPr>
               <w:ind w:left="0"/>
-              <w:rPr>
-                <w:rFonts w:hint="eastAsia"/>
-              </w:rPr>
             </w:pPr>
             <w:r>
               <w:rPr>
@@ -3241,9 +2980,6 @@
           <w:p>
             <w:pPr>
               <w:ind w:left="0"/>
-              <w:rPr>
-                <w:rFonts w:hint="eastAsia"/>
-              </w:rPr>
             </w:pPr>
             <w:r>
               <w:rPr>
@@ -3260,9 +2996,6 @@
           <w:p>
             <w:pPr>
               <w:ind w:left="0"/>
-              <w:rPr>
-                <w:rFonts w:hint="eastAsia"/>
-              </w:rPr>
             </w:pPr>
             <w:r>
               <w:rPr>
@@ -3306,9 +3039,6 @@
           <w:p>
             <w:pPr>
               <w:ind w:left="0"/>
-              <w:rPr>
-                <w:rFonts w:hint="eastAsia"/>
-              </w:rPr>
             </w:pPr>
             <w:r>
               <w:rPr>
@@ -3325,9 +3055,6 @@
           <w:p>
             <w:pPr>
               <w:ind w:left="0"/>
-              <w:rPr>
-                <w:rFonts w:hint="eastAsia"/>
-              </w:rPr>
             </w:pPr>
             <w:r>
               <w:rPr>
@@ -3359,9 +3086,6 @@
           <w:p>
             <w:pPr>
               <w:ind w:left="0"/>
-              <w:rPr>
-                <w:rFonts w:hint="eastAsia"/>
-              </w:rPr>
             </w:pPr>
             <w:r>
               <w:rPr>
@@ -3378,9 +3102,6 @@
           <w:p>
             <w:pPr>
               <w:ind w:left="0"/>
-              <w:rPr>
-                <w:rFonts w:hint="eastAsia"/>
-              </w:rPr>
             </w:pPr>
             <w:r>
               <w:rPr>
@@ -3424,9 +3145,6 @@
           <w:p>
             <w:pPr>
               <w:ind w:left="0"/>
-              <w:rPr>
-                <w:rFonts w:hint="eastAsia"/>
-              </w:rPr>
             </w:pPr>
             <w:r>
               <w:rPr>
@@ -3443,9 +3161,6 @@
           <w:p>
             <w:pPr>
               <w:ind w:left="0"/>
-              <w:rPr>
-                <w:rFonts w:hint="eastAsia"/>
-              </w:rPr>
             </w:pPr>
             <w:r>
               <w:rPr>
@@ -3489,9 +3204,6 @@
           <w:p>
             <w:pPr>
               <w:ind w:left="0"/>
-              <w:rPr>
-                <w:rFonts w:hint="eastAsia"/>
-              </w:rPr>
             </w:pPr>
             <w:r>
               <w:rPr>
@@ -3508,9 +3220,6 @@
           <w:p>
             <w:pPr>
               <w:ind w:left="0"/>
-              <w:rPr>
-                <w:rFonts w:hint="eastAsia"/>
-              </w:rPr>
             </w:pPr>
             <w:r>
               <w:rPr>
@@ -3554,9 +3263,6 @@
           <w:p>
             <w:pPr>
               <w:ind w:left="0"/>
-              <w:rPr>
-                <w:rFonts w:hint="eastAsia"/>
-              </w:rPr>
             </w:pPr>
             <w:r>
               <w:rPr>
@@ -3573,9 +3279,6 @@
           <w:p>
             <w:pPr>
               <w:ind w:left="0"/>
-              <w:rPr>
-                <w:rFonts w:hint="eastAsia"/>
-              </w:rPr>
             </w:pPr>
             <w:r>
               <w:rPr>
@@ -3619,9 +3322,6 @@
           <w:p>
             <w:pPr>
               <w:ind w:left="0"/>
-              <w:rPr>
-                <w:rFonts w:hint="eastAsia"/>
-              </w:rPr>
             </w:pPr>
             <w:r>
               <w:rPr>
@@ -3638,9 +3338,6 @@
           <w:p>
             <w:pPr>
               <w:ind w:left="0"/>
-              <w:rPr>
-                <w:rFonts w:hint="eastAsia"/>
-              </w:rPr>
             </w:pPr>
             <w:r>
               <w:rPr>
@@ -3681,9 +3378,6 @@
           <w:p>
             <w:pPr>
               <w:ind w:left="0"/>
-              <w:rPr>
-                <w:rFonts w:hint="eastAsia"/>
-              </w:rPr>
             </w:pPr>
           </w:p>
         </w:tc>
@@ -3694,9 +3388,6 @@
           <w:p>
             <w:pPr>
               <w:ind w:left="0"/>
-              <w:rPr>
-                <w:rFonts w:hint="eastAsia"/>
-              </w:rPr>
             </w:pPr>
           </w:p>
         </w:tc>
@@ -3722,9 +3413,6 @@
           <w:p>
             <w:pPr>
               <w:ind w:left="0"/>
-              <w:rPr>
-                <w:rFonts w:hint="eastAsia"/>
-              </w:rPr>
             </w:pPr>
             <w:r>
               <w:rPr>
@@ -3741,9 +3429,6 @@
           <w:p>
             <w:pPr>
               <w:ind w:left="0"/>
-              <w:rPr>
-                <w:rFonts w:hint="eastAsia"/>
-              </w:rPr>
             </w:pPr>
             <w:r>
               <w:rPr>
@@ -3787,9 +3472,6 @@
           <w:p>
             <w:pPr>
               <w:ind w:left="0"/>
-              <w:rPr>
-                <w:rFonts w:hint="eastAsia"/>
-              </w:rPr>
             </w:pPr>
             <w:r>
               <w:rPr>
@@ -3806,9 +3488,6 @@
           <w:p>
             <w:pPr>
               <w:ind w:left="0"/>
-              <w:rPr>
-                <w:rFonts w:hint="eastAsia"/>
-              </w:rPr>
             </w:pPr>
             <w:r>
               <w:rPr>
@@ -3852,9 +3531,6 @@
           <w:p>
             <w:pPr>
               <w:ind w:left="0"/>
-              <w:rPr>
-                <w:rFonts w:hint="eastAsia"/>
-              </w:rPr>
             </w:pPr>
             <w:r>
               <w:rPr>
@@ -3871,9 +3547,6 @@
           <w:p>
             <w:pPr>
               <w:ind w:left="0"/>
-              <w:rPr>
-                <w:rFonts w:hint="eastAsia"/>
-              </w:rPr>
             </w:pPr>
             <w:r>
               <w:rPr>
@@ -3917,9 +3590,6 @@
           <w:p>
             <w:pPr>
               <w:ind w:left="0"/>
-              <w:rPr>
-                <w:rFonts w:hint="eastAsia"/>
-              </w:rPr>
             </w:pPr>
             <w:r>
               <w:rPr>
@@ -3936,9 +3606,6 @@
           <w:p>
             <w:pPr>
               <w:ind w:left="0"/>
-              <w:rPr>
-                <w:rFonts w:hint="eastAsia"/>
-              </w:rPr>
             </w:pPr>
             <w:r>
               <w:rPr>
@@ -3970,9 +3637,6 @@
           <w:p>
             <w:pPr>
               <w:ind w:left="0"/>
-              <w:rPr>
-                <w:rFonts w:hint="eastAsia"/>
-              </w:rPr>
             </w:pPr>
             <w:r>
               <w:rPr>
@@ -3989,9 +3653,6 @@
           <w:p>
             <w:pPr>
               <w:ind w:left="0"/>
-              <w:rPr>
-                <w:rFonts w:hint="eastAsia"/>
-              </w:rPr>
             </w:pPr>
             <w:r>
               <w:rPr>
@@ -4035,9 +3696,6 @@
           <w:p>
             <w:pPr>
               <w:ind w:left="0"/>
-              <w:rPr>
-                <w:rFonts w:hint="eastAsia"/>
-              </w:rPr>
             </w:pPr>
             <w:r>
               <w:rPr>
@@ -4054,9 +3712,6 @@
           <w:p>
             <w:pPr>
               <w:ind w:left="0"/>
-              <w:rPr>
-                <w:rFonts w:hint="eastAsia"/>
-              </w:rPr>
             </w:pPr>
             <w:r>
               <w:rPr>
@@ -4088,9 +3743,6 @@
           <w:p>
             <w:pPr>
               <w:ind w:left="0"/>
-              <w:rPr>
-                <w:rFonts w:hint="eastAsia"/>
-              </w:rPr>
             </w:pPr>
             <w:r>
               <w:rPr>
@@ -4107,9 +3759,6 @@
           <w:p>
             <w:pPr>
               <w:ind w:left="0"/>
-              <w:rPr>
-                <w:rFonts w:hint="eastAsia"/>
-              </w:rPr>
             </w:pPr>
             <w:r>
               <w:rPr>
@@ -4159,9 +3808,6 @@
           <w:p>
             <w:pPr>
               <w:ind w:left="0"/>
-              <w:rPr>
-                <w:rFonts w:hint="eastAsia"/>
-              </w:rPr>
             </w:pPr>
             <w:r>
               <w:rPr>
@@ -4178,9 +3824,6 @@
           <w:p>
             <w:pPr>
               <w:ind w:left="0"/>
-              <w:rPr>
-                <w:rFonts w:hint="eastAsia"/>
-              </w:rPr>
             </w:pPr>
             <w:r>
               <w:rPr>
@@ -4225,9 +3868,6 @@
           <w:p>
             <w:pPr>
               <w:ind w:left="0"/>
-              <w:rPr>
-                <w:rFonts w:hint="eastAsia"/>
-              </w:rPr>
             </w:pPr>
             <w:r>
               <w:rPr>
@@ -4244,9 +3884,6 @@
           <w:p>
             <w:pPr>
               <w:ind w:left="0"/>
-              <w:rPr>
-                <w:rFonts w:hint="eastAsia"/>
-              </w:rPr>
             </w:pPr>
             <w:r>
               <w:rPr>
@@ -4278,9 +3915,6 @@
           <w:p>
             <w:pPr>
               <w:ind w:left="0"/>
-              <w:rPr>
-                <w:rFonts w:hint="eastAsia"/>
-              </w:rPr>
             </w:pPr>
             <w:r>
               <w:rPr>
@@ -4297,9 +3931,6 @@
           <w:p>
             <w:pPr>
               <w:ind w:left="0"/>
-              <w:rPr>
-                <w:rFonts w:hint="eastAsia"/>
-              </w:rPr>
             </w:pPr>
             <w:r>
               <w:rPr>
@@ -4328,9 +3959,6 @@
           <w:p>
             <w:pPr>
               <w:ind w:left="0"/>
-              <w:rPr>
-                <w:rFonts w:hint="eastAsia"/>
-              </w:rPr>
             </w:pPr>
           </w:p>
         </w:tc>
@@ -4341,9 +3969,6 @@
           <w:p>
             <w:pPr>
               <w:ind w:left="0"/>
-              <w:rPr>
-                <w:rFonts w:hint="eastAsia"/>
-              </w:rPr>
             </w:pPr>
           </w:p>
         </w:tc>
@@ -4369,9 +3994,6 @@
           <w:p>
             <w:pPr>
               <w:ind w:left="0"/>
-              <w:rPr>
-                <w:rFonts w:hint="eastAsia"/>
-              </w:rPr>
             </w:pPr>
             <w:r>
               <w:rPr>
@@ -4388,9 +4010,6 @@
           <w:p>
             <w:pPr>
               <w:ind w:left="0"/>
-              <w:rPr>
-                <w:rFonts w:hint="eastAsia"/>
-              </w:rPr>
             </w:pPr>
             <w:r>
               <w:rPr>
@@ -4422,9 +4041,6 @@
           <w:p>
             <w:pPr>
               <w:ind w:left="0"/>
-              <w:rPr>
-                <w:rFonts w:hint="eastAsia"/>
-              </w:rPr>
             </w:pPr>
             <w:r>
               <w:rPr>
@@ -4441,9 +4057,6 @@
           <w:p>
             <w:pPr>
               <w:ind w:left="0"/>
-              <w:rPr>
-                <w:rFonts w:hint="eastAsia"/>
-              </w:rPr>
             </w:pPr>
             <w:r>
               <w:rPr>
@@ -4484,9 +4097,6 @@
           <w:p>
             <w:pPr>
               <w:ind w:left="0"/>
-              <w:rPr>
-                <w:rFonts w:hint="eastAsia"/>
-              </w:rPr>
             </w:pPr>
             <w:r>
               <w:rPr>
@@ -4503,9 +4113,6 @@
           <w:p>
             <w:pPr>
               <w:ind w:left="0"/>
-              <w:rPr>
-                <w:rFonts w:hint="eastAsia"/>
-              </w:rPr>
             </w:pPr>
             <w:r>
               <w:rPr>
@@ -4549,9 +4156,6 @@
           <w:p>
             <w:pPr>
               <w:ind w:left="0"/>
-              <w:rPr>
-                <w:rFonts w:hint="eastAsia"/>
-              </w:rPr>
             </w:pPr>
             <w:r>
               <w:rPr>
@@ -4568,9 +4172,6 @@
           <w:p>
             <w:pPr>
               <w:ind w:left="0"/>
-              <w:rPr>
-                <w:rFonts w:hint="eastAsia"/>
-              </w:rPr>
             </w:pPr>
             <w:r>
               <w:rPr>
@@ -4602,9 +4203,6 @@
           <w:p>
             <w:pPr>
               <w:ind w:left="0"/>
-              <w:rPr>
-                <w:rFonts w:hint="eastAsia"/>
-              </w:rPr>
             </w:pPr>
             <w:r>
               <w:rPr>
@@ -4621,9 +4219,6 @@
           <w:p>
             <w:pPr>
               <w:ind w:left="0"/>
-              <w:rPr>
-                <w:rFonts w:hint="eastAsia"/>
-              </w:rPr>
             </w:pPr>
             <w:r>
               <w:rPr>
@@ -4676,9 +4271,6 @@
           <w:p>
             <w:pPr>
               <w:ind w:left="0"/>
-              <w:rPr>
-                <w:rFonts w:hint="eastAsia"/>
-              </w:rPr>
             </w:pPr>
             <w:r>
               <w:rPr>
@@ -4695,9 +4287,6 @@
           <w:p>
             <w:pPr>
               <w:ind w:left="0"/>
-              <w:rPr>
-                <w:rFonts w:hint="eastAsia"/>
-              </w:rPr>
             </w:pPr>
             <w:r>
               <w:rPr>
@@ -4741,9 +4330,6 @@
           <w:p>
             <w:pPr>
               <w:ind w:left="0"/>
-              <w:rPr>
-                <w:rFonts w:hint="eastAsia"/>
-              </w:rPr>
             </w:pPr>
             <w:r>
               <w:rPr>
@@ -4760,9 +4346,6 @@
           <w:p>
             <w:pPr>
               <w:ind w:left="0"/>
-              <w:rPr>
-                <w:rFonts w:hint="eastAsia"/>
-              </w:rPr>
             </w:pPr>
             <w:r>
               <w:rPr>
@@ -4794,9 +4377,6 @@
           <w:p>
             <w:pPr>
               <w:ind w:left="0"/>
-              <w:rPr>
-                <w:rFonts w:hint="eastAsia"/>
-              </w:rPr>
             </w:pPr>
             <w:r>
               <w:rPr>
@@ -4813,9 +4393,6 @@
           <w:p>
             <w:pPr>
               <w:ind w:left="0"/>
-              <w:rPr>
-                <w:rFonts w:hint="eastAsia"/>
-              </w:rPr>
             </w:pPr>
             <w:r>
               <w:rPr>
@@ -4856,9 +4433,6 @@
           <w:p>
             <w:pPr>
               <w:ind w:left="0"/>
-              <w:rPr>
-                <w:rFonts w:hint="eastAsia"/>
-              </w:rPr>
             </w:pPr>
             <w:r>
               <w:rPr>
@@ -4875,9 +4449,6 @@
           <w:p>
             <w:pPr>
               <w:ind w:left="0"/>
-              <w:rPr>
-                <w:rFonts w:hint="eastAsia"/>
-              </w:rPr>
             </w:pPr>
             <w:r>
               <w:rPr>
@@ -4921,9 +4492,6 @@
           <w:p>
             <w:pPr>
               <w:ind w:left="0"/>
-              <w:rPr>
-                <w:rFonts w:hint="eastAsia"/>
-              </w:rPr>
             </w:pPr>
             <w:r>
               <w:rPr>
@@ -4940,9 +4508,6 @@
           <w:p>
             <w:pPr>
               <w:ind w:left="0"/>
-              <w:rPr>
-                <w:rFonts w:hint="eastAsia"/>
-              </w:rPr>
             </w:pPr>
             <w:r>
               <w:rPr>
@@ -4983,9 +4548,6 @@
           <w:p>
             <w:pPr>
               <w:ind w:left="0"/>
-              <w:rPr>
-                <w:rFonts w:hint="eastAsia"/>
-              </w:rPr>
             </w:pPr>
             <w:r>
               <w:rPr>
@@ -5002,9 +4564,6 @@
           <w:p>
             <w:pPr>
               <w:ind w:left="0"/>
-              <w:rPr>
-                <w:rFonts w:hint="eastAsia"/>
-              </w:rPr>
             </w:pPr>
             <w:r>
               <w:rPr>
@@ -5033,9 +4592,6 @@
           <w:p>
             <w:pPr>
               <w:ind w:left="0"/>
-              <w:rPr>
-                <w:rFonts w:hint="eastAsia"/>
-              </w:rPr>
             </w:pPr>
           </w:p>
         </w:tc>
@@ -5046,9 +4602,6 @@
           <w:p>
             <w:pPr>
               <w:ind w:left="0"/>
-              <w:rPr>
-                <w:rFonts w:hint="eastAsia"/>
-              </w:rPr>
             </w:pPr>
           </w:p>
         </w:tc>
@@ -5071,9 +4624,6 @@
           <w:p>
             <w:pPr>
               <w:ind w:left="0"/>
-              <w:rPr>
-                <w:rFonts w:hint="eastAsia"/>
-              </w:rPr>
             </w:pPr>
           </w:p>
         </w:tc>
@@ -5084,20 +4634,12 @@
           <w:p>
             <w:pPr>
               <w:ind w:left="0"/>
-              <w:rPr>
-                <w:rFonts w:hint="eastAsia"/>
-              </w:rPr>
             </w:pPr>
           </w:p>
         </w:tc>
       </w:tr>
     </w:tbl>
     <w:p>
-      <w:pPr>
-        <w:rPr>
-          <w:rFonts w:hint="eastAsia"/>
-        </w:rPr>
-      </w:pPr>
       <w:r>
         <w:t>rtnShutdown</w:t>
       </w:r>
@@ -5108,27 +4650,9 @@
         <w:t>目前不支持命令位置参数</w:t>
       </w:r>
     </w:p>
-    <w:p>
-      <w:pPr>
-        <w:rPr>
-          <w:rFonts w:hint="eastAsia"/>
-        </w:rPr>
-      </w:pPr>
-    </w:p>
-    <w:p>
-      <w:pPr>
-        <w:rPr>
-          <w:rFonts w:hint="eastAsia"/>
-        </w:rPr>
-      </w:pPr>
-    </w:p>
-    <w:p>
-      <w:pPr>
-        <w:rPr>
-          <w:rFonts w:hint="eastAsia"/>
-        </w:rPr>
-      </w:pPr>
-    </w:p>
+    <w:p/>
+    <w:p/>
+    <w:p/>
     <w:tbl>
       <w:tblPr>
         <w:tblStyle w:val="TableGrid"/>
@@ -5332,15 +4856,7 @@
                 <w:sz w:val="18"/>
                 <w:szCs w:val="18"/>
               </w:rPr>
-              <w:t>2017-08</w:t>
-            </w:r>
-            <w:r>
-              <w:rPr>
-                <w:rFonts w:hint="eastAsia"/>
-                <w:sz w:val="18"/>
-                <w:szCs w:val="18"/>
-              </w:rPr>
-              <w:t>-</w:t>
+              <w:t>2017-08-</w:t>
             </w:r>
             <w:r>
               <w:rPr>
@@ -5402,15 +4918,7 @@
                 <w:sz w:val="18"/>
                 <w:szCs w:val="18"/>
               </w:rPr>
-              <w:t>2017-09</w:t>
-            </w:r>
-            <w:r>
-              <w:rPr>
-                <w:rFonts w:hint="eastAsia"/>
-                <w:sz w:val="18"/>
-                <w:szCs w:val="18"/>
-              </w:rPr>
-              <w:t>-</w:t>
+              <w:t>2017-09-</w:t>
             </w:r>
             <w:r>
               <w:rPr>
@@ -5586,15 +5094,69 @@
                 <w:sz w:val="18"/>
                 <w:szCs w:val="18"/>
               </w:rPr>
-              <w:t>1</w:t>
-            </w:r>
-            <w:r>
-              <w:rPr>
-                <w:rFonts w:hint="eastAsia"/>
+              <w:t>1-4</w:t>
+            </w:r>
+          </w:p>
+        </w:tc>
+        <w:tc>
+          <w:tcPr>
+            <w:tcW w:w="3686" w:type="dxa"/>
+            <w:gridSpan w:val="3"/>
+          </w:tcPr>
+          <w:p>
+            <w:pPr>
+              <w:ind w:left="0"/>
+              <w:rPr>
                 <w:sz w:val="18"/>
                 <w:szCs w:val="18"/>
               </w:rPr>
-              <w:t>-4</w:t>
+            </w:pPr>
+            <w:r>
+              <w:rPr>
+                <w:rFonts w:hint="eastAsia"/>
+                <w:sz w:val="18"/>
+                <w:szCs w:val="18"/>
+              </w:rPr>
+              <w:t>启动节点</w:t>
+            </w:r>
+          </w:p>
+        </w:tc>
+        <w:tc>
+          <w:tcPr>
+            <w:tcW w:w="3027" w:type="dxa"/>
+            <w:gridSpan w:val="2"/>
+          </w:tcPr>
+          <w:p>
+            <w:pPr>
+              <w:ind w:left="0"/>
+              <w:rPr>
+                <w:sz w:val="18"/>
+                <w:szCs w:val="18"/>
+              </w:rPr>
+            </w:pPr>
+          </w:p>
+        </w:tc>
+      </w:tr>
+      <w:tr>
+        <w:tc>
+          <w:tcPr>
+            <w:tcW w:w="1452" w:type="dxa"/>
+          </w:tcPr>
+          <w:p>
+            <w:pPr>
+              <w:ind w:left="0"/>
+              <w:rPr>
+                <w:sz w:val="18"/>
+                <w:szCs w:val="18"/>
+              </w:rPr>
+            </w:pPr>
+            <w:r>
+              <w:rPr>
+                <w:rFonts w:hint="eastAsia"/>
+                <w:sz w:val="18"/>
+                <w:szCs w:val="18"/>
+              </w:rPr>
+              <w:t>5-8</w:t>
             </w:r>
           </w:p>
         </w:tc>
@@ -5617,7 +5179,7 @@
                 <w:sz w:val="18"/>
                 <w:szCs w:val="18"/>
               </w:rPr>
-              <w:t>启动节点</w:t>
+              <w:t>查询监控信息</w:t>
             </w:r>
           </w:p>
         </w:tc>
@@ -5656,7 +5218,7 @@
                 <w:sz w:val="18"/>
                 <w:szCs w:val="18"/>
               </w:rPr>
-              <w:t>5</w:t>
+              <w:t>9</w:t>
             </w:r>
             <w:r>
               <w:rPr>
@@ -5664,7 +5226,7 @@
                 <w:sz w:val="18"/>
                 <w:szCs w:val="18"/>
               </w:rPr>
-              <w:t>-</w:t>
+              <w:t>-1</w:t>
             </w:r>
             <w:r>
               <w:rPr>
@@ -5672,7 +5234,7 @@
                 <w:sz w:val="18"/>
                 <w:szCs w:val="18"/>
               </w:rPr>
-              <w:t>8</w:t>
+              <w:t>1</w:t>
             </w:r>
           </w:p>
         </w:tc>
@@ -5695,101 +5257,7 @@
                 <w:sz w:val="18"/>
                 <w:szCs w:val="18"/>
               </w:rPr>
-              <w:t>查询监控信息</w:t>
-            </w:r>
-          </w:p>
-        </w:tc>
-        <w:tc>
-          <w:tcPr>
-            <w:tcW w:w="3027" w:type="dxa"/>
-            <w:gridSpan w:val="2"/>
-          </w:tcPr>
-          <w:p>
-            <w:pPr>
-              <w:ind w:left="0"/>
-              <w:rPr>
-                <w:sz w:val="18"/>
-                <w:szCs w:val="18"/>
-              </w:rPr>
-            </w:pPr>
-          </w:p>
-        </w:tc>
-      </w:tr>
-      <w:tr>
-        <w:tc>
-          <w:tcPr>
-            <w:tcW w:w="1452" w:type="dxa"/>
-          </w:tcPr>
-          <w:p>
-            <w:pPr>
-              <w:ind w:left="0"/>
-              <w:rPr>
-                <w:sz w:val="18"/>
-                <w:szCs w:val="18"/>
-              </w:rPr>
-            </w:pPr>
-            <w:r>
-              <w:rPr>
-                <w:rFonts w:hint="eastAsia"/>
-                <w:sz w:val="18"/>
-                <w:szCs w:val="18"/>
-              </w:rPr>
-              <w:t>9</w:t>
-            </w:r>
-            <w:r>
-              <w:rPr>
-                <w:rFonts w:hint="eastAsia"/>
-                <w:sz w:val="18"/>
-                <w:szCs w:val="18"/>
-              </w:rPr>
-              <w:t>-1</w:t>
-            </w:r>
-            <w:r>
-              <w:rPr>
-                <w:rFonts w:hint="eastAsia"/>
-                <w:sz w:val="18"/>
-                <w:szCs w:val="18"/>
-              </w:rPr>
-              <w:t>1</w:t>
-            </w:r>
-          </w:p>
-        </w:tc>
-        <w:tc>
-          <w:tcPr>
-            <w:tcW w:w="3686" w:type="dxa"/>
-            <w:gridSpan w:val="3"/>
-          </w:tcPr>
-          <w:p>
-            <w:pPr>
-              <w:ind w:left="0"/>
-              <w:rPr>
-                <w:sz w:val="18"/>
-                <w:szCs w:val="18"/>
-              </w:rPr>
-            </w:pPr>
-            <w:r>
-              <w:rPr>
-                <w:rFonts w:hint="eastAsia"/>
-                <w:sz w:val="18"/>
-                <w:szCs w:val="18"/>
-              </w:rPr>
-              <w:t>自测、</w:t>
-            </w:r>
-            <w:r>
-              <w:rPr>
-                <w:rFonts w:hint="eastAsia"/>
-                <w:sz w:val="18"/>
-                <w:szCs w:val="18"/>
-              </w:rPr>
-              <w:t>代码评审</w:t>
-            </w:r>
-            <w:r>
-              <w:rPr>
-                <w:rFonts w:hint="eastAsia"/>
-                <w:sz w:val="18"/>
-                <w:szCs w:val="18"/>
-              </w:rPr>
-              <w:t>、根据评审修改</w:t>
+              <w:t>自测、代码评审、根据评审修改</w:t>
             </w:r>
           </w:p>
         </w:tc>
@@ -6385,10 +5853,7 @@
               <w:t xml:space="preserve"> CONTEXT</w:t>
             </w:r>
             <w:r>
-              <w:t xml:space="preserve"> </w:t>
-            </w:r>
-            <w:r>
-              <w:t>where role = "coord"')</w:t>
+              <w:t xml:space="preserve"> where role = "coord"')</w:t>
             </w:r>
           </w:p>
         </w:tc>
@@ -6434,13 +5899,7 @@
               <w:rPr>
                 <w:rFonts w:hint="eastAsia"/>
               </w:rPr>
-              <w:t>00</w:t>
-            </w:r>
-            <w:r>
-              <w:rPr>
-                <w:rFonts w:hint="eastAsia"/>
-              </w:rPr>
-              <w:t>3</w:t>
+              <w:t>003</w:t>
             </w:r>
           </w:p>
         </w:tc>
@@ -6457,13 +5916,7 @@
               <w:rPr>
                 <w:rFonts w:hint="eastAsia"/>
               </w:rPr>
-              <w:t>会话</w:t>
-            </w:r>
-            <w:r>
-              <w:rPr>
-                <w:rFonts w:hint="eastAsia"/>
-              </w:rPr>
-              <w:t>快照</w:t>
+              <w:t>会话快照</w:t>
             </w:r>
           </w:p>
         </w:tc>
@@ -6482,10 +5935,7 @@
               <w:t xml:space="preserve"> SESSION</w:t>
             </w:r>
             <w:r>
-              <w:t xml:space="preserve"> </w:t>
-            </w:r>
-            <w:r>
-              <w:t>where role = "coord"')</w:t>
+              <w:t xml:space="preserve"> where role = "coord"')</w:t>
             </w:r>
           </w:p>
         </w:tc>
@@ -6531,13 +5981,7 @@
               <w:rPr>
                 <w:rFonts w:hint="eastAsia"/>
               </w:rPr>
-              <w:t>00</w:t>
-            </w:r>
-            <w:r>
-              <w:rPr>
-                <w:rFonts w:hint="eastAsia"/>
-              </w:rPr>
-              <w:t>4</w:t>
+              <w:t>004</w:t>
             </w:r>
           </w:p>
         </w:tc>
@@ -6554,13 +5998,7 @@
               <w:rPr>
                 <w:rFonts w:hint="eastAsia"/>
               </w:rPr>
-              <w:t>系统</w:t>
-            </w:r>
-            <w:r>
-              <w:rPr>
-                <w:rFonts w:hint="eastAsia"/>
-              </w:rPr>
-              <w:t>快照</w:t>
+              <w:t>系统快照</w:t>
             </w:r>
           </w:p>
         </w:tc>
@@ -6579,10 +6017,7 @@
               <w:t xml:space="preserve"> SYSTEM</w:t>
             </w:r>
             <w:r>
-              <w:t xml:space="preserve"> </w:t>
-            </w:r>
-            <w:r>
-              <w:t>where role = "coord"')</w:t>
+              <w:t xml:space="preserve"> where role = "coord"')</w:t>
             </w:r>
           </w:p>
         </w:tc>
@@ -6645,13 +6080,7 @@
               <w:rPr>
                 <w:rFonts w:hint="eastAsia"/>
               </w:rPr>
-              <w:t>事务</w:t>
-            </w:r>
-            <w:r>
-              <w:rPr>
-                <w:rFonts w:hint="eastAsia"/>
-              </w:rPr>
-              <w:t>快照</w:t>
+              <w:t>事务快照</w:t>
             </w:r>
           </w:p>
         </w:tc>
@@ -6670,10 +6099,7 @@
               <w:t xml:space="preserve"> TRANS</w:t>
             </w:r>
             <w:r>
-              <w:t xml:space="preserve"> </w:t>
-            </w:r>
-            <w:r>
-              <w:t>where role = "coord"')</w:t>
+              <w:t xml:space="preserve"> where role = "coord"')</w:t>
             </w:r>
           </w:p>
         </w:tc>
@@ -6719,13 +6145,7 @@
               <w:rPr>
                 <w:rFonts w:hint="eastAsia"/>
               </w:rPr>
-              <w:t>00</w:t>
-            </w:r>
-            <w:r>
-              <w:rPr>
-                <w:rFonts w:hint="eastAsia"/>
-              </w:rPr>
-              <w:t>6</w:t>
+              <w:t>006</w:t>
             </w:r>
           </w:p>
         </w:tc>
@@ -6742,13 +6162,7 @@
               <w:rPr>
                 <w:rFonts w:hint="eastAsia"/>
               </w:rPr>
-              <w:t>当前事务</w:t>
-            </w:r>
-            <w:r>
-              <w:rPr>
-                <w:rFonts w:hint="eastAsia"/>
-              </w:rPr>
-              <w:t>快照</w:t>
+              <w:t>当前事务快照</w:t>
             </w:r>
           </w:p>
         </w:tc>
@@ -6773,10 +6187,7 @@
               <w:t>_CUR</w:t>
             </w:r>
             <w:r>
-              <w:t xml:space="preserve"> </w:t>
-            </w:r>
-            <w:r>
-              <w:t>where role = "coord"')</w:t>
+              <w:t xml:space="preserve"> where role = "coord"')</w:t>
             </w:r>
           </w:p>
         </w:tc>
@@ -6839,13 +6250,7 @@
               <w:rPr>
                 <w:rFonts w:hint="eastAsia"/>
               </w:rPr>
-              <w:t>当前上下文</w:t>
-            </w:r>
-            <w:r>
-              <w:rPr>
-                <w:rFonts w:hint="eastAsia"/>
-              </w:rPr>
-              <w:t>快照</w:t>
+              <w:t>当前上下文快照</w:t>
             </w:r>
           </w:p>
         </w:tc>
@@ -6870,10 +6275,7 @@
               <w:t>_CUR</w:t>
             </w:r>
             <w:r>
-              <w:t xml:space="preserve"> </w:t>
-            </w:r>
-            <w:r>
-              <w:t>where role = "coord"')</w:t>
+              <w:t xml:space="preserve"> where role = "coord"')</w:t>
             </w:r>
           </w:p>
         </w:tc>
@@ -6889,13 +6291,7 @@
               <w:rPr>
                 <w:rFonts w:hint="eastAsia"/>
               </w:rPr>
-              <w:t>返回</w:t>
-            </w:r>
-            <w:r>
-              <w:rPr>
-                <w:rFonts w:hint="eastAsia"/>
-              </w:rPr>
-              <w:t>空</w:t>
+              <w:t>返回空</w:t>
             </w:r>
           </w:p>
         </w:tc>
@@ -6913,13 +6309,7 @@
               <w:rPr>
                 <w:rFonts w:hint="eastAsia"/>
               </w:rPr>
-              <w:t>00</w:t>
-            </w:r>
-            <w:r>
-              <w:rPr>
-                <w:rFonts w:hint="eastAsia"/>
-              </w:rPr>
-              <w:t>8</w:t>
+              <w:t>008</w:t>
             </w:r>
           </w:p>
         </w:tc>
@@ -6936,13 +6326,7 @@
               <w:rPr>
                 <w:rFonts w:hint="eastAsia"/>
               </w:rPr>
-              <w:t>当前会话</w:t>
-            </w:r>
-            <w:r>
-              <w:rPr>
-                <w:rFonts w:hint="eastAsia"/>
-              </w:rPr>
-              <w:t>快照</w:t>
+              <w:t>当前会话快照</w:t>
             </w:r>
           </w:p>
         </w:tc>
@@ -6967,10 +6351,7 @@
               <w:t>_CUR</w:t>
             </w:r>
             <w:r>
-              <w:t xml:space="preserve"> </w:t>
-            </w:r>
-            <w:r>
-              <w:t>where role = "coord"')</w:t>
+              <w:t xml:space="preserve"> where role = "coord"')</w:t>
             </w:r>
           </w:p>
         </w:tc>
@@ -6986,13 +6367,7 @@
               <w:rPr>
                 <w:rFonts w:hint="eastAsia"/>
               </w:rPr>
-              <w:t>返回</w:t>
-            </w:r>
-            <w:r>
-              <w:rPr>
-                <w:rFonts w:hint="eastAsia"/>
-              </w:rPr>
-              <w:t>空</w:t>
+              <w:t>返回空</w:t>
             </w:r>
           </w:p>
         </w:tc>
@@ -7005,9 +6380,6 @@
           <w:p>
             <w:pPr>
               <w:ind w:left="0"/>
-              <w:rPr>
-                <w:rFonts w:hint="eastAsia"/>
-              </w:rPr>
             </w:pPr>
           </w:p>
         </w:tc>
@@ -7019,9 +6391,6 @@
           <w:p>
             <w:pPr>
               <w:ind w:left="0"/>
-              <w:rPr>
-                <w:rFonts w:hint="eastAsia"/>
-              </w:rPr>
             </w:pPr>
           </w:p>
         </w:tc>
@@ -7042,9 +6411,6 @@
           <w:p>
             <w:pPr>
               <w:ind w:left="0"/>
-              <w:rPr>
-                <w:rFonts w:hint="eastAsia"/>
-              </w:rPr>
             </w:pPr>
           </w:p>
         </w:tc>
@@ -7062,13 +6428,7 @@
               <w:rPr>
                 <w:rFonts w:hint="eastAsia"/>
               </w:rPr>
-              <w:t>0</w:t>
-            </w:r>
-            <w:r>
-              <w:rPr>
-                <w:rFonts w:hint="eastAsia"/>
-              </w:rPr>
-              <w:t>10</w:t>
+              <w:t>010</w:t>
             </w:r>
           </w:p>
         </w:tc>
@@ -7110,10 +6470,7 @@
               <w:t>SESSION</w:t>
             </w:r>
             <w:r>
-              <w:t xml:space="preserve"> </w:t>
-            </w:r>
-            <w:r>
-              <w:t>where role = "coord"')</w:t>
+              <w:t xml:space="preserve"> where role = "coord"')</w:t>
             </w:r>
           </w:p>
         </w:tc>
@@ -7159,13 +6516,7 @@
               <w:rPr>
                 <w:rFonts w:hint="eastAsia"/>
               </w:rPr>
-              <w:t>0</w:t>
-            </w:r>
-            <w:r>
-              <w:rPr>
-                <w:rFonts w:hint="eastAsia"/>
-              </w:rPr>
-              <w:t>11</w:t>
+              <w:t>011</w:t>
             </w:r>
           </w:p>
         </w:tc>
@@ -7207,10 +6558,7 @@
               <w:t>TRAN</w:t>
             </w:r>
             <w:r>
-              <w:t xml:space="preserve"> </w:t>
-            </w:r>
-            <w:r>
-              <w:t>where role = "coord"')</w:t>
+              <w:t xml:space="preserve"> where role = "coord"')</w:t>
             </w:r>
           </w:p>
         </w:tc>
@@ -7256,13 +6604,7 @@
               <w:rPr>
                 <w:rFonts w:hint="eastAsia"/>
               </w:rPr>
-              <w:t>0</w:t>
-            </w:r>
-            <w:r>
-              <w:rPr>
-                <w:rFonts w:hint="eastAsia"/>
-              </w:rPr>
-              <w:t>12</w:t>
+              <w:t>012</w:t>
             </w:r>
           </w:p>
         </w:tc>
@@ -7310,10 +6652,7 @@
               <w:t>_CUR</w:t>
             </w:r>
             <w:r>
-              <w:t xml:space="preserve"> </w:t>
-            </w:r>
-            <w:r>
-              <w:t>where role = "coord"')</w:t>
+              <w:t xml:space="preserve"> where role = "coord"')</w:t>
             </w:r>
           </w:p>
         </w:tc>
@@ -7359,13 +6698,7 @@
               <w:rPr>
                 <w:rFonts w:hint="eastAsia"/>
               </w:rPr>
-              <w:t>01</w:t>
-            </w:r>
-            <w:r>
-              <w:rPr>
-                <w:rFonts w:hint="eastAsia"/>
-              </w:rPr>
-              <w:t>3</w:t>
+              <w:t>013</w:t>
             </w:r>
           </w:p>
         </w:tc>
@@ -7382,13 +6715,7 @@
               <w:rPr>
                 <w:rFonts w:hint="eastAsia"/>
               </w:rPr>
-              <w:t>上下文</w:t>
-            </w:r>
-            <w:r>
-              <w:rPr>
-                <w:rFonts w:hint="eastAsia"/>
-              </w:rPr>
-              <w:t>列表</w:t>
+              <w:t>上下文列表</w:t>
             </w:r>
           </w:p>
         </w:tc>
@@ -7462,13 +6789,7 @@
               <w:rPr>
                 <w:rFonts w:hint="eastAsia"/>
               </w:rPr>
-              <w:t>0</w:t>
-            </w:r>
-            <w:r>
-              <w:rPr>
-                <w:rFonts w:hint="eastAsia"/>
-              </w:rPr>
-              <w:t>14</w:t>
+              <w:t>014</w:t>
             </w:r>
           </w:p>
         </w:tc>
@@ -7553,13 +6874,7 @@
               <w:rPr>
                 <w:rFonts w:hint="eastAsia"/>
               </w:rPr>
-              <w:t>0</w:t>
-            </w:r>
-            <w:r>
-              <w:rPr>
-                <w:rFonts w:hint="eastAsia"/>
-              </w:rPr>
-              <w:t>15</w:t>
+              <w:t>015</w:t>
             </w:r>
           </w:p>
         </w:tc>

--- a/internal_doc/03.开发设计/Story_实现集群对Coord节点的管理.docx
+++ b/internal_doc/03.开发设计/Story_实现集群对Coord节点的管理.docx
@@ -892,46 +892,13 @@
     <w:p>
       <w:r>
         <w:rPr>
-          <w:rFonts w:hint="eastAsia"/>
-        </w:rPr>
-        <w:t>新增类</w:t>
-      </w:r>
-      <w:r>
-        <w:rPr>
-          <w:rFonts w:hint="eastAsia"/>
-        </w:rPr>
-        <w:t>coord</w:t>
-      </w:r>
-      <w:r>
-        <w:rPr>
-          <w:rFonts w:hint="eastAsia"/>
-        </w:rPr>
-        <w:t>MainController</w:t>
-      </w:r>
-      <w:r>
-        <w:rPr>
-          <w:rFonts w:hint="eastAsia"/>
-        </w:rPr>
-        <w:t>、</w:t>
-      </w:r>
-      <w:r>
-        <w:rPr>
-          <w:rFonts w:hint="eastAsia"/>
-        </w:rPr>
-        <w:t>registerAssist</w:t>
-      </w:r>
-    </w:p>
-    <w:p>
-      <w:r>
-        <w:rPr>
-          <w:rFonts w:hint="eastAsia"/>
           <w:noProof/>
         </w:rPr>
         <w:drawing>
           <wp:inline distT="0" distB="0" distL="0" distR="0">
-            <wp:extent cx="5274310" cy="2414270"/>
+            <wp:extent cx="5274310" cy="3519170"/>
             <wp:effectExtent l="19050" t="0" r="2540" b="0"/>
-            <wp:docPr id="28" name="Picture 27" descr="CLASS Model.bmp"/>
+            <wp:docPr id="2" name="Picture 1" descr="Class Model.bmp"/>
             <wp:cNvGraphicFramePr>
               <a:graphicFrameLocks xmlns:a="http://schemas.openxmlformats.org/drawingml/2006/main" noChangeAspect="1"/>
             </wp:cNvGraphicFramePr>
@@ -939,7 +906,7 @@
               <a:graphicData uri="http://schemas.openxmlformats.org/drawingml/2006/picture">
                 <pic:pic xmlns:pic="http://schemas.openxmlformats.org/drawingml/2006/picture">
                   <pic:nvPicPr>
-                    <pic:cNvPr id="0" name="CLASS Model.bmp"/>
+                    <pic:cNvPr id="0" name="Class Model.bmp"/>
                     <pic:cNvPicPr/>
                   </pic:nvPicPr>
                   <pic:blipFill>
@@ -951,7 +918,7 @@
                   <pic:spPr>
                     <a:xfrm>
                       <a:off x="0" y="0"/>
-                      <a:ext cx="5274310" cy="2414270"/>
+                      <a:ext cx="5274310" cy="3519170"/>
                     </a:xfrm>
                     <a:prstGeom prst="rect">
                       <a:avLst/>
@@ -1584,7 +1551,31 @@
         <w:rPr>
           <w:rFonts w:hint="eastAsia"/>
         </w:rPr>
-        <w:t>编目无主，或者发往了编目备节点，则继续定时注册</w:t>
+        <w:t>编目无主</w:t>
+      </w:r>
+      <w:r>
+        <w:rPr>
+          <w:rFonts w:hint="eastAsia"/>
+        </w:rPr>
+        <w:t>，</w:t>
+      </w:r>
+      <w:r>
+        <w:rPr>
+          <w:rFonts w:hint="eastAsia"/>
+        </w:rPr>
+        <w:t>更新编目组的信息，</w:t>
+      </w:r>
+      <w:r>
+        <w:rPr>
+          <w:rFonts w:hint="eastAsia"/>
+        </w:rPr>
+        <w:t>继续定时注册</w:t>
+      </w:r>
+      <w:r>
+        <w:rPr>
+          <w:rFonts w:hint="eastAsia"/>
+        </w:rPr>
+        <w:t>。</w:t>
       </w:r>
     </w:p>
     <w:p>
@@ -1663,6 +1654,83 @@
         <w:t>上。</w:t>
       </w:r>
     </w:p>
+    <w:p/>
+    <w:p>
+      <w:r>
+        <w:rPr>
+          <w:rFonts w:hint="eastAsia"/>
+        </w:rPr>
+        <w:t>备注：</w:t>
+      </w:r>
+    </w:p>
+    <w:p>
+      <w:r>
+        <w:rPr>
+          <w:rFonts w:hint="eastAsia"/>
+        </w:rPr>
+        <w:t>集群启动后，当</w:t>
+      </w:r>
+      <w:r>
+        <w:rPr>
+          <w:rFonts w:hint="eastAsia"/>
+        </w:rPr>
+        <w:t>catalog group</w:t>
+      </w:r>
+      <w:r>
+        <w:rPr>
+          <w:rFonts w:hint="eastAsia"/>
+        </w:rPr>
+        <w:t>还未选出主时，</w:t>
+      </w:r>
+      <w:r>
+        <w:rPr>
+          <w:rFonts w:hint="eastAsia"/>
+        </w:rPr>
+        <w:t>coord</w:t>
+      </w:r>
+      <w:r>
+        <w:rPr>
+          <w:rFonts w:hint="eastAsia"/>
+        </w:rPr>
+        <w:t>上拿到的是上一次的</w:t>
+      </w:r>
+      <w:r>
+        <w:rPr>
+          <w:rFonts w:hint="eastAsia"/>
+        </w:rPr>
+        <w:t>catalog</w:t>
+      </w:r>
+      <w:r>
+        <w:rPr>
+          <w:rFonts w:hint="eastAsia"/>
+        </w:rPr>
+        <w:t>主节点。当选主后，新主与上一次的主有可能不是同一个，所以需要在拿到</w:t>
+      </w:r>
+      <w:r>
+        <w:rPr>
+          <w:rFonts w:hint="eastAsia"/>
+        </w:rPr>
+        <w:t>-104</w:t>
+      </w:r>
+      <w:r>
+        <w:rPr>
+          <w:rFonts w:hint="eastAsia"/>
+        </w:rPr>
+        <w:t>之后更新</w:t>
+      </w:r>
+      <w:r>
+        <w:rPr>
+          <w:rFonts w:hint="eastAsia"/>
+        </w:rPr>
+        <w:t>catalog group</w:t>
+      </w:r>
+      <w:r>
+        <w:rPr>
+          <w:rFonts w:hint="eastAsia"/>
+        </w:rPr>
+        <w:t>信息，以拿到新的主节点。</w:t>
+      </w:r>
+    </w:p>
     <w:p>
       <w:pPr>
         <w:pStyle w:val="Heading4"/>
@@ -1801,6 +1869,7 @@
         <w:rPr>
           <w:rFonts w:hint="eastAsia"/>
         </w:rPr>
+        <w:lastRenderedPageBreak/>
         <w:t>3</w:t>
       </w:r>
       <w:r>
@@ -1816,317 +1885,6 @@
         <w:t>查询监控信息</w:t>
       </w:r>
     </w:p>
-    <w:p>
-      <w:r>
-        <w:rPr>
-          <w:rFonts w:hint="eastAsia"/>
-        </w:rPr>
-        <w:t>新增打开以下监控类型：</w:t>
-      </w:r>
-    </w:p>
-    <w:tbl>
-      <w:tblPr>
-        <w:tblStyle w:val="TableGrid"/>
-        <w:tblW w:w="0" w:type="auto"/>
-        <w:tblInd w:w="357" w:type="dxa"/>
-        <w:tblLook w:val="04A0"/>
-      </w:tblPr>
-      <w:tblGrid>
-        <w:gridCol w:w="4104"/>
-        <w:gridCol w:w="4061"/>
-      </w:tblGrid>
-      <w:tr>
-        <w:tc>
-          <w:tcPr>
-            <w:tcW w:w="4104" w:type="dxa"/>
-          </w:tcPr>
-          <w:p>
-            <w:pPr>
-              <w:ind w:left="0"/>
-            </w:pPr>
-            <w:r>
-              <w:lastRenderedPageBreak/>
-              <w:t>SNAPSHOT_CONTEXT</w:t>
-            </w:r>
-          </w:p>
-        </w:tc>
-        <w:tc>
-          <w:tcPr>
-            <w:tcW w:w="4061" w:type="dxa"/>
-          </w:tcPr>
-          <w:p>
-            <w:pPr>
-              <w:ind w:left="0"/>
-            </w:pPr>
-            <w:r>
-              <w:t>LIST_CONTEXT</w:t>
-            </w:r>
-          </w:p>
-        </w:tc>
-      </w:tr>
-      <w:tr>
-        <w:tc>
-          <w:tcPr>
-            <w:tcW w:w="4104" w:type="dxa"/>
-          </w:tcPr>
-          <w:p>
-            <w:pPr>
-              <w:ind w:left="0"/>
-            </w:pPr>
-            <w:r>
-              <w:t>SNAPSHOT_SESSION</w:t>
-            </w:r>
-          </w:p>
-        </w:tc>
-        <w:tc>
-          <w:tcPr>
-            <w:tcW w:w="4061" w:type="dxa"/>
-          </w:tcPr>
-          <w:p>
-            <w:pPr>
-              <w:ind w:left="0"/>
-            </w:pPr>
-            <w:r>
-              <w:t>LIST_SESSION</w:t>
-            </w:r>
-          </w:p>
-        </w:tc>
-      </w:tr>
-      <w:tr>
-        <w:tc>
-          <w:tcPr>
-            <w:tcW w:w="4104" w:type="dxa"/>
-          </w:tcPr>
-          <w:p>
-            <w:pPr>
-              <w:ind w:left="0"/>
-            </w:pPr>
-            <w:r>
-              <w:t>SNAPSHOT_DB</w:t>
-            </w:r>
-          </w:p>
-        </w:tc>
-        <w:tc>
-          <w:tcPr>
-            <w:tcW w:w="4061" w:type="dxa"/>
-          </w:tcPr>
-          <w:p>
-            <w:pPr>
-              <w:ind w:left="0"/>
-            </w:pPr>
-            <w:r>
-              <w:t>LIST_TRAN</w:t>
-            </w:r>
-          </w:p>
-        </w:tc>
-      </w:tr>
-      <w:tr>
-        <w:tc>
-          <w:tcPr>
-            <w:tcW w:w="4104" w:type="dxa"/>
-          </w:tcPr>
-          <w:p>
-            <w:pPr>
-              <w:ind w:left="0"/>
-            </w:pPr>
-            <w:r>
-              <w:t>SNAPSHOT_SYSTEM</w:t>
-            </w:r>
-          </w:p>
-        </w:tc>
-        <w:tc>
-          <w:tcPr>
-            <w:tcW w:w="4061" w:type="dxa"/>
-          </w:tcPr>
-          <w:p>
-            <w:pPr>
-              <w:ind w:left="0"/>
-            </w:pPr>
-            <w:r>
-              <w:t>LIST_TRAN</w:t>
-            </w:r>
-            <w:r>
-              <w:rPr>
-                <w:rFonts w:hint="eastAsia"/>
-              </w:rPr>
-              <w:t>_CUR</w:t>
-            </w:r>
-          </w:p>
-        </w:tc>
-      </w:tr>
-      <w:tr>
-        <w:tc>
-          <w:tcPr>
-            <w:tcW w:w="4104" w:type="dxa"/>
-          </w:tcPr>
-          <w:p>
-            <w:pPr>
-              <w:ind w:left="0"/>
-            </w:pPr>
-            <w:r>
-              <w:t>SNAPSHOT_TRANS</w:t>
-            </w:r>
-          </w:p>
-        </w:tc>
-        <w:tc>
-          <w:tcPr>
-            <w:tcW w:w="4061" w:type="dxa"/>
-          </w:tcPr>
-          <w:p>
-            <w:pPr>
-              <w:ind w:left="0"/>
-            </w:pPr>
-            <w:r>
-              <w:rPr>
-                <w:rFonts w:hint="eastAsia"/>
-              </w:rPr>
-              <w:t>LIST</w:t>
-            </w:r>
-            <w:r>
-              <w:t>_CONTEXT</w:t>
-            </w:r>
-            <w:r>
-              <w:rPr>
-                <w:rFonts w:hint="eastAsia"/>
-              </w:rPr>
-              <w:t>_CUR</w:t>
-            </w:r>
-            <w:r>
-              <w:rPr>
-                <w:rFonts w:hint="eastAsia"/>
-              </w:rPr>
-              <w:t>（返回空）</w:t>
-            </w:r>
-          </w:p>
-        </w:tc>
-      </w:tr>
-      <w:tr>
-        <w:tc>
-          <w:tcPr>
-            <w:tcW w:w="4104" w:type="dxa"/>
-          </w:tcPr>
-          <w:p>
-            <w:pPr>
-              <w:ind w:left="0"/>
-            </w:pPr>
-            <w:r>
-              <w:t>SNAPSHOT_TRANS</w:t>
-            </w:r>
-            <w:r>
-              <w:rPr>
-                <w:rFonts w:hint="eastAsia"/>
-              </w:rPr>
-              <w:t>_CUR</w:t>
-            </w:r>
-          </w:p>
-        </w:tc>
-        <w:tc>
-          <w:tcPr>
-            <w:tcW w:w="4061" w:type="dxa"/>
-          </w:tcPr>
-          <w:p>
-            <w:pPr>
-              <w:ind w:left="0"/>
-            </w:pPr>
-            <w:r>
-              <w:rPr>
-                <w:rFonts w:hint="eastAsia"/>
-              </w:rPr>
-              <w:t>LIST</w:t>
-            </w:r>
-            <w:r>
-              <w:t>_SESSION</w:t>
-            </w:r>
-            <w:r>
-              <w:rPr>
-                <w:rFonts w:hint="eastAsia"/>
-              </w:rPr>
-              <w:t>_CUR</w:t>
-            </w:r>
-            <w:r>
-              <w:rPr>
-                <w:rFonts w:hint="eastAsia"/>
-              </w:rPr>
-              <w:t>（返回空）</w:t>
-            </w:r>
-          </w:p>
-        </w:tc>
-      </w:tr>
-      <w:tr>
-        <w:tc>
-          <w:tcPr>
-            <w:tcW w:w="4104" w:type="dxa"/>
-          </w:tcPr>
-          <w:p>
-            <w:pPr>
-              <w:ind w:left="0"/>
-            </w:pPr>
-            <w:r>
-              <w:t>SNAPSHOT_CONTEXT</w:t>
-            </w:r>
-            <w:r>
-              <w:rPr>
-                <w:rFonts w:hint="eastAsia"/>
-              </w:rPr>
-              <w:t>_CUR</w:t>
-            </w:r>
-            <w:r>
-              <w:rPr>
-                <w:rFonts w:hint="eastAsia"/>
-              </w:rPr>
-              <w:t>（返回空）</w:t>
-            </w:r>
-          </w:p>
-        </w:tc>
-        <w:tc>
-          <w:tcPr>
-            <w:tcW w:w="4061" w:type="dxa"/>
-          </w:tcPr>
-          <w:p>
-            <w:pPr>
-              <w:ind w:left="0"/>
-            </w:pPr>
-          </w:p>
-        </w:tc>
-      </w:tr>
-      <w:tr>
-        <w:tc>
-          <w:tcPr>
-            <w:tcW w:w="4104" w:type="dxa"/>
-          </w:tcPr>
-          <w:p>
-            <w:pPr>
-              <w:ind w:left="0"/>
-            </w:pPr>
-            <w:r>
-              <w:t>SNAPSHOT_SESSION</w:t>
-            </w:r>
-            <w:r>
-              <w:rPr>
-                <w:rFonts w:hint="eastAsia"/>
-              </w:rPr>
-              <w:t>_CUR</w:t>
-            </w:r>
-            <w:r>
-              <w:rPr>
-                <w:rFonts w:hint="eastAsia"/>
-              </w:rPr>
-              <w:t>（返回空）</w:t>
-            </w:r>
-          </w:p>
-        </w:tc>
-        <w:tc>
-          <w:tcPr>
-            <w:tcW w:w="4061" w:type="dxa"/>
-          </w:tcPr>
-          <w:p>
-            <w:pPr>
-              <w:ind w:left="0"/>
-            </w:pPr>
-          </w:p>
-        </w:tc>
-      </w:tr>
-    </w:tbl>
     <w:p/>
     <w:p>
       <w:r>
@@ -2193,47 +1951,225 @@
         </w:rPr>
         <w:tab/>
       </w:r>
-      <w:r>
-        <w:rPr>
-          <w:rFonts w:hint="eastAsia"/>
-        </w:rPr>
-        <w:t>节点启动后注册消息</w:t>
-      </w:r>
+    </w:p>
+    <w:p>
+      <w:r>
+        <w:rPr>
+          <w:rFonts w:hint="eastAsia"/>
+        </w:rPr>
+        <w:tab/>
+      </w:r>
+      <w:r>
+        <w:rPr>
+          <w:rFonts w:hint="eastAsia"/>
+        </w:rPr>
+        <w:tab/>
+      </w:r>
+      <w:r>
+        <w:rPr>
+          <w:rFonts w:hint="eastAsia"/>
+        </w:rPr>
+        <w:t>coord</w:t>
+      </w:r>
+      <w:r>
+        <w:rPr>
+          <w:rFonts w:hint="eastAsia"/>
+        </w:rPr>
+        <w:t>处理</w:t>
+      </w:r>
+      <w:r>
+        <w:rPr>
+          <w:rFonts w:hint="eastAsia"/>
+        </w:rPr>
+        <w:t>以下消息</w:t>
+      </w:r>
+      <w:r>
+        <w:rPr>
+          <w:rFonts w:hint="eastAsia"/>
+        </w:rPr>
+        <w:t>:</w:t>
+      </w:r>
+    </w:p>
+    <w:p>
       <w:r>
         <w:t>MSG_BS_QUERY_REQ</w:t>
       </w:r>
       <w:r>
-        <w:rPr>
-          <w:rFonts w:hint="eastAsia"/>
-        </w:rPr>
-        <w:t>、</w:t>
+        <w:br/>
       </w:r>
       <w:r>
         <w:t>MSG_BS_GETMORE_REQ</w:t>
       </w:r>
-      <w:r>
-        <w:rPr>
-          <w:rFonts w:hint="eastAsia"/>
-        </w:rPr>
-        <w:t>、</w:t>
-      </w:r>
-      <w:r>
-        <w:br/>
-      </w:r>
-      <w:r>
-        <w:t>MSG_BS_KILL_CONTEXT_REQ</w:t>
-      </w:r>
-      <w:r>
-        <w:rPr>
-          <w:rFonts w:hint="eastAsia"/>
-        </w:rPr>
-        <w:t>到</w:t>
-      </w:r>
-      <w:r>
-        <w:rPr>
-          <w:rFonts w:hint="eastAsia"/>
-        </w:rPr>
-        <w:t>coordMainController</w:t>
+    </w:p>
+    <w:p>
+      <w:r>
+        <w:t>MSG_BS_KILL_CONTEXT_RE</w:t>
+      </w:r>
+      <w:r>
+        <w:rPr>
+          <w:rFonts w:hint="eastAsia"/>
+        </w:rPr>
+        <w:t>Q</w:t>
+      </w:r>
+    </w:p>
+    <w:p>
+      <w:r>
+        <w:t>MSG_COM_SESSION_INIT_REQ</w:t>
+      </w:r>
+    </w:p>
+    <w:p>
+      <w:r>
+        <w:t>MSG_BS_INTERRUPTE</w:t>
+      </w:r>
+    </w:p>
+    <w:p>
+      <w:r>
+        <w:t>MSG_BS_DISCONNECT</w:t>
+      </w:r>
+    </w:p>
+    <w:p>
+      <w:r>
+        <w:t>MSG_COM_REMOTE_DISC</w:t>
+      </w:r>
+    </w:p>
+    <w:p>
+      <w:r>
+        <w:t>MSG_CLS_GINFO_UPDATED</w:t>
+      </w:r>
+    </w:p>
+    <w:p>
+      <w:r>
+        <w:t>MSG_CAT_GRP_CHANGE_NTY</w:t>
+      </w:r>
+    </w:p>
+    <w:p>
+      <w:r>
+        <w:t>MSG_BS_MSG_REQ</w:t>
+      </w:r>
+    </w:p>
+    <w:p/>
+    <w:p>
+      <w:r>
+        <w:rPr>
+          <w:rFonts w:hint="eastAsia"/>
+        </w:rPr>
+        <w:t>备注：</w:t>
+      </w:r>
+    </w:p>
+    <w:p>
+      <w:pPr>
+        <w:pStyle w:val="ListParagraph"/>
+        <w:numPr>
+          <w:ilvl w:val="0"/>
+          <w:numId w:val="15"/>
+        </w:numPr>
+        <w:ind w:firstLineChars="0"/>
+      </w:pPr>
+      <w:r>
+        <w:rPr>
+          <w:rFonts w:hint="eastAsia"/>
+        </w:rPr>
+        <w:t>删除一个</w:t>
+      </w:r>
+      <w:r>
+        <w:rPr>
+          <w:rFonts w:hint="eastAsia"/>
+        </w:rPr>
+        <w:t>coord</w:t>
+      </w:r>
+      <w:r>
+        <w:rPr>
+          <w:rFonts w:hint="eastAsia"/>
+        </w:rPr>
+        <w:t>时，会往</w:t>
+      </w:r>
+      <w:r>
+        <w:rPr>
+          <w:rFonts w:hint="eastAsia"/>
+        </w:rPr>
+        <w:t>coord group</w:t>
+      </w:r>
+      <w:r>
+        <w:rPr>
+          <w:rFonts w:hint="eastAsia"/>
+        </w:rPr>
+        <w:t>的其他节点发送</w:t>
+      </w:r>
+      <w:r>
+        <w:t>MSG_CLS_GINFO_UPDATED</w:t>
+      </w:r>
+      <w:r>
+        <w:rPr>
+          <w:rFonts w:hint="eastAsia"/>
+        </w:rPr>
+        <w:t>消息，通知其他节点去更新本组的信息。</w:t>
+      </w:r>
+    </w:p>
+    <w:p>
+      <w:pPr>
+        <w:pStyle w:val="ListParagraph"/>
+        <w:numPr>
+          <w:ilvl w:val="0"/>
+          <w:numId w:val="15"/>
+        </w:numPr>
+        <w:ind w:firstLineChars="0"/>
+      </w:pPr>
+      <w:r>
+        <w:rPr>
+          <w:rFonts w:hint="eastAsia"/>
+        </w:rPr>
+        <w:t>删除</w:t>
+      </w:r>
+      <w:r>
+        <w:rPr>
+          <w:rFonts w:hint="eastAsia"/>
+        </w:rPr>
+        <w:t>/</w:t>
+      </w:r>
+      <w:r>
+        <w:rPr>
+          <w:rFonts w:hint="eastAsia"/>
+        </w:rPr>
+        <w:t>创建一个</w:t>
+      </w:r>
+      <w:r>
+        <w:rPr>
+          <w:rFonts w:hint="eastAsia"/>
+        </w:rPr>
+        <w:t>catalog</w:t>
+      </w:r>
+      <w:r>
+        <w:rPr>
+          <w:rFonts w:hint="eastAsia"/>
+        </w:rPr>
+        <w:t>节点时，会往其他节点发送</w:t>
+      </w:r>
+      <w:r>
+        <w:t>MSG_CAT_GRP_CHANGE_NTY</w:t>
+      </w:r>
+      <w:r>
+        <w:rPr>
+          <w:rFonts w:hint="eastAsia"/>
+        </w:rPr>
+        <w:t>，通知他们去更新</w:t>
+      </w:r>
+      <w:r>
+        <w:rPr>
+          <w:rFonts w:hint="eastAsia"/>
+        </w:rPr>
+        <w:t>catalog group</w:t>
+      </w:r>
+      <w:r>
+        <w:rPr>
+          <w:rFonts w:hint="eastAsia"/>
+        </w:rPr>
+        <w:t>信息，并设置新的</w:t>
+      </w:r>
+      <w:r>
+        <w:rPr>
+          <w:rFonts w:hint="eastAsia"/>
+        </w:rPr>
+        <w:t>sdb.conf</w:t>
       </w:r>
       <w:r>
         <w:rPr>
@@ -2245,87 +2181,15 @@
         <w:rPr>
           <w:rFonts w:hint="eastAsia"/>
         </w:rPr>
-        <w:t>MSG_MAP</w:t>
-      </w:r>
-      <w:r>
-        <w:rPr>
-          <w:rFonts w:hint="eastAsia"/>
-        </w:rPr>
-        <w:t>中，其他消息不注册。</w:t>
-      </w:r>
-    </w:p>
-    <w:p>
-      <w:r>
-        <w:rPr>
-          <w:rFonts w:hint="eastAsia"/>
-        </w:rPr>
-        <w:tab/>
-      </w:r>
-      <w:r>
-        <w:rPr>
-          <w:rFonts w:hint="eastAsia"/>
-        </w:rPr>
-        <w:tab/>
-      </w:r>
-      <w:r>
-        <w:rPr>
-          <w:rFonts w:hint="eastAsia"/>
-        </w:rPr>
-        <w:t>coord</w:t>
-      </w:r>
-      <w:r>
-        <w:rPr>
-          <w:rFonts w:hint="eastAsia"/>
-        </w:rPr>
-        <w:t>在处理消息时，当传入的消息是</w:t>
-      </w:r>
-      <w:r>
-        <w:t>MSG_BS_QUERY_REQ</w:t>
-      </w:r>
-      <w:r>
-        <w:rPr>
-          <w:rFonts w:hint="eastAsia"/>
-        </w:rPr>
-        <w:t>、</w:t>
-      </w:r>
-      <w:r>
-        <w:br/>
-      </w:r>
-      <w:r>
-        <w:t>MSG_BS_GETMORE_REQ</w:t>
-      </w:r>
-      <w:r>
-        <w:rPr>
-          <w:rFonts w:hint="eastAsia"/>
-        </w:rPr>
-        <w:t>、</w:t>
-      </w:r>
-      <w:r>
-        <w:t>MSG_BS_KILL_CONTEXT_RE</w:t>
-      </w:r>
-      <w:r>
-        <w:rPr>
-          <w:rFonts w:hint="eastAsia"/>
-        </w:rPr>
-        <w:t>Q</w:t>
-      </w:r>
-      <w:r>
-        <w:rPr>
-          <w:rFonts w:hint="eastAsia"/>
-        </w:rPr>
-        <w:t>等时会进入</w:t>
-      </w:r>
-      <w:r>
-        <w:t>_processMsg</w:t>
-      </w:r>
-      <w:r>
-        <w:rPr>
-          <w:rFonts w:hint="eastAsia"/>
-        </w:rPr>
-        <w:t>函数处理。</w:t>
-      </w:r>
-    </w:p>
-    <w:p/>
+        <w:t>catalogaddr</w:t>
+      </w:r>
+      <w:r>
+        <w:rPr>
+          <w:rFonts w:hint="eastAsia"/>
+        </w:rPr>
+        <w:t>参数值。</w:t>
+      </w:r>
+    </w:p>
     <w:p>
       <w:r>
         <w:rPr>
@@ -2519,6 +2383,24 @@
         <w:rPr>
           <w:rFonts w:hint="eastAsia"/>
         </w:rPr>
+        <w:t>对于走</w:t>
+      </w:r>
+      <w:r>
+        <w:rPr>
+          <w:rFonts w:hint="eastAsia"/>
+        </w:rPr>
+        <w:t>query</w:t>
+      </w:r>
+      <w:r>
+        <w:rPr>
+          <w:rFonts w:hint="eastAsia"/>
+        </w:rPr>
+        <w:t>的命令，</w:t>
+      </w:r>
+      <w:r>
+        <w:rPr>
+          <w:rFonts w:hint="eastAsia"/>
+        </w:rPr>
         <w:t>只允许某些命令在</w:t>
       </w:r>
       <w:r>
@@ -2531,7 +2413,7 @@
         <w:rPr>
           <w:rFonts w:hint="eastAsia"/>
         </w:rPr>
-        <w:t>节点上执行，其余命令禁止通过</w:t>
+        <w:t>节点</w:t>
       </w:r>
       <w:r>
         <w:rPr>
@@ -2543,43 +2425,7 @@
         <w:rPr>
           <w:rFonts w:hint="eastAsia"/>
         </w:rPr>
-        <w:t>平面在</w:t>
-      </w:r>
-      <w:r>
-        <w:rPr>
-          <w:rFonts w:hint="eastAsia"/>
-        </w:rPr>
-        <w:t>coord</w:t>
-      </w:r>
-      <w:r>
-        <w:rPr>
-          <w:rFonts w:hint="eastAsia"/>
-        </w:rPr>
-        <w:t>节点上执行。走</w:t>
-      </w:r>
-      <w:r>
-        <w:rPr>
-          <w:rFonts w:hint="eastAsia"/>
-        </w:rPr>
-        <w:t>query</w:t>
-      </w:r>
-      <w:r>
-        <w:rPr>
-          <w:rFonts w:hint="eastAsia"/>
-        </w:rPr>
-        <w:t>消息的</w:t>
-      </w:r>
-      <w:r>
-        <w:rPr>
-          <w:rFonts w:hint="eastAsia"/>
-        </w:rPr>
-        <w:t>command</w:t>
-      </w:r>
-      <w:r>
-        <w:rPr>
-          <w:rFonts w:hint="eastAsia"/>
-        </w:rPr>
-        <w:t>分为以下几类：</w:t>
+        <w:t>上执行，其余禁止。</w:t>
       </w:r>
     </w:p>
     <w:p>
@@ -2587,7 +2433,7 @@
         <w:pStyle w:val="ListParagraph"/>
         <w:numPr>
           <w:ilvl w:val="0"/>
-          <w:numId w:val="13"/>
+          <w:numId w:val="14"/>
         </w:numPr>
         <w:ind w:firstLineChars="0"/>
       </w:pPr>
@@ -2595,13 +2441,7 @@
         <w:rPr>
           <w:rFonts w:hint="eastAsia"/>
         </w:rPr>
-        <w:t>读命令</w:t>
-      </w:r>
-      <w:r>
-        <w:rPr>
-          <w:rFonts w:hint="eastAsia"/>
-        </w:rPr>
-        <w:t>，禁止执行</w:t>
+        <w:t>写命令，禁止。</w:t>
       </w:r>
     </w:p>
     <w:p>
@@ -2609,7 +2449,7 @@
         <w:pStyle w:val="ListParagraph"/>
         <w:numPr>
           <w:ilvl w:val="0"/>
-          <w:numId w:val="13"/>
+          <w:numId w:val="14"/>
         </w:numPr>
         <w:ind w:firstLineChars="0"/>
       </w:pPr>
@@ -2617,19 +2457,7 @@
         <w:rPr>
           <w:rFonts w:hint="eastAsia"/>
         </w:rPr>
-        <w:t>cl</w:t>
-      </w:r>
-      <w:r>
-        <w:rPr>
-          <w:rFonts w:hint="eastAsia"/>
-        </w:rPr>
-        <w:t>上执行的命令</w:t>
-      </w:r>
-      <w:r>
-        <w:rPr>
-          <w:rFonts w:hint="eastAsia"/>
-        </w:rPr>
-        <w:t>，禁止执行</w:t>
+        <w:t>集合相关的命令，禁止。</w:t>
       </w:r>
     </w:p>
     <w:p>
@@ -2637,7 +2465,7 @@
         <w:pStyle w:val="ListParagraph"/>
         <w:numPr>
           <w:ilvl w:val="0"/>
-          <w:numId w:val="13"/>
+          <w:numId w:val="14"/>
         </w:numPr>
         <w:ind w:firstLineChars="0"/>
       </w:pPr>
@@ -2645,2013 +2473,65 @@
         <w:rPr>
           <w:rFonts w:hint="eastAsia"/>
         </w:rPr>
-        <w:t>其余命令，</w:t>
-      </w:r>
-      <w:r>
-        <w:rPr>
-          <w:rFonts w:hint="eastAsia"/>
-        </w:rPr>
-        <w:t>只有支持命令位置参数的命令才会走到</w:t>
-      </w:r>
-      <w:r>
-        <w:rPr>
-          <w:rFonts w:hint="eastAsia"/>
-        </w:rPr>
-        <w:t>coord</w:t>
-      </w:r>
-      <w:r>
-        <w:rPr>
-          <w:rFonts w:hint="eastAsia"/>
-        </w:rPr>
-        <w:t>节点</w:t>
-      </w:r>
-      <w:r>
-        <w:rPr>
-          <w:rFonts w:hint="eastAsia"/>
-        </w:rPr>
-        <w:t>shard</w:t>
-      </w:r>
-      <w:r>
-        <w:rPr>
-          <w:rFonts w:hint="eastAsia"/>
-        </w:rPr>
-        <w:t>平面，处理</w:t>
-      </w:r>
-      <w:r>
-        <w:rPr>
-          <w:rFonts w:hint="eastAsia"/>
-        </w:rPr>
-        <w:t>如下：</w:t>
-      </w:r>
-    </w:p>
-    <w:tbl>
-      <w:tblPr>
-        <w:tblStyle w:val="TableGrid"/>
-        <w:tblW w:w="0" w:type="auto"/>
-        <w:tblInd w:w="357" w:type="dxa"/>
-        <w:tblLook w:val="04A0"/>
-      </w:tblPr>
-      <w:tblGrid>
-        <w:gridCol w:w="2521"/>
-        <w:gridCol w:w="1058"/>
-        <w:gridCol w:w="4586"/>
-      </w:tblGrid>
-      <w:tr>
-        <w:tc>
-          <w:tcPr>
-            <w:tcW w:w="2521" w:type="dxa"/>
-          </w:tcPr>
-          <w:p>
-            <w:pPr>
-              <w:ind w:left="0"/>
-            </w:pPr>
-            <w:r>
-              <w:t>C</w:t>
-            </w:r>
-            <w:r>
-              <w:rPr>
-                <w:rFonts w:hint="eastAsia"/>
-              </w:rPr>
-              <w:t>ommand</w:t>
-            </w:r>
-          </w:p>
-        </w:tc>
-        <w:tc>
-          <w:tcPr>
-            <w:tcW w:w="1058" w:type="dxa"/>
-          </w:tcPr>
-          <w:p>
-            <w:pPr>
-              <w:ind w:left="0"/>
-            </w:pPr>
-            <w:r>
-              <w:rPr>
-                <w:rFonts w:hint="eastAsia"/>
-              </w:rPr>
-              <w:t>命令位置</w:t>
-            </w:r>
-          </w:p>
-        </w:tc>
-        <w:tc>
-          <w:tcPr>
-            <w:tcW w:w="4586" w:type="dxa"/>
-          </w:tcPr>
-          <w:p>
-            <w:pPr>
-              <w:ind w:left="0"/>
-            </w:pPr>
-            <w:r>
-              <w:rPr>
-                <w:rFonts w:hint="eastAsia"/>
-              </w:rPr>
-              <w:t>处理方式</w:t>
-            </w:r>
-          </w:p>
-        </w:tc>
-      </w:tr>
-      <w:tr>
-        <w:tc>
-          <w:tcPr>
-            <w:tcW w:w="2521" w:type="dxa"/>
-          </w:tcPr>
-          <w:p>
-            <w:pPr>
-              <w:ind w:left="0"/>
-            </w:pPr>
-            <w:r>
-              <w:t>rtnBackup</w:t>
-            </w:r>
-          </w:p>
-        </w:tc>
-        <w:tc>
-          <w:tcPr>
-            <w:tcW w:w="1058" w:type="dxa"/>
-          </w:tcPr>
-          <w:p>
-            <w:pPr>
-              <w:ind w:left="0"/>
-            </w:pPr>
-            <w:r>
-              <w:rPr>
-                <w:rFonts w:hint="eastAsia"/>
-              </w:rPr>
-              <w:t>是</w:t>
-            </w:r>
-          </w:p>
-        </w:tc>
-        <w:tc>
-          <w:tcPr>
-            <w:tcW w:w="4586" w:type="dxa"/>
-          </w:tcPr>
-          <w:p>
-            <w:pPr>
-              <w:ind w:left="0"/>
-            </w:pPr>
-            <w:r>
-              <w:rPr>
-                <w:rFonts w:hint="eastAsia"/>
-              </w:rPr>
-              <w:t>在</w:t>
-            </w:r>
-            <w:r>
-              <w:rPr>
-                <w:rFonts w:hint="eastAsia"/>
-              </w:rPr>
-              <w:t>coord</w:t>
-            </w:r>
-            <w:r>
-              <w:rPr>
-                <w:rFonts w:hint="eastAsia"/>
-              </w:rPr>
-              <w:t>上不报错，直接返回</w:t>
-            </w:r>
-          </w:p>
-        </w:tc>
-      </w:tr>
-      <w:tr>
-        <w:tc>
-          <w:tcPr>
-            <w:tcW w:w="2521" w:type="dxa"/>
-          </w:tcPr>
-          <w:p>
-            <w:pPr>
-              <w:ind w:left="0"/>
-            </w:pPr>
-            <w:r>
-              <w:rPr>
-                <w:rFonts w:hint="eastAsia"/>
-              </w:rPr>
-              <w:t>rtnSetPDLevel</w:t>
-            </w:r>
-          </w:p>
-        </w:tc>
-        <w:tc>
-          <w:tcPr>
-            <w:tcW w:w="1058" w:type="dxa"/>
-          </w:tcPr>
-          <w:p>
-            <w:pPr>
-              <w:ind w:left="0"/>
-            </w:pPr>
-            <w:r>
-              <w:rPr>
-                <w:rFonts w:hint="eastAsia"/>
-              </w:rPr>
-              <w:t>是</w:t>
-            </w:r>
-          </w:p>
-        </w:tc>
-        <w:tc>
-          <w:tcPr>
-            <w:tcW w:w="4586" w:type="dxa"/>
-          </w:tcPr>
-          <w:p>
-            <w:pPr>
-              <w:ind w:left="0"/>
-            </w:pPr>
-            <w:r>
-              <w:rPr>
-                <w:rFonts w:hint="eastAsia"/>
-              </w:rPr>
-              <w:t>允许</w:t>
-            </w:r>
-          </w:p>
-        </w:tc>
-      </w:tr>
-      <w:tr>
-        <w:tc>
-          <w:tcPr>
-            <w:tcW w:w="2521" w:type="dxa"/>
-          </w:tcPr>
-          <w:p>
-            <w:pPr>
-              <w:ind w:left="0"/>
-            </w:pPr>
-            <w:r>
-              <w:t>rtnReloadConfig</w:t>
-            </w:r>
-          </w:p>
-        </w:tc>
-        <w:tc>
-          <w:tcPr>
-            <w:tcW w:w="1058" w:type="dxa"/>
-          </w:tcPr>
-          <w:p>
-            <w:pPr>
-              <w:ind w:left="0"/>
-            </w:pPr>
-            <w:r>
-              <w:rPr>
-                <w:rFonts w:hint="eastAsia"/>
-              </w:rPr>
-              <w:t>是</w:t>
-            </w:r>
-          </w:p>
-        </w:tc>
-        <w:tc>
-          <w:tcPr>
-            <w:tcW w:w="4586" w:type="dxa"/>
-          </w:tcPr>
-          <w:p>
-            <w:pPr>
-              <w:ind w:left="0"/>
-            </w:pPr>
-            <w:r>
-              <w:rPr>
-                <w:rFonts w:hint="eastAsia"/>
-              </w:rPr>
-              <w:t>允许</w:t>
-            </w:r>
-          </w:p>
-        </w:tc>
-      </w:tr>
-      <w:tr>
-        <w:tc>
-          <w:tcPr>
-            <w:tcW w:w="2521" w:type="dxa"/>
-          </w:tcPr>
-          <w:p>
-            <w:pPr>
-              <w:ind w:left="0"/>
-            </w:pPr>
-            <w:r>
-              <w:t>rtnExportConf</w:t>
-            </w:r>
-            <w:r>
-              <w:rPr>
-                <w:rFonts w:hint="eastAsia"/>
-              </w:rPr>
-              <w:br/>
-              <w:t>(db.flushConfigure)</w:t>
-            </w:r>
-          </w:p>
-        </w:tc>
-        <w:tc>
-          <w:tcPr>
-            <w:tcW w:w="1058" w:type="dxa"/>
-          </w:tcPr>
-          <w:p>
-            <w:pPr>
-              <w:ind w:left="0"/>
-            </w:pPr>
-            <w:r>
-              <w:rPr>
-                <w:rFonts w:hint="eastAsia"/>
-              </w:rPr>
-              <w:t>是</w:t>
-            </w:r>
-          </w:p>
-        </w:tc>
-        <w:tc>
-          <w:tcPr>
-            <w:tcW w:w="4586" w:type="dxa"/>
-          </w:tcPr>
-          <w:p>
-            <w:pPr>
-              <w:ind w:left="0"/>
-            </w:pPr>
-            <w:r>
-              <w:rPr>
-                <w:rFonts w:hint="eastAsia"/>
-              </w:rPr>
-              <w:t>允许</w:t>
-            </w:r>
-          </w:p>
-        </w:tc>
-      </w:tr>
-      <w:tr>
-        <w:tc>
-          <w:tcPr>
-            <w:tcW w:w="2521" w:type="dxa"/>
-          </w:tcPr>
-          <w:p>
-            <w:pPr>
-              <w:ind w:left="0"/>
-            </w:pPr>
-            <w:r>
-              <w:t>rtnRemoveBackup</w:t>
-            </w:r>
-          </w:p>
-        </w:tc>
-        <w:tc>
-          <w:tcPr>
-            <w:tcW w:w="1058" w:type="dxa"/>
-          </w:tcPr>
-          <w:p>
-            <w:pPr>
-              <w:ind w:left="0"/>
-            </w:pPr>
-            <w:r>
-              <w:rPr>
-                <w:rFonts w:hint="eastAsia"/>
-              </w:rPr>
-              <w:t>是</w:t>
-            </w:r>
-          </w:p>
-        </w:tc>
-        <w:tc>
-          <w:tcPr>
-            <w:tcW w:w="4586" w:type="dxa"/>
-          </w:tcPr>
-          <w:p>
-            <w:pPr>
-              <w:ind w:left="0"/>
-            </w:pPr>
-            <w:r>
-              <w:rPr>
-                <w:rFonts w:hint="eastAsia"/>
-              </w:rPr>
-              <w:t>在</w:t>
-            </w:r>
-            <w:r>
-              <w:rPr>
-                <w:rFonts w:hint="eastAsia"/>
-              </w:rPr>
-              <w:t>coord</w:t>
-            </w:r>
-            <w:r>
-              <w:rPr>
-                <w:rFonts w:hint="eastAsia"/>
-              </w:rPr>
-              <w:t>上不报错，直接返回</w:t>
-            </w:r>
-          </w:p>
-        </w:tc>
-      </w:tr>
-      <w:tr>
-        <w:tc>
-          <w:tcPr>
-            <w:tcW w:w="2521" w:type="dxa"/>
-          </w:tcPr>
-          <w:p>
-            <w:pPr>
-              <w:ind w:left="0"/>
-            </w:pPr>
-            <w:r>
-              <w:t>rtnForceSession</w:t>
-            </w:r>
-          </w:p>
-        </w:tc>
-        <w:tc>
-          <w:tcPr>
-            <w:tcW w:w="1058" w:type="dxa"/>
-          </w:tcPr>
-          <w:p>
-            <w:pPr>
-              <w:ind w:left="0"/>
-            </w:pPr>
-            <w:r>
-              <w:rPr>
-                <w:rFonts w:hint="eastAsia"/>
-              </w:rPr>
-              <w:t>是</w:t>
-            </w:r>
-          </w:p>
-        </w:tc>
-        <w:tc>
-          <w:tcPr>
-            <w:tcW w:w="4586" w:type="dxa"/>
-          </w:tcPr>
-          <w:p>
-            <w:pPr>
-              <w:ind w:left="0"/>
-            </w:pPr>
-            <w:r>
-              <w:rPr>
-                <w:rFonts w:hint="eastAsia"/>
-              </w:rPr>
-              <w:t>允许</w:t>
-            </w:r>
-          </w:p>
-        </w:tc>
-      </w:tr>
-      <w:tr>
-        <w:tc>
-          <w:tcPr>
-            <w:tcW w:w="2521" w:type="dxa"/>
-          </w:tcPr>
-          <w:p>
-            <w:pPr>
-              <w:ind w:left="0"/>
-            </w:pPr>
-            <w:r>
-              <w:t>rtnSetSessionAttr</w:t>
-            </w:r>
-          </w:p>
-        </w:tc>
-        <w:tc>
-          <w:tcPr>
-            <w:tcW w:w="1058" w:type="dxa"/>
-          </w:tcPr>
-          <w:p>
-            <w:pPr>
-              <w:ind w:left="0"/>
-            </w:pPr>
-            <w:r>
-              <w:rPr>
-                <w:rFonts w:hint="eastAsia"/>
-              </w:rPr>
-              <w:t>是</w:t>
-            </w:r>
-          </w:p>
-        </w:tc>
-        <w:tc>
-          <w:tcPr>
-            <w:tcW w:w="4586" w:type="dxa"/>
-          </w:tcPr>
-          <w:p>
-            <w:pPr>
-              <w:ind w:left="0"/>
-            </w:pPr>
-            <w:r>
-              <w:rPr>
-                <w:rFonts w:hint="eastAsia"/>
-              </w:rPr>
-              <w:t>在</w:t>
-            </w:r>
-            <w:r>
-              <w:rPr>
-                <w:rFonts w:hint="eastAsia"/>
-              </w:rPr>
-              <w:t>coord</w:t>
-            </w:r>
-            <w:r>
-              <w:rPr>
-                <w:rFonts w:hint="eastAsia"/>
-              </w:rPr>
-              <w:t>上不报错，直接返回</w:t>
-            </w:r>
-          </w:p>
-        </w:tc>
-      </w:tr>
-      <w:tr>
-        <w:tc>
-          <w:tcPr>
-            <w:tcW w:w="2521" w:type="dxa"/>
-          </w:tcPr>
-          <w:p>
-            <w:pPr>
-              <w:ind w:left="0"/>
-            </w:pPr>
-            <w:r>
-              <w:t>rtnSyncDB</w:t>
-            </w:r>
-          </w:p>
-        </w:tc>
-        <w:tc>
-          <w:tcPr>
-            <w:tcW w:w="1058" w:type="dxa"/>
-          </w:tcPr>
-          <w:p>
-            <w:pPr>
-              <w:ind w:left="0"/>
-            </w:pPr>
-            <w:r>
-              <w:rPr>
-                <w:rFonts w:hint="eastAsia"/>
-              </w:rPr>
-              <w:t>是</w:t>
-            </w:r>
-          </w:p>
-        </w:tc>
-        <w:tc>
-          <w:tcPr>
-            <w:tcW w:w="4586" w:type="dxa"/>
-          </w:tcPr>
-          <w:p>
-            <w:pPr>
-              <w:ind w:left="0"/>
-            </w:pPr>
-            <w:r>
-              <w:rPr>
-                <w:rFonts w:hint="eastAsia"/>
-              </w:rPr>
-              <w:t>在</w:t>
-            </w:r>
-            <w:r>
-              <w:rPr>
-                <w:rFonts w:hint="eastAsia"/>
-              </w:rPr>
-              <w:t>coord</w:t>
-            </w:r>
-            <w:r>
-              <w:rPr>
-                <w:rFonts w:hint="eastAsia"/>
-              </w:rPr>
-              <w:t>上不报错，直接返回</w:t>
-            </w:r>
-          </w:p>
-        </w:tc>
-      </w:tr>
-      <w:tr>
-        <w:tc>
-          <w:tcPr>
-            <w:tcW w:w="2521" w:type="dxa"/>
-          </w:tcPr>
-          <w:p>
-            <w:pPr>
-              <w:ind w:left="0"/>
-            </w:pPr>
-            <w:r>
-              <w:t>rtnLoadCollectionSpace</w:t>
-            </w:r>
-          </w:p>
-        </w:tc>
-        <w:tc>
-          <w:tcPr>
-            <w:tcW w:w="1058" w:type="dxa"/>
-          </w:tcPr>
-          <w:p>
-            <w:pPr>
-              <w:ind w:left="0"/>
-            </w:pPr>
-            <w:r>
-              <w:rPr>
-                <w:rFonts w:hint="eastAsia"/>
-              </w:rPr>
-              <w:t>是</w:t>
-            </w:r>
-          </w:p>
-        </w:tc>
-        <w:tc>
-          <w:tcPr>
-            <w:tcW w:w="4586" w:type="dxa"/>
-          </w:tcPr>
-          <w:p>
-            <w:pPr>
-              <w:ind w:left="0"/>
-            </w:pPr>
-            <w:r>
-              <w:rPr>
-                <w:rFonts w:hint="eastAsia"/>
-              </w:rPr>
-              <w:t>在</w:t>
-            </w:r>
-            <w:r>
-              <w:rPr>
-                <w:rFonts w:hint="eastAsia"/>
-              </w:rPr>
-              <w:t>coord</w:t>
-            </w:r>
-            <w:r>
-              <w:rPr>
-                <w:rFonts w:hint="eastAsia"/>
-              </w:rPr>
-              <w:t>上不报错，直接返回</w:t>
-            </w:r>
-          </w:p>
-        </w:tc>
-      </w:tr>
-      <w:tr>
-        <w:tc>
-          <w:tcPr>
-            <w:tcW w:w="2521" w:type="dxa"/>
-          </w:tcPr>
-          <w:p>
-            <w:pPr>
-              <w:ind w:left="0"/>
-            </w:pPr>
-            <w:r>
-              <w:t>rtnUnloadCollectionSpace</w:t>
-            </w:r>
-          </w:p>
-        </w:tc>
-        <w:tc>
-          <w:tcPr>
-            <w:tcW w:w="1058" w:type="dxa"/>
-          </w:tcPr>
-          <w:p>
-            <w:pPr>
-              <w:ind w:left="0"/>
-            </w:pPr>
-            <w:r>
-              <w:rPr>
-                <w:rFonts w:hint="eastAsia"/>
-              </w:rPr>
-              <w:t>是</w:t>
-            </w:r>
-          </w:p>
-        </w:tc>
-        <w:tc>
-          <w:tcPr>
-            <w:tcW w:w="4586" w:type="dxa"/>
-          </w:tcPr>
-          <w:p>
-            <w:pPr>
-              <w:ind w:left="0"/>
-            </w:pPr>
-            <w:r>
-              <w:rPr>
-                <w:rFonts w:hint="eastAsia"/>
-              </w:rPr>
-              <w:t>在</w:t>
-            </w:r>
-            <w:r>
-              <w:rPr>
-                <w:rFonts w:hint="eastAsia"/>
-              </w:rPr>
-              <w:t>coord</w:t>
-            </w:r>
-            <w:r>
-              <w:rPr>
-                <w:rFonts w:hint="eastAsia"/>
-              </w:rPr>
-              <w:t>上不报错，直接返回</w:t>
-            </w:r>
-          </w:p>
-        </w:tc>
-      </w:tr>
-      <w:tr>
-        <w:tc>
-          <w:tcPr>
-            <w:tcW w:w="2521" w:type="dxa"/>
-          </w:tcPr>
-          <w:p>
-            <w:pPr>
-              <w:ind w:left="0"/>
-            </w:pPr>
-            <w:r>
-              <w:t>rtnAnalyze</w:t>
-            </w:r>
-          </w:p>
-        </w:tc>
-        <w:tc>
-          <w:tcPr>
-            <w:tcW w:w="1058" w:type="dxa"/>
-          </w:tcPr>
-          <w:p>
-            <w:pPr>
-              <w:ind w:left="0"/>
-            </w:pPr>
-            <w:r>
-              <w:rPr>
-                <w:rFonts w:hint="eastAsia"/>
-              </w:rPr>
-              <w:t>是</w:t>
-            </w:r>
-          </w:p>
-        </w:tc>
-        <w:tc>
-          <w:tcPr>
-            <w:tcW w:w="4586" w:type="dxa"/>
-          </w:tcPr>
-          <w:p>
-            <w:pPr>
-              <w:ind w:left="0"/>
-            </w:pPr>
-            <w:r>
-              <w:rPr>
-                <w:rFonts w:hint="eastAsia"/>
-              </w:rPr>
-              <w:t>在</w:t>
-            </w:r>
-            <w:r>
-              <w:rPr>
-                <w:rFonts w:hint="eastAsia"/>
-              </w:rPr>
-              <w:t>coord</w:t>
-            </w:r>
-            <w:r>
-              <w:rPr>
-                <w:rFonts w:hint="eastAsia"/>
-              </w:rPr>
-              <w:t>上不报错，直接返回</w:t>
-            </w:r>
-          </w:p>
-        </w:tc>
-      </w:tr>
-      <w:tr>
-        <w:tc>
-          <w:tcPr>
-            <w:tcW w:w="2521" w:type="dxa"/>
-          </w:tcPr>
-          <w:p>
-            <w:pPr>
-              <w:ind w:left="0"/>
-            </w:pPr>
-          </w:p>
-        </w:tc>
-        <w:tc>
-          <w:tcPr>
-            <w:tcW w:w="1058" w:type="dxa"/>
-          </w:tcPr>
-          <w:p>
-            <w:pPr>
-              <w:ind w:left="0"/>
-            </w:pPr>
-          </w:p>
-        </w:tc>
-        <w:tc>
-          <w:tcPr>
-            <w:tcW w:w="4586" w:type="dxa"/>
-          </w:tcPr>
-          <w:p>
-            <w:pPr>
-              <w:ind w:left="0"/>
-            </w:pPr>
-          </w:p>
-        </w:tc>
-      </w:tr>
-      <w:tr>
-        <w:tc>
-          <w:tcPr>
-            <w:tcW w:w="2521" w:type="dxa"/>
-          </w:tcPr>
-          <w:p>
-            <w:pPr>
-              <w:ind w:left="0"/>
-            </w:pPr>
-            <w:r>
-              <w:t>rtnListBackups</w:t>
-            </w:r>
-          </w:p>
-        </w:tc>
-        <w:tc>
-          <w:tcPr>
-            <w:tcW w:w="1058" w:type="dxa"/>
-          </w:tcPr>
-          <w:p>
-            <w:pPr>
-              <w:ind w:left="0"/>
-            </w:pPr>
-            <w:r>
-              <w:rPr>
-                <w:rFonts w:hint="eastAsia"/>
-              </w:rPr>
-              <w:t>是</w:t>
-            </w:r>
-          </w:p>
-        </w:tc>
-        <w:tc>
-          <w:tcPr>
-            <w:tcW w:w="4586" w:type="dxa"/>
-          </w:tcPr>
-          <w:p>
-            <w:pPr>
-              <w:ind w:left="0"/>
-            </w:pPr>
-            <w:r>
-              <w:rPr>
-                <w:rFonts w:hint="eastAsia"/>
-              </w:rPr>
-              <w:t>在</w:t>
-            </w:r>
-            <w:r>
-              <w:rPr>
-                <w:rFonts w:hint="eastAsia"/>
-              </w:rPr>
-              <w:t>coord</w:t>
-            </w:r>
-            <w:r>
-              <w:rPr>
-                <w:rFonts w:hint="eastAsia"/>
-              </w:rPr>
-              <w:t>上不报错，直接返回</w:t>
-            </w:r>
-          </w:p>
-        </w:tc>
-      </w:tr>
-      <w:tr>
-        <w:tc>
-          <w:tcPr>
-            <w:tcW w:w="2521" w:type="dxa"/>
-          </w:tcPr>
-          <w:p>
-            <w:pPr>
-              <w:ind w:left="0"/>
-            </w:pPr>
-            <w:r>
-              <w:t>rtnListCollections</w:t>
-            </w:r>
-          </w:p>
-        </w:tc>
-        <w:tc>
-          <w:tcPr>
-            <w:tcW w:w="1058" w:type="dxa"/>
-          </w:tcPr>
-          <w:p>
-            <w:pPr>
-              <w:ind w:left="0"/>
-            </w:pPr>
-            <w:r>
-              <w:rPr>
-                <w:rFonts w:hint="eastAsia"/>
-              </w:rPr>
-              <w:t>是</w:t>
-            </w:r>
-          </w:p>
-        </w:tc>
-        <w:tc>
-          <w:tcPr>
-            <w:tcW w:w="4586" w:type="dxa"/>
-          </w:tcPr>
-          <w:p>
-            <w:pPr>
-              <w:ind w:left="0"/>
-            </w:pPr>
-            <w:r>
-              <w:rPr>
-                <w:rFonts w:hint="eastAsia"/>
-              </w:rPr>
-              <w:t>在</w:t>
-            </w:r>
-            <w:r>
-              <w:rPr>
-                <w:rFonts w:hint="eastAsia"/>
-              </w:rPr>
-              <w:t>coord</w:t>
-            </w:r>
-            <w:r>
-              <w:rPr>
-                <w:rFonts w:hint="eastAsia"/>
-              </w:rPr>
-              <w:t>上不报错，直接返回</w:t>
-            </w:r>
-          </w:p>
-        </w:tc>
-      </w:tr>
-      <w:tr>
-        <w:tc>
-          <w:tcPr>
-            <w:tcW w:w="2521" w:type="dxa"/>
-          </w:tcPr>
-          <w:p>
-            <w:pPr>
-              <w:ind w:left="0"/>
-            </w:pPr>
-            <w:r>
-              <w:t>rtnListCollectionspaces</w:t>
-            </w:r>
-          </w:p>
-        </w:tc>
-        <w:tc>
-          <w:tcPr>
-            <w:tcW w:w="1058" w:type="dxa"/>
-          </w:tcPr>
-          <w:p>
-            <w:pPr>
-              <w:ind w:left="0"/>
-            </w:pPr>
-            <w:r>
-              <w:rPr>
-                <w:rFonts w:hint="eastAsia"/>
-              </w:rPr>
-              <w:t>是</w:t>
-            </w:r>
-          </w:p>
-        </w:tc>
-        <w:tc>
-          <w:tcPr>
-            <w:tcW w:w="4586" w:type="dxa"/>
-          </w:tcPr>
-          <w:p>
-            <w:pPr>
-              <w:ind w:left="0"/>
-            </w:pPr>
-            <w:r>
-              <w:rPr>
-                <w:rFonts w:hint="eastAsia"/>
-              </w:rPr>
-              <w:t>在</w:t>
-            </w:r>
-            <w:r>
-              <w:rPr>
-                <w:rFonts w:hint="eastAsia"/>
-              </w:rPr>
-              <w:t>coord</w:t>
-            </w:r>
-            <w:r>
-              <w:rPr>
-                <w:rFonts w:hint="eastAsia"/>
-              </w:rPr>
-              <w:t>上不报错，直接返回</w:t>
-            </w:r>
-          </w:p>
-        </w:tc>
-      </w:tr>
-      <w:tr>
-        <w:tc>
-          <w:tcPr>
-            <w:tcW w:w="2521" w:type="dxa"/>
-          </w:tcPr>
-          <w:p>
-            <w:pPr>
-              <w:ind w:left="0"/>
-            </w:pPr>
-            <w:r>
-              <w:t>rtnListContexts</w:t>
-            </w:r>
-          </w:p>
-        </w:tc>
-        <w:tc>
-          <w:tcPr>
-            <w:tcW w:w="1058" w:type="dxa"/>
-          </w:tcPr>
-          <w:p>
-            <w:pPr>
-              <w:ind w:left="0"/>
-            </w:pPr>
-            <w:r>
-              <w:rPr>
-                <w:rFonts w:hint="eastAsia"/>
-              </w:rPr>
-              <w:t>是</w:t>
-            </w:r>
-          </w:p>
-        </w:tc>
-        <w:tc>
-          <w:tcPr>
-            <w:tcW w:w="4586" w:type="dxa"/>
-          </w:tcPr>
-          <w:p>
-            <w:pPr>
-              <w:ind w:left="0"/>
-            </w:pPr>
-            <w:r>
-              <w:rPr>
-                <w:rFonts w:hint="eastAsia"/>
-              </w:rPr>
-              <w:t>允许</w:t>
-            </w:r>
-          </w:p>
-        </w:tc>
-      </w:tr>
-      <w:tr>
-        <w:tc>
-          <w:tcPr>
-            <w:tcW w:w="2521" w:type="dxa"/>
-          </w:tcPr>
-          <w:p>
-            <w:pPr>
-              <w:ind w:left="0"/>
-            </w:pPr>
-            <w:r>
-              <w:t>rtnListContextsCurrent</w:t>
-            </w:r>
-          </w:p>
-        </w:tc>
-        <w:tc>
-          <w:tcPr>
-            <w:tcW w:w="1058" w:type="dxa"/>
-          </w:tcPr>
-          <w:p>
-            <w:pPr>
-              <w:ind w:left="0"/>
-            </w:pPr>
-            <w:r>
-              <w:rPr>
-                <w:rFonts w:hint="eastAsia"/>
-              </w:rPr>
-              <w:t>是</w:t>
-            </w:r>
-          </w:p>
-        </w:tc>
-        <w:tc>
-          <w:tcPr>
-            <w:tcW w:w="4586" w:type="dxa"/>
-          </w:tcPr>
-          <w:p>
-            <w:pPr>
-              <w:ind w:left="0"/>
-            </w:pPr>
-            <w:r>
-              <w:rPr>
-                <w:rFonts w:hint="eastAsia"/>
-              </w:rPr>
-              <w:t>在</w:t>
-            </w:r>
-            <w:r>
-              <w:rPr>
-                <w:rFonts w:hint="eastAsia"/>
-              </w:rPr>
-              <w:t>coord</w:t>
-            </w:r>
-            <w:r>
-              <w:rPr>
-                <w:rFonts w:hint="eastAsia"/>
-              </w:rPr>
-              <w:t>上不报错，直接返回</w:t>
-            </w:r>
-          </w:p>
-        </w:tc>
-      </w:tr>
-      <w:tr>
-        <w:tc>
-          <w:tcPr>
-            <w:tcW w:w="2521" w:type="dxa"/>
-          </w:tcPr>
-          <w:p>
-            <w:pPr>
-              <w:ind w:left="0"/>
-            </w:pPr>
-            <w:r>
-              <w:t>rtnListSessions</w:t>
-            </w:r>
-          </w:p>
-        </w:tc>
-        <w:tc>
-          <w:tcPr>
-            <w:tcW w:w="1058" w:type="dxa"/>
-          </w:tcPr>
-          <w:p>
-            <w:pPr>
-              <w:ind w:left="0"/>
-            </w:pPr>
-            <w:r>
-              <w:rPr>
-                <w:rFonts w:hint="eastAsia"/>
-              </w:rPr>
-              <w:t>是</w:t>
-            </w:r>
-          </w:p>
-        </w:tc>
-        <w:tc>
-          <w:tcPr>
-            <w:tcW w:w="4586" w:type="dxa"/>
-          </w:tcPr>
-          <w:p>
-            <w:pPr>
-              <w:ind w:left="0"/>
-            </w:pPr>
-            <w:r>
-              <w:rPr>
-                <w:rFonts w:hint="eastAsia"/>
-              </w:rPr>
-              <w:t>允许</w:t>
-            </w:r>
-          </w:p>
-        </w:tc>
-      </w:tr>
-      <w:tr>
-        <w:tc>
-          <w:tcPr>
-            <w:tcW w:w="2521" w:type="dxa"/>
-          </w:tcPr>
-          <w:p>
-            <w:pPr>
-              <w:ind w:left="0"/>
-            </w:pPr>
-            <w:r>
-              <w:t>rtnListSessionsCurrent</w:t>
-            </w:r>
-          </w:p>
-        </w:tc>
-        <w:tc>
-          <w:tcPr>
-            <w:tcW w:w="1058" w:type="dxa"/>
-          </w:tcPr>
-          <w:p>
-            <w:pPr>
-              <w:ind w:left="0"/>
-            </w:pPr>
-            <w:r>
-              <w:rPr>
-                <w:rFonts w:hint="eastAsia"/>
-              </w:rPr>
-              <w:t>是</w:t>
-            </w:r>
-          </w:p>
-        </w:tc>
-        <w:tc>
-          <w:tcPr>
-            <w:tcW w:w="4586" w:type="dxa"/>
-          </w:tcPr>
-          <w:p>
-            <w:pPr>
-              <w:ind w:left="0"/>
-            </w:pPr>
-            <w:r>
-              <w:rPr>
-                <w:rFonts w:hint="eastAsia"/>
-              </w:rPr>
-              <w:t>在</w:t>
-            </w:r>
-            <w:r>
-              <w:rPr>
-                <w:rFonts w:hint="eastAsia"/>
-              </w:rPr>
-              <w:t>coord</w:t>
-            </w:r>
-            <w:r>
-              <w:rPr>
-                <w:rFonts w:hint="eastAsia"/>
-              </w:rPr>
-              <w:t>上不报错，直接返回</w:t>
-            </w:r>
-          </w:p>
-        </w:tc>
-      </w:tr>
-      <w:tr>
-        <w:tc>
-          <w:tcPr>
-            <w:tcW w:w="2521" w:type="dxa"/>
-          </w:tcPr>
-          <w:p>
-            <w:pPr>
-              <w:ind w:left="0"/>
-            </w:pPr>
-            <w:r>
-              <w:rPr>
-                <w:rFonts w:hint="eastAsia"/>
-              </w:rPr>
-              <w:t>r</w:t>
-            </w:r>
-            <w:r>
-              <w:t>tnListStorageUnits</w:t>
-            </w:r>
-          </w:p>
-        </w:tc>
-        <w:tc>
-          <w:tcPr>
-            <w:tcW w:w="1058" w:type="dxa"/>
-          </w:tcPr>
-          <w:p>
-            <w:pPr>
-              <w:ind w:left="0"/>
-            </w:pPr>
-            <w:r>
-              <w:rPr>
-                <w:rFonts w:hint="eastAsia"/>
-              </w:rPr>
-              <w:t>是</w:t>
-            </w:r>
-          </w:p>
-        </w:tc>
-        <w:tc>
-          <w:tcPr>
-            <w:tcW w:w="4586" w:type="dxa"/>
-          </w:tcPr>
-          <w:p>
-            <w:pPr>
-              <w:ind w:left="0"/>
-            </w:pPr>
-            <w:r>
-              <w:rPr>
-                <w:rFonts w:hint="eastAsia"/>
-              </w:rPr>
-              <w:t>在</w:t>
-            </w:r>
-            <w:r>
-              <w:rPr>
-                <w:rFonts w:hint="eastAsia"/>
-              </w:rPr>
-              <w:t>coord</w:t>
-            </w:r>
-            <w:r>
-              <w:rPr>
-                <w:rFonts w:hint="eastAsia"/>
-              </w:rPr>
-              <w:t>上不报错，直接返回</w:t>
-            </w:r>
-          </w:p>
-        </w:tc>
-      </w:tr>
-      <w:tr>
-        <w:tc>
-          <w:tcPr>
-            <w:tcW w:w="2521" w:type="dxa"/>
-          </w:tcPr>
-          <w:p>
-            <w:pPr>
-              <w:ind w:left="0"/>
-            </w:pPr>
-            <w:r>
-              <w:lastRenderedPageBreak/>
-              <w:t>rtnListTrans</w:t>
-            </w:r>
-          </w:p>
-        </w:tc>
-        <w:tc>
-          <w:tcPr>
-            <w:tcW w:w="1058" w:type="dxa"/>
-          </w:tcPr>
-          <w:p>
-            <w:pPr>
-              <w:ind w:left="0"/>
-            </w:pPr>
-            <w:r>
-              <w:rPr>
-                <w:rFonts w:hint="eastAsia"/>
-              </w:rPr>
-              <w:t>是</w:t>
-            </w:r>
-          </w:p>
-        </w:tc>
-        <w:tc>
-          <w:tcPr>
-            <w:tcW w:w="4586" w:type="dxa"/>
-          </w:tcPr>
-          <w:p>
-            <w:pPr>
-              <w:ind w:left="0"/>
-            </w:pPr>
-            <w:r>
-              <w:rPr>
-                <w:rFonts w:hint="eastAsia"/>
-              </w:rPr>
-              <w:t>允许</w:t>
-            </w:r>
-          </w:p>
-        </w:tc>
-      </w:tr>
-      <w:tr>
-        <w:tc>
-          <w:tcPr>
-            <w:tcW w:w="2521" w:type="dxa"/>
-          </w:tcPr>
-          <w:p>
-            <w:pPr>
-              <w:ind w:left="0"/>
-            </w:pPr>
-            <w:r>
-              <w:t>rtnListTransCurrent</w:t>
-            </w:r>
-          </w:p>
-        </w:tc>
-        <w:tc>
-          <w:tcPr>
-            <w:tcW w:w="1058" w:type="dxa"/>
-          </w:tcPr>
-          <w:p>
-            <w:pPr>
-              <w:ind w:left="0"/>
-            </w:pPr>
-            <w:r>
-              <w:rPr>
-                <w:rFonts w:hint="eastAsia"/>
-              </w:rPr>
-              <w:t>是</w:t>
-            </w:r>
-          </w:p>
-        </w:tc>
-        <w:tc>
-          <w:tcPr>
-            <w:tcW w:w="4586" w:type="dxa"/>
-          </w:tcPr>
-          <w:p>
-            <w:pPr>
-              <w:ind w:left="0"/>
-            </w:pPr>
-            <w:r>
-              <w:rPr>
-                <w:rFonts w:hint="eastAsia"/>
-              </w:rPr>
-              <w:t>允许</w:t>
-            </w:r>
-          </w:p>
-        </w:tc>
-      </w:tr>
-      <w:tr>
-        <w:tc>
-          <w:tcPr>
-            <w:tcW w:w="2521" w:type="dxa"/>
-          </w:tcPr>
-          <w:p>
-            <w:pPr>
-              <w:ind w:left="0"/>
-            </w:pPr>
-          </w:p>
-        </w:tc>
-        <w:tc>
-          <w:tcPr>
-            <w:tcW w:w="1058" w:type="dxa"/>
-          </w:tcPr>
-          <w:p>
-            <w:pPr>
-              <w:ind w:left="0"/>
-            </w:pPr>
-          </w:p>
-        </w:tc>
-        <w:tc>
-          <w:tcPr>
-            <w:tcW w:w="4586" w:type="dxa"/>
-          </w:tcPr>
-          <w:p>
-            <w:pPr>
-              <w:ind w:left="0"/>
-            </w:pPr>
-          </w:p>
-        </w:tc>
-      </w:tr>
-      <w:tr>
-        <w:tc>
-          <w:tcPr>
-            <w:tcW w:w="2521" w:type="dxa"/>
-          </w:tcPr>
-          <w:p>
-            <w:pPr>
-              <w:ind w:left="0"/>
-            </w:pPr>
-            <w:r>
-              <w:t>rtnSnapshotSystem</w:t>
-            </w:r>
-          </w:p>
-        </w:tc>
-        <w:tc>
-          <w:tcPr>
-            <w:tcW w:w="1058" w:type="dxa"/>
-          </w:tcPr>
-          <w:p>
-            <w:pPr>
-              <w:ind w:left="0"/>
-            </w:pPr>
-            <w:r>
-              <w:rPr>
-                <w:rFonts w:hint="eastAsia"/>
-              </w:rPr>
-              <w:t>是</w:t>
-            </w:r>
-          </w:p>
-        </w:tc>
-        <w:tc>
-          <w:tcPr>
-            <w:tcW w:w="4586" w:type="dxa"/>
-          </w:tcPr>
-          <w:p>
-            <w:pPr>
-              <w:ind w:left="0"/>
-            </w:pPr>
-            <w:r>
-              <w:rPr>
-                <w:rFonts w:hint="eastAsia"/>
-              </w:rPr>
-              <w:t>允许</w:t>
-            </w:r>
-          </w:p>
-        </w:tc>
-      </w:tr>
-      <w:tr>
-        <w:tc>
-          <w:tcPr>
-            <w:tcW w:w="2521" w:type="dxa"/>
-          </w:tcPr>
-          <w:p>
-            <w:pPr>
-              <w:ind w:left="0"/>
-            </w:pPr>
-            <w:r>
-              <w:t>rtnSnapshotContexts</w:t>
-            </w:r>
-          </w:p>
-        </w:tc>
-        <w:tc>
-          <w:tcPr>
-            <w:tcW w:w="1058" w:type="dxa"/>
-          </w:tcPr>
-          <w:p>
-            <w:pPr>
-              <w:ind w:left="0"/>
-            </w:pPr>
-            <w:r>
-              <w:rPr>
-                <w:rFonts w:hint="eastAsia"/>
-              </w:rPr>
-              <w:t>是</w:t>
-            </w:r>
-          </w:p>
-        </w:tc>
-        <w:tc>
-          <w:tcPr>
-            <w:tcW w:w="4586" w:type="dxa"/>
-          </w:tcPr>
-          <w:p>
-            <w:pPr>
-              <w:ind w:left="0"/>
-            </w:pPr>
-            <w:r>
-              <w:rPr>
-                <w:rFonts w:hint="eastAsia"/>
-              </w:rPr>
-              <w:t>允许</w:t>
-            </w:r>
-          </w:p>
-        </w:tc>
-      </w:tr>
-      <w:tr>
-        <w:tc>
-          <w:tcPr>
-            <w:tcW w:w="2521" w:type="dxa"/>
-          </w:tcPr>
-          <w:p>
-            <w:pPr>
-              <w:ind w:left="0"/>
-            </w:pPr>
-            <w:r>
-              <w:t>rtnSnapshotContexts</w:t>
-            </w:r>
-            <w:r>
-              <w:rPr>
-                <w:rFonts w:hint="eastAsia"/>
-              </w:rPr>
-              <w:br/>
-            </w:r>
-            <w:r>
-              <w:t>Current</w:t>
-            </w:r>
-          </w:p>
-        </w:tc>
-        <w:tc>
-          <w:tcPr>
-            <w:tcW w:w="1058" w:type="dxa"/>
-          </w:tcPr>
-          <w:p>
-            <w:pPr>
-              <w:ind w:left="0"/>
-            </w:pPr>
-            <w:r>
-              <w:rPr>
-                <w:rFonts w:hint="eastAsia"/>
-              </w:rPr>
-              <w:t>是</w:t>
-            </w:r>
-          </w:p>
-        </w:tc>
-        <w:tc>
-          <w:tcPr>
-            <w:tcW w:w="4586" w:type="dxa"/>
-          </w:tcPr>
-          <w:p>
-            <w:pPr>
-              <w:ind w:left="0"/>
-            </w:pPr>
-            <w:r>
-              <w:rPr>
-                <w:rFonts w:hint="eastAsia"/>
-              </w:rPr>
-              <w:t>在</w:t>
-            </w:r>
-            <w:r>
-              <w:rPr>
-                <w:rFonts w:hint="eastAsia"/>
-              </w:rPr>
-              <w:t>coord</w:t>
-            </w:r>
-            <w:r>
-              <w:rPr>
-                <w:rFonts w:hint="eastAsia"/>
-              </w:rPr>
-              <w:t>上不报错，直接返回</w:t>
-            </w:r>
-          </w:p>
-        </w:tc>
-      </w:tr>
-      <w:tr>
-        <w:tc>
-          <w:tcPr>
-            <w:tcW w:w="2521" w:type="dxa"/>
-          </w:tcPr>
-          <w:p>
-            <w:pPr>
-              <w:ind w:left="0"/>
-            </w:pPr>
-            <w:r>
-              <w:t>rtnSnapshotDatabase</w:t>
-            </w:r>
-          </w:p>
-        </w:tc>
-        <w:tc>
-          <w:tcPr>
-            <w:tcW w:w="1058" w:type="dxa"/>
-          </w:tcPr>
-          <w:p>
-            <w:pPr>
-              <w:ind w:left="0"/>
-            </w:pPr>
-            <w:r>
-              <w:rPr>
-                <w:rFonts w:hint="eastAsia"/>
-              </w:rPr>
-              <w:t>是</w:t>
-            </w:r>
-          </w:p>
-        </w:tc>
-        <w:tc>
-          <w:tcPr>
-            <w:tcW w:w="4586" w:type="dxa"/>
-          </w:tcPr>
-          <w:p>
-            <w:pPr>
-              <w:ind w:left="0"/>
-            </w:pPr>
-            <w:r>
-              <w:rPr>
-                <w:rFonts w:hint="eastAsia"/>
-              </w:rPr>
-              <w:t>允许</w:t>
-            </w:r>
-          </w:p>
-        </w:tc>
-      </w:tr>
-      <w:tr>
-        <w:tc>
-          <w:tcPr>
-            <w:tcW w:w="2521" w:type="dxa"/>
-          </w:tcPr>
-          <w:p>
-            <w:pPr>
-              <w:ind w:left="0"/>
-            </w:pPr>
-            <w:r>
-              <w:t>rtnSnapshotCollections</w:t>
-            </w:r>
-          </w:p>
-        </w:tc>
-        <w:tc>
-          <w:tcPr>
-            <w:tcW w:w="1058" w:type="dxa"/>
-          </w:tcPr>
-          <w:p>
-            <w:pPr>
-              <w:ind w:left="0"/>
-            </w:pPr>
-            <w:r>
-              <w:rPr>
-                <w:rFonts w:hint="eastAsia"/>
-              </w:rPr>
-              <w:t>是</w:t>
-            </w:r>
-          </w:p>
-        </w:tc>
-        <w:tc>
-          <w:tcPr>
-            <w:tcW w:w="4586" w:type="dxa"/>
-          </w:tcPr>
-          <w:p>
-            <w:pPr>
-              <w:ind w:left="0"/>
-            </w:pPr>
-            <w:r>
-              <w:rPr>
-                <w:rFonts w:hint="eastAsia"/>
-              </w:rPr>
-              <w:t>在</w:t>
-            </w:r>
-            <w:r>
-              <w:rPr>
-                <w:rFonts w:hint="eastAsia"/>
-              </w:rPr>
-              <w:t>coord</w:t>
-            </w:r>
-            <w:r>
-              <w:rPr>
-                <w:rFonts w:hint="eastAsia"/>
-              </w:rPr>
-              <w:t>上不报错，直接返回</w:t>
-            </w:r>
-          </w:p>
-        </w:tc>
-      </w:tr>
-      <w:tr>
-        <w:tc>
-          <w:tcPr>
-            <w:tcW w:w="2521" w:type="dxa"/>
-          </w:tcPr>
-          <w:p>
-            <w:pPr>
-              <w:ind w:left="0"/>
-            </w:pPr>
-            <w:r>
-              <w:t>rtnSnapshotCollection</w:t>
-            </w:r>
-            <w:r>
-              <w:rPr>
-                <w:rFonts w:hint="eastAsia"/>
-              </w:rPr>
-              <w:br/>
-            </w:r>
-            <w:r>
-              <w:t>Spaces</w:t>
-            </w:r>
-          </w:p>
-        </w:tc>
-        <w:tc>
-          <w:tcPr>
-            <w:tcW w:w="1058" w:type="dxa"/>
-          </w:tcPr>
-          <w:p>
-            <w:pPr>
-              <w:ind w:left="0"/>
-            </w:pPr>
-            <w:r>
-              <w:rPr>
-                <w:rFonts w:hint="eastAsia"/>
-              </w:rPr>
-              <w:t>是</w:t>
-            </w:r>
-          </w:p>
-        </w:tc>
-        <w:tc>
-          <w:tcPr>
-            <w:tcW w:w="4586" w:type="dxa"/>
-          </w:tcPr>
-          <w:p>
-            <w:pPr>
-              <w:ind w:left="0"/>
-            </w:pPr>
-            <w:r>
-              <w:rPr>
-                <w:rFonts w:hint="eastAsia"/>
-              </w:rPr>
-              <w:t>在</w:t>
-            </w:r>
-            <w:r>
-              <w:rPr>
-                <w:rFonts w:hint="eastAsia"/>
-              </w:rPr>
-              <w:t>coord</w:t>
-            </w:r>
-            <w:r>
-              <w:rPr>
-                <w:rFonts w:hint="eastAsia"/>
-              </w:rPr>
-              <w:t>上不报错，直接返回</w:t>
-            </w:r>
-          </w:p>
-        </w:tc>
-      </w:tr>
-      <w:tr>
-        <w:tc>
-          <w:tcPr>
-            <w:tcW w:w="2521" w:type="dxa"/>
-          </w:tcPr>
-          <w:p>
-            <w:pPr>
-              <w:ind w:left="0"/>
-            </w:pPr>
-            <w:r>
-              <w:t>rtnSnapshotReset</w:t>
-            </w:r>
-          </w:p>
-        </w:tc>
-        <w:tc>
-          <w:tcPr>
-            <w:tcW w:w="1058" w:type="dxa"/>
-          </w:tcPr>
-          <w:p>
-            <w:pPr>
-              <w:ind w:left="0"/>
-            </w:pPr>
-            <w:r>
-              <w:rPr>
-                <w:rFonts w:hint="eastAsia"/>
-              </w:rPr>
-              <w:t>是</w:t>
-            </w:r>
-          </w:p>
-        </w:tc>
-        <w:tc>
-          <w:tcPr>
-            <w:tcW w:w="4586" w:type="dxa"/>
-          </w:tcPr>
-          <w:p>
-            <w:pPr>
-              <w:ind w:left="0"/>
-            </w:pPr>
-            <w:r>
-              <w:rPr>
-                <w:rFonts w:hint="eastAsia"/>
-              </w:rPr>
-              <w:t>允许</w:t>
-            </w:r>
-          </w:p>
-        </w:tc>
-      </w:tr>
-      <w:tr>
-        <w:tc>
-          <w:tcPr>
-            <w:tcW w:w="2521" w:type="dxa"/>
-          </w:tcPr>
-          <w:p>
-            <w:pPr>
-              <w:ind w:left="0"/>
-            </w:pPr>
-            <w:r>
-              <w:t>rtnSnapshotSessions</w:t>
-            </w:r>
-          </w:p>
-        </w:tc>
-        <w:tc>
-          <w:tcPr>
-            <w:tcW w:w="1058" w:type="dxa"/>
-          </w:tcPr>
-          <w:p>
-            <w:pPr>
-              <w:ind w:left="0"/>
-            </w:pPr>
-            <w:r>
-              <w:rPr>
-                <w:rFonts w:hint="eastAsia"/>
-              </w:rPr>
-              <w:t>是</w:t>
-            </w:r>
-          </w:p>
-        </w:tc>
-        <w:tc>
-          <w:tcPr>
-            <w:tcW w:w="4586" w:type="dxa"/>
-          </w:tcPr>
-          <w:p>
-            <w:pPr>
-              <w:ind w:left="0"/>
-            </w:pPr>
-            <w:r>
-              <w:rPr>
-                <w:rFonts w:hint="eastAsia"/>
-              </w:rPr>
-              <w:t>允许</w:t>
-            </w:r>
-          </w:p>
-        </w:tc>
-      </w:tr>
-      <w:tr>
-        <w:tc>
-          <w:tcPr>
-            <w:tcW w:w="2521" w:type="dxa"/>
-          </w:tcPr>
-          <w:p>
-            <w:pPr>
-              <w:ind w:left="0"/>
-            </w:pPr>
-            <w:r>
-              <w:t>rtnSnapshotSessions</w:t>
-            </w:r>
-            <w:r>
-              <w:rPr>
-                <w:rFonts w:hint="eastAsia"/>
-              </w:rPr>
-              <w:br/>
-            </w:r>
-            <w:r>
-              <w:t>Current</w:t>
-            </w:r>
-          </w:p>
-        </w:tc>
-        <w:tc>
-          <w:tcPr>
-            <w:tcW w:w="1058" w:type="dxa"/>
-          </w:tcPr>
-          <w:p>
-            <w:pPr>
-              <w:ind w:left="0"/>
-            </w:pPr>
-            <w:r>
-              <w:rPr>
-                <w:rFonts w:hint="eastAsia"/>
-              </w:rPr>
-              <w:t>是</w:t>
-            </w:r>
-          </w:p>
-        </w:tc>
-        <w:tc>
-          <w:tcPr>
-            <w:tcW w:w="4586" w:type="dxa"/>
-          </w:tcPr>
-          <w:p>
-            <w:pPr>
-              <w:ind w:left="0"/>
-            </w:pPr>
-            <w:r>
-              <w:rPr>
-                <w:rFonts w:hint="eastAsia"/>
-              </w:rPr>
-              <w:t>在</w:t>
-            </w:r>
-            <w:r>
-              <w:rPr>
-                <w:rFonts w:hint="eastAsia"/>
-              </w:rPr>
-              <w:t>coord</w:t>
-            </w:r>
-            <w:r>
-              <w:rPr>
-                <w:rFonts w:hint="eastAsia"/>
-              </w:rPr>
-              <w:t>上不报错，直接返回</w:t>
-            </w:r>
-          </w:p>
-        </w:tc>
-      </w:tr>
-      <w:tr>
-        <w:tc>
-          <w:tcPr>
-            <w:tcW w:w="2521" w:type="dxa"/>
-          </w:tcPr>
-          <w:p>
-            <w:pPr>
-              <w:ind w:left="0"/>
-            </w:pPr>
-            <w:r>
-              <w:t>rtnSnapshotTransactions</w:t>
-            </w:r>
-          </w:p>
-        </w:tc>
-        <w:tc>
-          <w:tcPr>
-            <w:tcW w:w="1058" w:type="dxa"/>
-          </w:tcPr>
-          <w:p>
-            <w:pPr>
-              <w:ind w:left="0"/>
-            </w:pPr>
-            <w:r>
-              <w:rPr>
-                <w:rFonts w:hint="eastAsia"/>
-              </w:rPr>
-              <w:t>是</w:t>
-            </w:r>
-          </w:p>
-        </w:tc>
-        <w:tc>
-          <w:tcPr>
-            <w:tcW w:w="4586" w:type="dxa"/>
-          </w:tcPr>
-          <w:p>
-            <w:pPr>
-              <w:ind w:left="0"/>
-            </w:pPr>
-            <w:r>
-              <w:rPr>
-                <w:rFonts w:hint="eastAsia"/>
-              </w:rPr>
-              <w:t>允许</w:t>
-            </w:r>
-          </w:p>
-        </w:tc>
-      </w:tr>
-      <w:tr>
-        <w:tc>
-          <w:tcPr>
-            <w:tcW w:w="2521" w:type="dxa"/>
-          </w:tcPr>
-          <w:p>
-            <w:pPr>
-              <w:ind w:left="0"/>
-            </w:pPr>
-            <w:r>
-              <w:t>rtnSnapshotTransactions</w:t>
-            </w:r>
-            <w:r>
-              <w:rPr>
-                <w:rFonts w:hint="eastAsia"/>
-              </w:rPr>
-              <w:br/>
-            </w:r>
-            <w:r>
-              <w:t>Current</w:t>
-            </w:r>
-          </w:p>
-        </w:tc>
-        <w:tc>
-          <w:tcPr>
-            <w:tcW w:w="1058" w:type="dxa"/>
-          </w:tcPr>
-          <w:p>
-            <w:pPr>
-              <w:ind w:left="0"/>
-            </w:pPr>
-            <w:r>
-              <w:rPr>
-                <w:rFonts w:hint="eastAsia"/>
-              </w:rPr>
-              <w:t>是</w:t>
-            </w:r>
-          </w:p>
-        </w:tc>
-        <w:tc>
-          <w:tcPr>
-            <w:tcW w:w="4586" w:type="dxa"/>
-          </w:tcPr>
-          <w:p>
-            <w:pPr>
-              <w:ind w:left="0"/>
-            </w:pPr>
-            <w:r>
-              <w:rPr>
-                <w:rFonts w:hint="eastAsia"/>
-              </w:rPr>
-              <w:t>允许</w:t>
-            </w:r>
-          </w:p>
-        </w:tc>
-      </w:tr>
-      <w:tr>
-        <w:tc>
-          <w:tcPr>
-            <w:tcW w:w="2521" w:type="dxa"/>
-          </w:tcPr>
-          <w:p>
-            <w:pPr>
-              <w:ind w:left="0"/>
-            </w:pPr>
-          </w:p>
-        </w:tc>
-        <w:tc>
-          <w:tcPr>
-            <w:tcW w:w="1058" w:type="dxa"/>
-          </w:tcPr>
-          <w:p>
-            <w:pPr>
-              <w:ind w:left="0"/>
-            </w:pPr>
-          </w:p>
-        </w:tc>
-        <w:tc>
-          <w:tcPr>
-            <w:tcW w:w="4586" w:type="dxa"/>
-          </w:tcPr>
-          <w:p>
-            <w:pPr>
-              <w:ind w:left="0"/>
-            </w:pPr>
-          </w:p>
-        </w:tc>
-      </w:tr>
-      <w:tr>
-        <w:tc>
-          <w:tcPr>
-            <w:tcW w:w="2521" w:type="dxa"/>
-          </w:tcPr>
-          <w:p>
-            <w:pPr>
-              <w:ind w:left="0"/>
-            </w:pPr>
-          </w:p>
-        </w:tc>
-        <w:tc>
-          <w:tcPr>
-            <w:tcW w:w="1058" w:type="dxa"/>
-          </w:tcPr>
-          <w:p>
-            <w:pPr>
-              <w:ind w:left="0"/>
-            </w:pPr>
-          </w:p>
-        </w:tc>
-        <w:tc>
-          <w:tcPr>
-            <w:tcW w:w="4586" w:type="dxa"/>
-          </w:tcPr>
-          <w:p>
-            <w:pPr>
-              <w:ind w:left="0"/>
-            </w:pPr>
-          </w:p>
-        </w:tc>
-      </w:tr>
-    </w:tbl>
-    <w:p>
-      <w:r>
-        <w:t>rtnShutdown</w:t>
-      </w:r>
-      <w:r>
-        <w:rPr>
-          <w:rFonts w:hint="eastAsia"/>
-        </w:rPr>
-        <w:t>目前不支持命令位置参数</w:t>
-      </w:r>
-    </w:p>
-    <w:p/>
-    <w:p/>
+        <w:t>支持位置参数的命令，不同的命令处理不同。</w:t>
+      </w:r>
+      <w:r>
+        <w:rPr>
+          <w:rFonts w:hint="eastAsia"/>
+        </w:rPr>
+        <w:t>以下</w:t>
+      </w:r>
+      <w:r>
+        <w:rPr>
+          <w:rFonts w:hint="eastAsia"/>
+        </w:rPr>
+        <w:t>excel</w:t>
+      </w:r>
+      <w:r>
+        <w:rPr>
+          <w:rFonts w:hint="eastAsia"/>
+        </w:rPr>
+        <w:t>文档描述了各个</w:t>
+      </w:r>
+      <w:r>
+        <w:rPr>
+          <w:rFonts w:hint="eastAsia"/>
+        </w:rPr>
+        <w:t>命令的处理。</w:t>
+      </w:r>
+      <w:r>
+        <w:t xml:space="preserve"> </w:t>
+      </w:r>
+    </w:p>
+    <w:p>
+      <w:r>
+        <w:object w:dxaOrig="1530" w:dyaOrig="962">
+          <v:shapetype id="_x0000_t75" coordsize="21600,21600" o:spt="75" o:preferrelative="t" path="m@4@5l@4@11@9@11@9@5xe" filled="f" stroked="f">
+            <v:stroke joinstyle="miter"/>
+            <v:formulas>
+              <v:f eqn="if lineDrawn pixelLineWidth 0"/>
+              <v:f eqn="sum @0 1 0"/>
+              <v:f eqn="sum 0 0 @1"/>
+              <v:f eqn="prod @2 1 2"/>
+              <v:f eqn="prod @3 21600 pixelWidth"/>
+              <v:f eqn="prod @3 21600 pixelHeight"/>
+              <v:f eqn="sum @0 0 1"/>
+              <v:f eqn="prod @6 1 2"/>
+              <v:f eqn="prod @7 21600 pixelWidth"/>
+              <v:f eqn="sum @8 21600 0"/>
+              <v:f eqn="prod @7 21600 pixelHeight"/>
+              <v:f eqn="sum @10 21600 0"/>
+            </v:formulas>
+            <v:path o:extrusionok="f" gradientshapeok="t" o:connecttype="rect"/>
+            <o:lock v:ext="edit" aspectratio="t"/>
+          </v:shapetype>
+          <v:shape id="_x0000_i1025" type="#_x0000_t75" style="width:76.5pt;height:48pt" o:ole="">
+            <v:imagedata r:id="rId18" o:title=""/>
+          </v:shape>
+          <o:OLEObject Type="Embed" ProgID="Excel.Sheet.12" ShapeID="_x0000_i1025" DrawAspect="Icon" ObjectID="_1569664321" r:id="rId19"/>
+        </w:object>
+      </w:r>
+    </w:p>
     <w:p/>
     <w:tbl>
       <w:tblPr>
@@ -5512,7 +3392,6 @@
         <w:rPr>
           <w:rFonts w:hint="eastAsia"/>
         </w:rPr>
-        <w:lastRenderedPageBreak/>
         <w:t>验收</w:t>
       </w:r>
       <w:r>
@@ -6955,6 +4834,12 @@
             <w:pPr>
               <w:ind w:left="0"/>
             </w:pPr>
+            <w:r>
+              <w:rPr>
+                <w:rFonts w:hint="eastAsia"/>
+              </w:rPr>
+              <w:t>016</w:t>
+            </w:r>
           </w:p>
         </w:tc>
         <w:tc>
@@ -6966,6 +4851,30 @@
             <w:pPr>
               <w:ind w:left="0"/>
             </w:pPr>
+            <w:r>
+              <w:rPr>
+                <w:rFonts w:hint="eastAsia"/>
+              </w:rPr>
+              <w:t>启动</w:t>
+            </w:r>
+            <w:r>
+              <w:rPr>
+                <w:rFonts w:hint="eastAsia"/>
+              </w:rPr>
+              <w:t>coord</w:t>
+            </w:r>
+            <w:r>
+              <w:rPr>
+                <w:rFonts w:hint="eastAsia"/>
+              </w:rPr>
+              <w:t>时无</w:t>
+            </w:r>
+            <w:r>
+              <w:rPr>
+                <w:rFonts w:hint="eastAsia"/>
+              </w:rPr>
+              <w:t>catalog</w:t>
+            </w:r>
           </w:p>
         </w:tc>
         <w:tc>
@@ -6976,6 +4885,79 @@
             <w:pPr>
               <w:ind w:left="0"/>
             </w:pPr>
+            <w:r>
+              <w:rPr>
+                <w:rFonts w:hint="eastAsia"/>
+              </w:rPr>
+              <w:t>1</w:t>
+            </w:r>
+            <w:r>
+              <w:rPr>
+                <w:rFonts w:hint="eastAsia"/>
+              </w:rPr>
+              <w:t>、</w:t>
+            </w:r>
+            <w:r>
+              <w:t>C</w:t>
+            </w:r>
+            <w:r>
+              <w:rPr>
+                <w:rFonts w:hint="eastAsia"/>
+              </w:rPr>
+              <w:t>atalog</w:t>
+            </w:r>
+            <w:r>
+              <w:rPr>
+                <w:rFonts w:hint="eastAsia"/>
+              </w:rPr>
+              <w:t>未启动</w:t>
+            </w:r>
+          </w:p>
+          <w:p>
+            <w:pPr>
+              <w:ind w:left="0"/>
+            </w:pPr>
+            <w:r>
+              <w:rPr>
+                <w:rFonts w:hint="eastAsia"/>
+              </w:rPr>
+              <w:t>2</w:t>
+            </w:r>
+            <w:r>
+              <w:rPr>
+                <w:rFonts w:hint="eastAsia"/>
+              </w:rPr>
+              <w:t>、启动</w:t>
+            </w:r>
+            <w:r>
+              <w:rPr>
+                <w:rFonts w:hint="eastAsia"/>
+              </w:rPr>
+              <w:t>coord</w:t>
+            </w:r>
+          </w:p>
+          <w:p>
+            <w:pPr>
+              <w:ind w:left="0"/>
+            </w:pPr>
+            <w:r>
+              <w:rPr>
+                <w:rFonts w:hint="eastAsia"/>
+              </w:rPr>
+              <w:t>3</w:t>
+            </w:r>
+            <w:r>
+              <w:rPr>
+                <w:rFonts w:hint="eastAsia"/>
+              </w:rPr>
+              <w:t>、启动</w:t>
+            </w:r>
+            <w:r>
+              <w:rPr>
+                <w:rFonts w:hint="eastAsia"/>
+              </w:rPr>
+              <w:t>catalog</w:t>
+            </w:r>
           </w:p>
         </w:tc>
         <w:tc>
@@ -6986,6 +4968,660 @@
             <w:pPr>
               <w:ind w:left="0"/>
             </w:pPr>
+            <w:r>
+              <w:rPr>
+                <w:rFonts w:hint="eastAsia"/>
+              </w:rPr>
+              <w:t>coord</w:t>
+            </w:r>
+            <w:r>
+              <w:rPr>
+                <w:rFonts w:hint="eastAsia"/>
+              </w:rPr>
+              <w:t>注册成功</w:t>
+            </w:r>
+          </w:p>
+        </w:tc>
+      </w:tr>
+      <w:tr>
+        <w:tc>
+          <w:tcPr>
+            <w:tcW w:w="602" w:type="dxa"/>
+          </w:tcPr>
+          <w:p>
+            <w:pPr>
+              <w:ind w:left="0"/>
+            </w:pPr>
+            <w:r>
+              <w:rPr>
+                <w:rFonts w:hint="eastAsia"/>
+              </w:rPr>
+              <w:t>017</w:t>
+            </w:r>
+          </w:p>
+        </w:tc>
+        <w:tc>
+          <w:tcPr>
+            <w:tcW w:w="1417" w:type="dxa"/>
+            <w:gridSpan w:val="2"/>
+          </w:tcPr>
+          <w:p>
+            <w:pPr>
+              <w:ind w:left="0"/>
+            </w:pPr>
+            <w:r>
+              <w:rPr>
+                <w:rFonts w:hint="eastAsia"/>
+              </w:rPr>
+              <w:t>启动</w:t>
+            </w:r>
+            <w:r>
+              <w:rPr>
+                <w:rFonts w:hint="eastAsia"/>
+              </w:rPr>
+              <w:t>coord</w:t>
+            </w:r>
+            <w:r>
+              <w:rPr>
+                <w:rFonts w:hint="eastAsia"/>
+              </w:rPr>
+              <w:t>时</w:t>
+            </w:r>
+            <w:r>
+              <w:rPr>
+                <w:rFonts w:hint="eastAsia"/>
+              </w:rPr>
+              <w:t>catalog</w:t>
+            </w:r>
+            <w:r>
+              <w:rPr>
+                <w:rFonts w:hint="eastAsia"/>
+              </w:rPr>
+              <w:t>无主</w:t>
+            </w:r>
+          </w:p>
+        </w:tc>
+        <w:tc>
+          <w:tcPr>
+            <w:tcW w:w="4395" w:type="dxa"/>
+          </w:tcPr>
+          <w:p>
+            <w:pPr>
+              <w:ind w:left="0"/>
+            </w:pPr>
+            <w:r>
+              <w:rPr>
+                <w:rFonts w:hint="eastAsia"/>
+              </w:rPr>
+              <w:t>1</w:t>
+            </w:r>
+            <w:r>
+              <w:rPr>
+                <w:rFonts w:hint="eastAsia"/>
+              </w:rPr>
+              <w:t>、</w:t>
+            </w:r>
+            <w:r>
+              <w:rPr>
+                <w:rFonts w:hint="eastAsia"/>
+              </w:rPr>
+              <w:t>catalog</w:t>
+            </w:r>
+            <w:r>
+              <w:rPr>
+                <w:rFonts w:hint="eastAsia"/>
+              </w:rPr>
+              <w:t>无主</w:t>
+            </w:r>
+          </w:p>
+          <w:p>
+            <w:pPr>
+              <w:ind w:left="0"/>
+            </w:pPr>
+            <w:r>
+              <w:rPr>
+                <w:rFonts w:hint="eastAsia"/>
+              </w:rPr>
+              <w:t>2</w:t>
+            </w:r>
+            <w:r>
+              <w:rPr>
+                <w:rFonts w:hint="eastAsia"/>
+              </w:rPr>
+              <w:t>、启动</w:t>
+            </w:r>
+            <w:r>
+              <w:rPr>
+                <w:rFonts w:hint="eastAsia"/>
+              </w:rPr>
+              <w:t>coord</w:t>
+            </w:r>
+          </w:p>
+          <w:p>
+            <w:pPr>
+              <w:ind w:left="0"/>
+            </w:pPr>
+            <w:r>
+              <w:rPr>
+                <w:rFonts w:hint="eastAsia"/>
+              </w:rPr>
+              <w:lastRenderedPageBreak/>
+              <w:t>3</w:t>
+            </w:r>
+            <w:r>
+              <w:rPr>
+                <w:rFonts w:hint="eastAsia"/>
+              </w:rPr>
+              <w:t>、</w:t>
+            </w:r>
+            <w:r>
+              <w:rPr>
+                <w:rFonts w:hint="eastAsia"/>
+              </w:rPr>
+              <w:t>catalog</w:t>
+            </w:r>
+            <w:r>
+              <w:rPr>
+                <w:rFonts w:hint="eastAsia"/>
+              </w:rPr>
+              <w:t>选出主了</w:t>
+            </w:r>
+          </w:p>
+        </w:tc>
+        <w:tc>
+          <w:tcPr>
+            <w:tcW w:w="1751" w:type="dxa"/>
+          </w:tcPr>
+          <w:p>
+            <w:pPr>
+              <w:ind w:left="0"/>
+            </w:pPr>
+            <w:r>
+              <w:lastRenderedPageBreak/>
+              <w:t>C</w:t>
+            </w:r>
+            <w:r>
+              <w:rPr>
+                <w:rFonts w:hint="eastAsia"/>
+              </w:rPr>
+              <w:t>oord</w:t>
+            </w:r>
+            <w:r>
+              <w:rPr>
+                <w:rFonts w:hint="eastAsia"/>
+              </w:rPr>
+              <w:t>注册成功</w:t>
+            </w:r>
+          </w:p>
+        </w:tc>
+      </w:tr>
+      <w:tr>
+        <w:tc>
+          <w:tcPr>
+            <w:tcW w:w="602" w:type="dxa"/>
+          </w:tcPr>
+          <w:p>
+            <w:pPr>
+              <w:ind w:left="0"/>
+            </w:pPr>
+            <w:r>
+              <w:rPr>
+                <w:rFonts w:hint="eastAsia"/>
+              </w:rPr>
+              <w:lastRenderedPageBreak/>
+              <w:t>018</w:t>
+            </w:r>
+          </w:p>
+        </w:tc>
+        <w:tc>
+          <w:tcPr>
+            <w:tcW w:w="1417" w:type="dxa"/>
+            <w:gridSpan w:val="2"/>
+          </w:tcPr>
+          <w:p>
+            <w:pPr>
+              <w:ind w:left="0"/>
+            </w:pPr>
+            <w:r>
+              <w:rPr>
+                <w:rFonts w:hint="eastAsia"/>
+              </w:rPr>
+              <w:t>启动不属于</w:t>
+            </w:r>
+            <w:r>
+              <w:rPr>
+                <w:rFonts w:hint="eastAsia"/>
+              </w:rPr>
+              <w:t>coord</w:t>
+            </w:r>
+            <w:r>
+              <w:rPr>
+                <w:rFonts w:hint="eastAsia"/>
+              </w:rPr>
+              <w:t>组的</w:t>
+            </w:r>
+            <w:r>
+              <w:rPr>
+                <w:rFonts w:hint="eastAsia"/>
+              </w:rPr>
+              <w:t>coord</w:t>
+            </w:r>
+          </w:p>
+        </w:tc>
+        <w:tc>
+          <w:tcPr>
+            <w:tcW w:w="4395" w:type="dxa"/>
+          </w:tcPr>
+          <w:p>
+            <w:pPr>
+              <w:ind w:left="0"/>
+            </w:pPr>
+            <w:r>
+              <w:rPr>
+                <w:rFonts w:hint="eastAsia"/>
+              </w:rPr>
+              <w:t>1</w:t>
+            </w:r>
+            <w:r>
+              <w:rPr>
+                <w:rFonts w:hint="eastAsia"/>
+              </w:rPr>
+              <w:t>、创建</w:t>
+            </w:r>
+            <w:r>
+              <w:rPr>
+                <w:rFonts w:hint="eastAsia"/>
+              </w:rPr>
+              <w:t>coord</w:t>
+            </w:r>
+            <w:r>
+              <w:rPr>
+                <w:rFonts w:hint="eastAsia"/>
+              </w:rPr>
+              <w:t>节点路径</w:t>
+            </w:r>
+            <w:r>
+              <w:rPr>
+                <w:rFonts w:hint="eastAsia"/>
+              </w:rPr>
+              <w:t>conf/local/51000</w:t>
+            </w:r>
+          </w:p>
+          <w:p>
+            <w:pPr>
+              <w:ind w:left="0"/>
+            </w:pPr>
+            <w:r>
+              <w:rPr>
+                <w:rFonts w:hint="eastAsia"/>
+              </w:rPr>
+              <w:t>2</w:t>
+            </w:r>
+            <w:r>
+              <w:rPr>
+                <w:rFonts w:hint="eastAsia"/>
+              </w:rPr>
+              <w:t>、拷贝配置文件</w:t>
+            </w:r>
+            <w:r>
+              <w:rPr>
+                <w:rFonts w:hint="eastAsia"/>
+              </w:rPr>
+              <w:t>conf/local/51000/sdb.conf</w:t>
+            </w:r>
+          </w:p>
+          <w:p>
+            <w:pPr>
+              <w:ind w:left="0"/>
+            </w:pPr>
+            <w:r>
+              <w:rPr>
+                <w:rFonts w:hint="eastAsia"/>
+              </w:rPr>
+              <w:t>3</w:t>
+            </w:r>
+            <w:r>
+              <w:rPr>
+                <w:rFonts w:hint="eastAsia"/>
+              </w:rPr>
+              <w:t>、</w:t>
+            </w:r>
+            <w:r>
+              <w:rPr>
+                <w:rFonts w:hint="eastAsia"/>
+              </w:rPr>
+              <w:t>sdbstart</w:t>
+            </w:r>
+            <w:r>
+              <w:rPr>
+                <w:rFonts w:hint="eastAsia"/>
+              </w:rPr>
+              <w:t>启动该</w:t>
+            </w:r>
+            <w:r>
+              <w:rPr>
+                <w:rFonts w:hint="eastAsia"/>
+              </w:rPr>
+              <w:t>coord</w:t>
+            </w:r>
+          </w:p>
+        </w:tc>
+        <w:tc>
+          <w:tcPr>
+            <w:tcW w:w="1751" w:type="dxa"/>
+          </w:tcPr>
+          <w:p>
+            <w:pPr>
+              <w:ind w:left="0"/>
+            </w:pPr>
+            <w:r>
+              <w:rPr>
+                <w:rFonts w:hint="eastAsia"/>
+              </w:rPr>
+              <w:t>启动成功，不会一直找</w:t>
+            </w:r>
+            <w:r>
+              <w:rPr>
+                <w:rFonts w:hint="eastAsia"/>
+              </w:rPr>
+              <w:t>catalog</w:t>
+            </w:r>
+            <w:r>
+              <w:rPr>
+                <w:rFonts w:hint="eastAsia"/>
+              </w:rPr>
+              <w:t>注册</w:t>
+            </w:r>
+          </w:p>
+        </w:tc>
+      </w:tr>
+      <w:tr>
+        <w:tc>
+          <w:tcPr>
+            <w:tcW w:w="602" w:type="dxa"/>
+          </w:tcPr>
+          <w:p>
+            <w:pPr>
+              <w:ind w:left="0"/>
+            </w:pPr>
+            <w:r>
+              <w:rPr>
+                <w:rFonts w:hint="eastAsia"/>
+              </w:rPr>
+              <w:t>019</w:t>
+            </w:r>
+          </w:p>
+        </w:tc>
+        <w:tc>
+          <w:tcPr>
+            <w:tcW w:w="1417" w:type="dxa"/>
+            <w:gridSpan w:val="2"/>
+          </w:tcPr>
+          <w:p>
+            <w:pPr>
+              <w:ind w:left="0"/>
+            </w:pPr>
+            <w:r>
+              <w:t>C</w:t>
+            </w:r>
+            <w:r>
+              <w:rPr>
+                <w:rFonts w:hint="eastAsia"/>
+              </w:rPr>
+              <w:t>atalog</w:t>
+            </w:r>
+            <w:r>
+              <w:rPr>
+                <w:rFonts w:hint="eastAsia"/>
+              </w:rPr>
+              <w:t>新旧主节点不同</w:t>
+            </w:r>
+          </w:p>
+        </w:tc>
+        <w:tc>
+          <w:tcPr>
+            <w:tcW w:w="4395" w:type="dxa"/>
+          </w:tcPr>
+          <w:p>
+            <w:pPr>
+              <w:ind w:left="0"/>
+            </w:pPr>
+            <w:r>
+              <w:rPr>
+                <w:rFonts w:hint="eastAsia"/>
+              </w:rPr>
+              <w:t>1</w:t>
+            </w:r>
+            <w:r>
+              <w:rPr>
+                <w:rFonts w:hint="eastAsia"/>
+              </w:rPr>
+              <w:t>、</w:t>
+            </w:r>
+            <w:r>
+              <w:rPr>
+                <w:rFonts w:hint="eastAsia"/>
+              </w:rPr>
+              <w:t>catalog</w:t>
+            </w:r>
+            <w:r>
+              <w:rPr>
+                <w:rFonts w:hint="eastAsia"/>
+              </w:rPr>
+              <w:t>主节点为节点</w:t>
+            </w:r>
+            <w:r>
+              <w:rPr>
+                <w:rFonts w:hint="eastAsia"/>
+              </w:rPr>
+              <w:t>A</w:t>
+            </w:r>
+          </w:p>
+          <w:p>
+            <w:pPr>
+              <w:ind w:left="0"/>
+            </w:pPr>
+            <w:r>
+              <w:rPr>
+                <w:rFonts w:hint="eastAsia"/>
+              </w:rPr>
+              <w:t>2</w:t>
+            </w:r>
+            <w:r>
+              <w:rPr>
+                <w:rFonts w:hint="eastAsia"/>
+              </w:rPr>
+              <w:t>、重启集群，</w:t>
+            </w:r>
+            <w:r>
+              <w:rPr>
+                <w:rFonts w:hint="eastAsia"/>
+              </w:rPr>
+              <w:t>catalog</w:t>
+            </w:r>
+            <w:r>
+              <w:rPr>
+                <w:rFonts w:hint="eastAsia"/>
+              </w:rPr>
+              <w:t>主节点为节点</w:t>
+            </w:r>
+            <w:r>
+              <w:rPr>
+                <w:rFonts w:hint="eastAsia"/>
+              </w:rPr>
+              <w:t>B</w:t>
+            </w:r>
+          </w:p>
+          <w:p>
+            <w:pPr>
+              <w:ind w:left="0"/>
+            </w:pPr>
+            <w:r>
+              <w:rPr>
+                <w:rFonts w:hint="eastAsia"/>
+              </w:rPr>
+              <w:t>3</w:t>
+            </w:r>
+            <w:r>
+              <w:rPr>
+                <w:rFonts w:hint="eastAsia"/>
+              </w:rPr>
+              <w:t>、</w:t>
+            </w:r>
+            <w:r>
+              <w:rPr>
+                <w:rFonts w:hint="eastAsia"/>
+              </w:rPr>
+              <w:t>sdblist</w:t>
+            </w:r>
+            <w:r>
+              <w:rPr>
+                <w:rFonts w:hint="eastAsia"/>
+              </w:rPr>
+              <w:t>查看</w:t>
+            </w:r>
+            <w:r>
+              <w:rPr>
+                <w:rFonts w:hint="eastAsia"/>
+              </w:rPr>
+              <w:t>coord</w:t>
+            </w:r>
+            <w:r>
+              <w:rPr>
+                <w:rFonts w:hint="eastAsia"/>
+              </w:rPr>
+              <w:t>是否注册成功</w:t>
+            </w:r>
+          </w:p>
+        </w:tc>
+        <w:tc>
+          <w:tcPr>
+            <w:tcW w:w="1751" w:type="dxa"/>
+          </w:tcPr>
+          <w:p>
+            <w:pPr>
+              <w:ind w:left="0"/>
+            </w:pPr>
+            <w:r>
+              <w:t>S</w:t>
+            </w:r>
+            <w:r>
+              <w:rPr>
+                <w:rFonts w:hint="eastAsia"/>
+              </w:rPr>
+              <w:t>dblist coord</w:t>
+            </w:r>
+            <w:r>
+              <w:rPr>
+                <w:rFonts w:hint="eastAsia"/>
+              </w:rPr>
+              <w:t>有</w:t>
+            </w:r>
+            <w:r>
+              <w:rPr>
+                <w:rFonts w:hint="eastAsia"/>
+              </w:rPr>
+              <w:t>nodeID</w:t>
+            </w:r>
+            <w:r>
+              <w:rPr>
+                <w:rFonts w:hint="eastAsia"/>
+              </w:rPr>
+              <w:t>信息，注册成功</w:t>
+            </w:r>
+          </w:p>
+        </w:tc>
+      </w:tr>
+      <w:tr>
+        <w:tc>
+          <w:tcPr>
+            <w:tcW w:w="602" w:type="dxa"/>
+          </w:tcPr>
+          <w:p>
+            <w:pPr>
+              <w:ind w:left="0"/>
+            </w:pPr>
+            <w:r>
+              <w:rPr>
+                <w:rFonts w:hint="eastAsia"/>
+              </w:rPr>
+              <w:t>020</w:t>
+            </w:r>
+          </w:p>
+        </w:tc>
+        <w:tc>
+          <w:tcPr>
+            <w:tcW w:w="1417" w:type="dxa"/>
+            <w:gridSpan w:val="2"/>
+          </w:tcPr>
+          <w:p>
+            <w:pPr>
+              <w:ind w:left="0"/>
+            </w:pPr>
+            <w:r>
+              <w:rPr>
+                <w:rFonts w:hint="eastAsia"/>
+              </w:rPr>
+              <w:t>所有节点注册</w:t>
+            </w:r>
+            <w:r>
+              <w:t xml:space="preserve"> </w:t>
+            </w:r>
+          </w:p>
+        </w:tc>
+        <w:tc>
+          <w:tcPr>
+            <w:tcW w:w="4395" w:type="dxa"/>
+          </w:tcPr>
+          <w:p>
+            <w:pPr>
+              <w:ind w:left="0"/>
+            </w:pPr>
+            <w:r>
+              <w:rPr>
+                <w:rFonts w:hint="eastAsia"/>
+              </w:rPr>
+              <w:t>1</w:t>
+            </w:r>
+            <w:r>
+              <w:rPr>
+                <w:rFonts w:hint="eastAsia"/>
+              </w:rPr>
+              <w:t>、重启集群</w:t>
+            </w:r>
+          </w:p>
+          <w:p>
+            <w:pPr>
+              <w:ind w:left="0"/>
+            </w:pPr>
+            <w:r>
+              <w:rPr>
+                <w:rFonts w:hint="eastAsia"/>
+              </w:rPr>
+              <w:t>2</w:t>
+            </w:r>
+            <w:r>
+              <w:rPr>
+                <w:rFonts w:hint="eastAsia"/>
+              </w:rPr>
+              <w:t>、查看所有节点是否都注册成功</w:t>
+            </w:r>
+          </w:p>
+        </w:tc>
+        <w:tc>
+          <w:tcPr>
+            <w:tcW w:w="1751" w:type="dxa"/>
+          </w:tcPr>
+          <w:p>
+            <w:pPr>
+              <w:ind w:left="0"/>
+            </w:pPr>
+            <w:r>
+              <w:rPr>
+                <w:rFonts w:hint="eastAsia"/>
+              </w:rPr>
+              <w:t>注册成功</w:t>
+            </w:r>
           </w:p>
         </w:tc>
       </w:tr>
@@ -7057,7 +5693,6 @@
               <w:rPr>
                 <w:rFonts w:hint="eastAsia"/>
               </w:rPr>
-              <w:lastRenderedPageBreak/>
               <w:t>（</w:t>
             </w:r>
             <w:r>
@@ -7087,7 +5722,6 @@
               <w:rPr>
                 <w:rFonts w:hint="eastAsia"/>
               </w:rPr>
-              <w:lastRenderedPageBreak/>
               <w:t>备注</w:t>
             </w:r>
           </w:p>
@@ -7106,7 +5740,6 @@
               <w:rPr>
                 <w:rFonts w:hint="eastAsia"/>
               </w:rPr>
-              <w:lastRenderedPageBreak/>
               <w:t>代码是否全部提交</w:t>
             </w:r>
             <w:r>
@@ -7867,6 +6500,119 @@
     </w:lvl>
   </w:abstractNum>
   <w:abstractNum w:abstractNumId="4">
+    <w:nsid w:val="538A2CCE"/>
+    <w:multiLevelType w:val="hybridMultilevel"/>
+    <w:tmpl w:val="3DD2279E"/>
+    <w:lvl w:ilvl="0" w:tplc="0409000B">
+      <w:start w:val="1"/>
+      <w:numFmt w:val="bullet"/>
+      <w:lvlText w:val=""/>
+      <w:lvlJc w:val="left"/>
+      <w:pPr>
+        <w:ind w:left="777" w:hanging="420"/>
+      </w:pPr>
+      <w:rPr>
+        <w:rFonts w:ascii="Wingdings" w:hAnsi="Wingdings" w:hint="default"/>
+      </w:rPr>
+    </w:lvl>
+    <w:lvl w:ilvl="1" w:tplc="04090003" w:tentative="1">
+      <w:start w:val="1"/>
+      <w:numFmt w:val="bullet"/>
+      <w:lvlText w:val=""/>
+      <w:lvlJc w:val="left"/>
+      <w:pPr>
+        <w:ind w:left="1197" w:hanging="420"/>
+      </w:pPr>
+      <w:rPr>
+        <w:rFonts w:ascii="Wingdings" w:hAnsi="Wingdings" w:hint="default"/>
+      </w:rPr>
+    </w:lvl>
+    <w:lvl w:ilvl="2" w:tplc="04090005" w:tentative="1">
+      <w:start w:val="1"/>
+      <w:numFmt w:val="bullet"/>
+      <w:lvlText w:val=""/>
+      <w:lvlJc w:val="left"/>
+      <w:pPr>
+        <w:ind w:left="1617" w:hanging="420"/>
+      </w:pPr>
+      <w:rPr>
+        <w:rFonts w:ascii="Wingdings" w:hAnsi="Wingdings" w:hint="default"/>
+      </w:rPr>
+    </w:lvl>
+    <w:lvl w:ilvl="3" w:tplc="04090001" w:tentative="1">
+      <w:start w:val="1"/>
+      <w:numFmt w:val="bullet"/>
+      <w:lvlText w:val=""/>
+      <w:lvlJc w:val="left"/>
+      <w:pPr>
+        <w:ind w:left="2037" w:hanging="420"/>
+      </w:pPr>
+      <w:rPr>
+        <w:rFonts w:ascii="Wingdings" w:hAnsi="Wingdings" w:hint="default"/>
+      </w:rPr>
+    </w:lvl>
+    <w:lvl w:ilvl="4" w:tplc="04090003" w:tentative="1">
+      <w:start w:val="1"/>
+      <w:numFmt w:val="bullet"/>
+      <w:lvlText w:val=""/>
+      <w:lvlJc w:val="left"/>
+      <w:pPr>
+        <w:ind w:left="2457" w:hanging="420"/>
+      </w:pPr>
+      <w:rPr>
+        <w:rFonts w:ascii="Wingdings" w:hAnsi="Wingdings" w:hint="default"/>
+      </w:rPr>
+    </w:lvl>
+    <w:lvl w:ilvl="5" w:tplc="04090005" w:tentative="1">
+      <w:start w:val="1"/>
+      <w:numFmt w:val="bullet"/>
+      <w:lvlText w:val=""/>
+      <w:lvlJc w:val="left"/>
+      <w:pPr>
+        <w:ind w:left="2877" w:hanging="420"/>
+      </w:pPr>
+      <w:rPr>
+        <w:rFonts w:ascii="Wingdings" w:hAnsi="Wingdings" w:hint="default"/>
+      </w:rPr>
+    </w:lvl>
+    <w:lvl w:ilvl="6" w:tplc="04090001" w:tentative="1">
+      <w:start w:val="1"/>
+      <w:numFmt w:val="bullet"/>
+      <w:lvlText w:val=""/>
+      <w:lvlJc w:val="left"/>
+      <w:pPr>
+        <w:ind w:left="3297" w:hanging="420"/>
+      </w:pPr>
+      <w:rPr>
+        <w:rFonts w:ascii="Wingdings" w:hAnsi="Wingdings" w:hint="default"/>
+      </w:rPr>
+    </w:lvl>
+    <w:lvl w:ilvl="7" w:tplc="04090003" w:tentative="1">
+      <w:start w:val="1"/>
+      <w:numFmt w:val="bullet"/>
+      <w:lvlText w:val=""/>
+      <w:lvlJc w:val="left"/>
+      <w:pPr>
+        <w:ind w:left="3717" w:hanging="420"/>
+      </w:pPr>
+      <w:rPr>
+        <w:rFonts w:ascii="Wingdings" w:hAnsi="Wingdings" w:hint="default"/>
+      </w:rPr>
+    </w:lvl>
+    <w:lvl w:ilvl="8" w:tplc="04090005" w:tentative="1">
+      <w:start w:val="1"/>
+      <w:numFmt w:val="bullet"/>
+      <w:lvlText w:val=""/>
+      <w:lvlJc w:val="left"/>
+      <w:pPr>
+        <w:ind w:left="4137" w:hanging="420"/>
+      </w:pPr>
+      <w:rPr>
+        <w:rFonts w:ascii="Wingdings" w:hAnsi="Wingdings" w:hint="default"/>
+      </w:rPr>
+    </w:lvl>
+  </w:abstractNum>
+  <w:abstractNum w:abstractNumId="5">
     <w:nsid w:val="573728AE"/>
     <w:multiLevelType w:val="hybridMultilevel"/>
     <w:tmpl w:val="C368EB42"/>
@@ -7952,7 +6698,7 @@
       </w:pPr>
     </w:lvl>
   </w:abstractNum>
-  <w:abstractNum w:abstractNumId="5">
+  <w:abstractNum w:abstractNumId="6">
     <w:nsid w:val="589E00D2"/>
     <w:multiLevelType w:val="hybridMultilevel"/>
     <w:tmpl w:val="712282AA"/>
@@ -8039,7 +6785,93 @@
       </w:pPr>
     </w:lvl>
   </w:abstractNum>
-  <w:abstractNum w:abstractNumId="6">
+  <w:abstractNum w:abstractNumId="7">
+    <w:nsid w:val="66441016"/>
+    <w:multiLevelType w:val="hybridMultilevel"/>
+    <w:tmpl w:val="A3B6292E"/>
+    <w:lvl w:ilvl="0" w:tplc="0409000F">
+      <w:start w:val="1"/>
+      <w:numFmt w:val="decimal"/>
+      <w:lvlText w:val="%1."/>
+      <w:lvlJc w:val="left"/>
+      <w:pPr>
+        <w:ind w:left="777" w:hanging="420"/>
+      </w:pPr>
+    </w:lvl>
+    <w:lvl w:ilvl="1" w:tplc="04090019" w:tentative="1">
+      <w:start w:val="1"/>
+      <w:numFmt w:val="lowerLetter"/>
+      <w:lvlText w:val="%2)"/>
+      <w:lvlJc w:val="left"/>
+      <w:pPr>
+        <w:ind w:left="1197" w:hanging="420"/>
+      </w:pPr>
+    </w:lvl>
+    <w:lvl w:ilvl="2" w:tplc="0409001B" w:tentative="1">
+      <w:start w:val="1"/>
+      <w:numFmt w:val="lowerRoman"/>
+      <w:lvlText w:val="%3."/>
+      <w:lvlJc w:val="right"/>
+      <w:pPr>
+        <w:ind w:left="1617" w:hanging="420"/>
+      </w:pPr>
+    </w:lvl>
+    <w:lvl w:ilvl="3" w:tplc="0409000F" w:tentative="1">
+      <w:start w:val="1"/>
+      <w:numFmt w:val="decimal"/>
+      <w:lvlText w:val="%4."/>
+      <w:lvlJc w:val="left"/>
+      <w:pPr>
+        <w:ind w:left="2037" w:hanging="420"/>
+      </w:pPr>
+    </w:lvl>
+    <w:lvl w:ilvl="4" w:tplc="04090019" w:tentative="1">
+      <w:start w:val="1"/>
+      <w:numFmt w:val="lowerLetter"/>
+      <w:lvlText w:val="%5)"/>
+      <w:lvlJc w:val="left"/>
+      <w:pPr>
+        <w:ind w:left="2457" w:hanging="420"/>
+      </w:pPr>
+    </w:lvl>
+    <w:lvl w:ilvl="5" w:tplc="0409001B" w:tentative="1">
+      <w:start w:val="1"/>
+      <w:numFmt w:val="lowerRoman"/>
+      <w:lvlText w:val="%6."/>
+      <w:lvlJc w:val="right"/>
+      <w:pPr>
+        <w:ind w:left="2877" w:hanging="420"/>
+      </w:pPr>
+    </w:lvl>
+    <w:lvl w:ilvl="6" w:tplc="0409000F" w:tentative="1">
+      <w:start w:val="1"/>
+      <w:numFmt w:val="decimal"/>
+      <w:lvlText w:val="%7."/>
+      <w:lvlJc w:val="left"/>
+      <w:pPr>
+        <w:ind w:left="3297" w:hanging="420"/>
+      </w:pPr>
+    </w:lvl>
+    <w:lvl w:ilvl="7" w:tplc="04090019" w:tentative="1">
+      <w:start w:val="1"/>
+      <w:numFmt w:val="lowerLetter"/>
+      <w:lvlText w:val="%8)"/>
+      <w:lvlJc w:val="left"/>
+      <w:pPr>
+        <w:ind w:left="3717" w:hanging="420"/>
+      </w:pPr>
+    </w:lvl>
+    <w:lvl w:ilvl="8" w:tplc="0409001B" w:tentative="1">
+      <w:start w:val="1"/>
+      <w:numFmt w:val="lowerRoman"/>
+      <w:lvlText w:val="%9."/>
+      <w:lvlJc w:val="right"/>
+      <w:pPr>
+        <w:ind w:left="4137" w:hanging="420"/>
+      </w:pPr>
+    </w:lvl>
+  </w:abstractNum>
+  <w:abstractNum w:abstractNumId="8">
     <w:nsid w:val="6C317103"/>
     <w:multiLevelType w:val="hybridMultilevel"/>
     <w:tmpl w:val="BC3263D6"/>
@@ -8128,7 +6960,7 @@
       </w:pPr>
     </w:lvl>
   </w:abstractNum>
-  <w:abstractNum w:abstractNumId="7">
+  <w:abstractNum w:abstractNumId="9">
     <w:nsid w:val="737A55FA"/>
     <w:multiLevelType w:val="hybridMultilevel"/>
     <w:tmpl w:val="1C16BFC0"/>
@@ -8218,7 +7050,7 @@
     <w:abstractNumId w:val="1"/>
   </w:num>
   <w:num w:numId="2">
-    <w:abstractNumId w:val="5"/>
+    <w:abstractNumId w:val="6"/>
   </w:num>
   <w:num w:numId="3">
     <w:abstractNumId w:val="2"/>
@@ -8233,27 +7065,33 @@
     <w:abstractNumId w:val="0"/>
   </w:num>
   <w:num w:numId="7">
-    <w:abstractNumId w:val="5"/>
+    <w:abstractNumId w:val="6"/>
   </w:num>
   <w:num w:numId="8">
-    <w:abstractNumId w:val="6"/>
+    <w:abstractNumId w:val="8"/>
   </w:num>
   <w:num w:numId="9">
-    <w:abstractNumId w:val="5"/>
+    <w:abstractNumId w:val="6"/>
   </w:num>
   <w:num w:numId="10">
     <w:abstractNumId w:val="3"/>
   </w:num>
   <w:num w:numId="11">
-    <w:abstractNumId w:val="5"/>
+    <w:abstractNumId w:val="6"/>
     <w:lvlOverride w:ilvl="0">
       <w:startOverride w:val="1"/>
     </w:lvlOverride>
   </w:num>
   <w:num w:numId="12">
+    <w:abstractNumId w:val="9"/>
+  </w:num>
+  <w:num w:numId="13">
+    <w:abstractNumId w:val="5"/>
+  </w:num>
+  <w:num w:numId="14">
     <w:abstractNumId w:val="7"/>
   </w:num>
-  <w:num w:numId="13">
+  <w:num w:numId="15">
     <w:abstractNumId w:val="4"/>
   </w:num>
 </w:numbering>
@@ -9142,7 +7980,7 @@
 </file>
 
 <file path=customXml/itemProps1.xml><?xml version="1.0" encoding="utf-8"?>
-<ds:datastoreItem xmlns:ds="http://schemas.openxmlformats.org/officeDocument/2006/customXml" ds:itemID="{80578D48-D5D7-4B88-B218-F8D60AEB976E}">
+<ds:datastoreItem xmlns:ds="http://schemas.openxmlformats.org/officeDocument/2006/customXml" ds:itemID="{8E713678-75C5-4A5A-9DD0-14375F88625A}">
   <ds:schemaRefs>
     <ds:schemaRef ds:uri="http://schemas.openxmlformats.org/officeDocument/2006/bibliography"/>
   </ds:schemaRefs>

--- a/internal_doc/03.开发设计/Story_实现集群对Coord节点的管理.docx
+++ b/internal_doc/03.开发设计/Story_实现集群对Coord节点的管理.docx
@@ -419,13 +419,27 @@
         <w:rPr>
           <w:rFonts w:hint="eastAsia"/>
         </w:rPr>
-        <w:t>协调节点在与数据节点、编目节点的通信中携带自身的节点</w:t>
+        <w:t>协调节点在与数据节点、编目节点的通信中携带自身的</w:t>
+      </w:r>
+      <w:commentRangeStart w:id="0"/>
+      <w:r>
+        <w:rPr>
+          <w:rFonts w:hint="eastAsia"/>
+        </w:rPr>
+        <w:t>节点</w:t>
       </w:r>
       <w:r>
         <w:rPr>
           <w:rFonts w:hint="eastAsia"/>
         </w:rPr>
         <w:t>ID</w:t>
+      </w:r>
+      <w:commentRangeEnd w:id="0"/>
+      <w:r>
+        <w:rPr>
+          <w:rStyle w:val="CommentReference"/>
+        </w:rPr>
+        <w:commentReference w:id="0"/>
       </w:r>
     </w:p>
     <w:p>
@@ -859,7 +873,7 @@
                     </pic:cNvPicPr>
                   </pic:nvPicPr>
                   <pic:blipFill>
-                    <a:blip r:embed="rId8"/>
+                    <a:blip r:embed="rId9"/>
                     <a:srcRect/>
                     <a:stretch>
                       <a:fillRect/>
@@ -910,7 +924,7 @@
                     <pic:cNvPicPr/>
                   </pic:nvPicPr>
                   <pic:blipFill>
-                    <a:blip r:embed="rId9"/>
+                    <a:blip r:embed="rId10"/>
                     <a:stretch>
                       <a:fillRect/>
                     </a:stretch>
@@ -1061,7 +1075,7 @@
                     </pic:cNvPicPr>
                   </pic:nvPicPr>
                   <pic:blipFill>
-                    <a:blip r:embed="rId10"/>
+                    <a:blip r:embed="rId11"/>
                     <a:srcRect/>
                     <a:stretch>
                       <a:fillRect/>
@@ -1141,7 +1155,7 @@
                     </pic:cNvPicPr>
                   </pic:nvPicPr>
                   <pic:blipFill>
-                    <a:blip r:embed="rId11"/>
+                    <a:blip r:embed="rId12"/>
                     <a:srcRect/>
                     <a:stretch>
                       <a:fillRect/>
@@ -1359,7 +1373,7 @@
                     <pic:cNvPicPr/>
                   </pic:nvPicPr>
                   <pic:blipFill>
-                    <a:blip r:embed="rId12"/>
+                    <a:blip r:embed="rId13"/>
                     <a:stretch>
                       <a:fillRect/>
                     </a:stretch>
@@ -1434,19 +1448,7 @@
         <w:rPr>
           <w:rFonts w:hint="eastAsia"/>
         </w:rPr>
-        <w:t>节点。（目前流程只处理</w:t>
-      </w:r>
-      <w:r>
-        <w:rPr>
-          <w:rFonts w:hint="eastAsia"/>
-        </w:rPr>
-        <w:t>data</w:t>
-      </w:r>
-      <w:r>
-        <w:rPr>
-          <w:rFonts w:hint="eastAsia"/>
-        </w:rPr>
-        <w:t>节点）</w:t>
+        <w:t>节点。</w:t>
       </w:r>
     </w:p>
     <w:p/>
@@ -1909,7 +1911,7 @@
                     </pic:cNvPicPr>
                   </pic:nvPicPr>
                   <pic:blipFill>
-                    <a:blip r:embed="rId13"/>
+                    <a:blip r:embed="rId14"/>
                     <a:srcRect/>
                     <a:stretch>
                       <a:fillRect/>
@@ -1992,7 +1994,13 @@
     </w:p>
     <w:p>
       <w:r>
-        <w:t>MSG_BS_QUERY_REQ</w:t>
+        <w:t>MSG_BS_</w:t>
+      </w:r>
+      <w:r>
+        <w:t>QUERY</w:t>
+      </w:r>
+      <w:r>
+        <w:t>_REQ</w:t>
       </w:r>
       <w:r>
         <w:br/>
@@ -2019,7 +2027,18 @@
     </w:p>
     <w:p>
       <w:r>
-        <w:t>MSG_BS_INTERRUPTE</w:t>
+        <w:t>MSG_BS_</w:t>
+      </w:r>
+      <w:commentRangeStart w:id="1"/>
+      <w:r>
+        <w:t>INTERRUPTE</w:t>
+      </w:r>
+      <w:commentRangeEnd w:id="1"/>
+      <w:r>
+        <w:rPr>
+          <w:rStyle w:val="CommentReference"/>
+        </w:rPr>
+        <w:commentReference w:id="1"/>
       </w:r>
     </w:p>
     <w:p>
@@ -2213,7 +2232,7 @@
                     <pic:cNvPicPr/>
                   </pic:nvPicPr>
                   <pic:blipFill>
-                    <a:blip r:embed="rId14"/>
+                    <a:blip r:embed="rId15"/>
                     <a:stretch>
                       <a:fillRect/>
                     </a:stretch>
@@ -2257,7 +2276,7 @@
                     <pic:cNvPicPr/>
                   </pic:nvPicPr>
                   <pic:blipFill>
-                    <a:blip r:embed="rId15"/>
+                    <a:blip r:embed="rId16"/>
                     <a:stretch>
                       <a:fillRect/>
                     </a:stretch>
@@ -2300,7 +2319,7 @@
                     <pic:cNvPicPr/>
                   </pic:nvPicPr>
                   <pic:blipFill>
-                    <a:blip r:embed="rId16"/>
+                    <a:blip r:embed="rId17"/>
                     <a:stretch>
                       <a:fillRect/>
                     </a:stretch>
@@ -2344,7 +2363,7 @@
                     <pic:cNvPicPr/>
                   </pic:nvPicPr>
                   <pic:blipFill>
-                    <a:blip r:embed="rId17"/>
+                    <a:blip r:embed="rId18"/>
                     <a:stretch>
                       <a:fillRect/>
                     </a:stretch>
@@ -2526,9 +2545,9 @@
             <o:lock v:ext="edit" aspectratio="t"/>
           </v:shapetype>
           <v:shape id="_x0000_i1025" type="#_x0000_t75" style="width:76.5pt;height:48pt" o:ole="">
-            <v:imagedata r:id="rId18" o:title=""/>
+            <v:imagedata r:id="rId19" o:title=""/>
           </v:shape>
-          <o:OLEObject Type="Embed" ProgID="Excel.Sheet.12" ShapeID="_x0000_i1025" DrawAspect="Icon" ObjectID="_1569664321" r:id="rId19"/>
+          <o:OLEObject Type="Embed" ProgID="Excel.Sheet.12" ShapeID="_x0000_i1025" DrawAspect="Icon" ObjectID="_1570883790" r:id="rId20"/>
         </w:object>
       </w:r>
     </w:p>
@@ -6103,6 +6122,43 @@
     </w:sectPr>
   </w:body>
 </w:document>
+</file>
+
+<file path=word/comments.xml><?xml version="1.0" encoding="utf-8"?>
+<w:comments xmlns:ve="http://schemas.openxmlformats.org/markup-compatibility/2006" xmlns:o="urn:schemas-microsoft-com:office:office" xmlns:r="http://schemas.openxmlformats.org/officeDocument/2006/relationships" xmlns:m="http://schemas.openxmlformats.org/officeDocument/2006/math" xmlns:v="urn:schemas-microsoft-com:vml" xmlns:wp="http://schemas.openxmlformats.org/drawingml/2006/wordprocessingDrawing" xmlns:w10="urn:schemas-microsoft-com:office:word" xmlns:w="http://schemas.openxmlformats.org/wordprocessingml/2006/main" xmlns:wne="http://schemas.microsoft.com/office/word/2006/wordml">
+  <w:comment w:id="0" w:author="yuting" w:date="2017-10-24T15:36:00Z" w:initials="y">
+    <w:p>
+      <w:pPr>
+        <w:pStyle w:val="CommentText"/>
+      </w:pPr>
+      <w:r>
+        <w:rPr>
+          <w:rStyle w:val="CommentReference"/>
+        </w:rPr>
+        <w:annotationRef/>
+      </w:r>
+      <w:r>
+        <w:rPr>
+          <w:rFonts w:hint="eastAsia"/>
+        </w:rPr>
+        <w:t>以前也可以跟数据节点通讯</w:t>
+      </w:r>
+    </w:p>
+  </w:comment>
+  <w:comment w:id="1" w:author="yuting" w:date="2017-10-24T16:03:00Z" w:initials="y">
+    <w:p>
+      <w:pPr>
+        <w:pStyle w:val="CommentText"/>
+      </w:pPr>
+      <w:r>
+        <w:rPr>
+          <w:rStyle w:val="CommentReference"/>
+        </w:rPr>
+        <w:annotationRef/>
+      </w:r>
+    </w:p>
+  </w:comment>
+</w:comments>
 </file>
 
 <file path=word/endnotes.xml><?xml version="1.0" encoding="utf-8"?>
@@ -7980,7 +8036,7 @@
 </file>
 
 <file path=customXml/itemProps1.xml><?xml version="1.0" encoding="utf-8"?>
-<ds:datastoreItem xmlns:ds="http://schemas.openxmlformats.org/officeDocument/2006/customXml" ds:itemID="{8E713678-75C5-4A5A-9DD0-14375F88625A}">
+<ds:datastoreItem xmlns:ds="http://schemas.openxmlformats.org/officeDocument/2006/customXml" ds:itemID="{C7CC8865-648A-426D-8903-F309C65CE0B8}">
   <ds:schemaRefs>
     <ds:schemaRef ds:uri="http://schemas.openxmlformats.org/officeDocument/2006/bibliography"/>
   </ds:schemaRefs>

--- a/internal_doc/03.开发设计/Story_实现集群对Coord节点的管理.docx
+++ b/internal_doc/03.开发设计/Story_实现集群对Coord节点的管理.docx
@@ -2544,10 +2544,10 @@
             <v:path o:extrusionok="f" gradientshapeok="t" o:connecttype="rect"/>
             <o:lock v:ext="edit" aspectratio="t"/>
           </v:shapetype>
-          <v:shape id="_x0000_i1025" type="#_x0000_t75" style="width:76.5pt;height:48pt" o:ole="">
+          <v:shape id="_x0000_i1025" type="#_x0000_t75" style="width:76.3pt;height:48.35pt" o:ole="">
             <v:imagedata r:id="rId19" o:title=""/>
           </v:shape>
-          <o:OLEObject Type="Embed" ProgID="Excel.Sheet.12" ShapeID="_x0000_i1025" DrawAspect="Icon" ObjectID="_1570883790" r:id="rId20"/>
+          <o:OLEObject Type="Embed" ProgID="Excel.Sheet.12" ShapeID="_x0000_i1025" DrawAspect="Icon" ObjectID="_1574168216" r:id="rId20"/>
         </w:object>
       </w:r>
     </w:p>
